--- a/case_studies/Case_study1.docx
+++ b/case_studies/Case_study1.docx
@@ -6,14 +6,26 @@
       <w:pPr>
         <w:jc w:val="center"/>
         <w:rPr>
-          <w:u w:val="single"/>
-        </w:rPr>
-      </w:pPr>
-      <w:r>
-        <w:rPr>
-          <w:u w:val="single"/>
-        </w:rPr>
-        <w:t>Lorentz Center workshop - Case study I</w:t>
+          <w:sz w:val="28"/>
+          <w:szCs w:val="28"/>
+          <w:u w:val="single"/>
+        </w:rPr>
+      </w:pPr>
+      <w:r>
+        <w:rPr>
+          <w:sz w:val="28"/>
+          <w:szCs w:val="28"/>
+          <w:u w:val="single"/>
+        </w:rPr>
+        <w:t>Case study I</w:t>
+      </w:r>
+      <w:r>
+        <w:rPr>
+          <w:sz w:val="28"/>
+          <w:szCs w:val="28"/>
+          <w:u w:val="single"/>
+        </w:rPr>
+        <w:t>: Reconstruction of infection dynamics during a pandemic using imperfect surveillance and serological survey data</w:t>
       </w:r>
     </w:p>
     <w:p>
@@ -30,6 +42,362 @@
           <w:u w:val="single"/>
         </w:rPr>
       </w:pPr>
+    </w:p>
+    <w:p>
+      <w:pPr>
+        <w:rPr>
+          <w:u w:val="single"/>
+        </w:rPr>
+      </w:pPr>
+      <w:r>
+        <w:rPr>
+          <w:u w:val="single"/>
+        </w:rPr>
+        <w:t xml:space="preserve">Background: </w:t>
+      </w:r>
+    </w:p>
+    <w:p>
+      <w:pPr>
+        <w:pStyle w:val="isselectedend"/>
+        <w:jc w:val="both"/>
+        <w:rPr>
+          <w:rFonts w:asciiTheme="minorHAnsi" w:eastAsiaTheme="minorHAnsi" w:hAnsiTheme="minorHAnsi" w:cstheme="minorBidi"/>
+          <w:kern w:val="2"/>
+          <w14:ligatures w14:val="standardContextual"/>
+        </w:rPr>
+      </w:pPr>
+      <w:r>
+        <w:rPr>
+          <w:rFonts w:asciiTheme="minorHAnsi" w:eastAsiaTheme="minorHAnsi" w:hAnsiTheme="minorHAnsi" w:cstheme="minorBidi"/>
+          <w:kern w:val="2"/>
+          <w14:ligatures w14:val="standardContextual"/>
+        </w:rPr>
+        <w:t xml:space="preserve">During an emerging infectious disease </w:t>
+      </w:r>
+      <w:r>
+        <w:rPr>
+          <w:rFonts w:asciiTheme="minorHAnsi" w:eastAsiaTheme="minorHAnsi" w:hAnsiTheme="minorHAnsi" w:cstheme="minorBidi"/>
+          <w:kern w:val="2"/>
+          <w14:ligatures w14:val="standardContextual"/>
+        </w:rPr>
+        <w:t>outbreak</w:t>
+      </w:r>
+      <w:r>
+        <w:rPr>
+          <w:rFonts w:asciiTheme="minorHAnsi" w:eastAsiaTheme="minorHAnsi" w:hAnsiTheme="minorHAnsi" w:cstheme="minorBidi"/>
+          <w:kern w:val="2"/>
+          <w14:ligatures w14:val="standardContextual"/>
+        </w:rPr>
+        <w:t>, public health authorities often rely on multiple sources of information to monitor disease spread and evaluate</w:t>
+      </w:r>
+      <w:r>
+        <w:rPr>
+          <w:rFonts w:asciiTheme="minorHAnsi" w:eastAsiaTheme="minorHAnsi" w:hAnsiTheme="minorHAnsi" w:cstheme="minorBidi"/>
+          <w:kern w:val="2"/>
+          <w14:ligatures w14:val="standardContextual"/>
+        </w:rPr>
+        <w:t xml:space="preserve"> the successfulness of</w:t>
+      </w:r>
+      <w:r>
+        <w:rPr>
+          <w:rFonts w:asciiTheme="minorHAnsi" w:eastAsiaTheme="minorHAnsi" w:hAnsiTheme="minorHAnsi" w:cstheme="minorBidi"/>
+          <w:kern w:val="2"/>
+          <w14:ligatures w14:val="standardContextual"/>
+        </w:rPr>
+        <w:t xml:space="preserve"> intervention strategies. Reported case counts provide information on </w:t>
+      </w:r>
+      <w:r>
+        <w:rPr>
+          <w:rFonts w:asciiTheme="minorHAnsi" w:eastAsiaTheme="minorHAnsi" w:hAnsiTheme="minorHAnsi" w:cstheme="minorBidi"/>
+          <w:kern w:val="2"/>
+          <w14:ligatures w14:val="standardContextual"/>
+        </w:rPr>
+        <w:t xml:space="preserve">the number of </w:t>
+      </w:r>
+      <w:r>
+        <w:rPr>
+          <w:rFonts w:asciiTheme="minorHAnsi" w:eastAsiaTheme="minorHAnsi" w:hAnsiTheme="minorHAnsi" w:cstheme="minorBidi"/>
+          <w:kern w:val="2"/>
+          <w14:ligatures w14:val="standardContextual"/>
+        </w:rPr>
+        <w:t>detected infections, while serological surveys</w:t>
+      </w:r>
+      <w:r>
+        <w:rPr>
+          <w:rFonts w:asciiTheme="minorHAnsi" w:eastAsiaTheme="minorHAnsi" w:hAnsiTheme="minorHAnsi" w:cstheme="minorBidi"/>
+          <w:kern w:val="2"/>
+          <w14:ligatures w14:val="standardContextual"/>
+        </w:rPr>
+        <w:t xml:space="preserve"> on the other hand are useful to provide information on the</w:t>
+      </w:r>
+      <w:r>
+        <w:rPr>
+          <w:rFonts w:asciiTheme="minorHAnsi" w:eastAsiaTheme="minorHAnsi" w:hAnsiTheme="minorHAnsi" w:cstheme="minorBidi"/>
+          <w:kern w:val="2"/>
+          <w14:ligatures w14:val="standardContextual"/>
+        </w:rPr>
+        <w:t xml:space="preserve"> cumulative proportion of the population that has </w:t>
+      </w:r>
+      <w:r>
+        <w:rPr>
+          <w:rFonts w:asciiTheme="minorHAnsi" w:eastAsiaTheme="minorHAnsi" w:hAnsiTheme="minorHAnsi" w:cstheme="minorBidi"/>
+          <w:kern w:val="2"/>
+          <w14:ligatures w14:val="standardContextual"/>
+        </w:rPr>
+        <w:t>detectable antibodies related to infection in the past</w:t>
+      </w:r>
+      <w:r>
+        <w:rPr>
+          <w:rFonts w:asciiTheme="minorHAnsi" w:eastAsiaTheme="minorHAnsi" w:hAnsiTheme="minorHAnsi" w:cstheme="minorBidi"/>
+          <w:kern w:val="2"/>
+          <w14:ligatures w14:val="standardContextual"/>
+        </w:rPr>
+        <w:t>,</w:t>
+      </w:r>
+      <w:r>
+        <w:rPr>
+          <w:rFonts w:asciiTheme="minorHAnsi" w:eastAsiaTheme="minorHAnsi" w:hAnsiTheme="minorHAnsi" w:cstheme="minorBidi"/>
+          <w:kern w:val="2"/>
+          <w14:ligatures w14:val="standardContextual"/>
+        </w:rPr>
+        <w:t xml:space="preserve"> thereby</w:t>
+      </w:r>
+      <w:r>
+        <w:rPr>
+          <w:rFonts w:asciiTheme="minorHAnsi" w:eastAsiaTheme="minorHAnsi" w:hAnsiTheme="minorHAnsi" w:cstheme="minorBidi"/>
+          <w:kern w:val="2"/>
+          <w14:ligatures w14:val="standardContextual"/>
+        </w:rPr>
+        <w:t xml:space="preserve"> including undetected cases</w:t>
+      </w:r>
+      <w:r>
+        <w:rPr>
+          <w:rFonts w:asciiTheme="minorHAnsi" w:eastAsiaTheme="minorHAnsi" w:hAnsiTheme="minorHAnsi" w:cstheme="minorBidi"/>
+          <w:kern w:val="2"/>
+          <w14:ligatures w14:val="standardContextual"/>
+        </w:rPr>
+        <w:t xml:space="preserve"> in the incidence data</w:t>
+      </w:r>
+      <w:r>
+        <w:rPr>
+          <w:rFonts w:asciiTheme="minorHAnsi" w:eastAsiaTheme="minorHAnsi" w:hAnsiTheme="minorHAnsi" w:cstheme="minorBidi"/>
+          <w:kern w:val="2"/>
+          <w14:ligatures w14:val="standardContextual"/>
+        </w:rPr>
+        <w:t>.</w:t>
+      </w:r>
+    </w:p>
+    <w:p>
+      <w:pPr>
+        <w:pStyle w:val="isselectedend"/>
+        <w:jc w:val="both"/>
+        <w:rPr>
+          <w:rFonts w:asciiTheme="minorHAnsi" w:eastAsiaTheme="minorHAnsi" w:hAnsiTheme="minorHAnsi" w:cstheme="minorBidi"/>
+          <w:kern w:val="2"/>
+          <w14:ligatures w14:val="standardContextual"/>
+        </w:rPr>
+      </w:pPr>
+      <w:r>
+        <w:rPr>
+          <w:rFonts w:asciiTheme="minorHAnsi" w:eastAsiaTheme="minorHAnsi" w:hAnsiTheme="minorHAnsi" w:cstheme="minorBidi"/>
+          <w:kern w:val="2"/>
+          <w14:ligatures w14:val="standardContextual"/>
+        </w:rPr>
+        <w:t>In this case study, participants will analy</w:t>
+      </w:r>
+      <w:r>
+        <w:rPr>
+          <w:rFonts w:asciiTheme="minorHAnsi" w:eastAsiaTheme="minorHAnsi" w:hAnsiTheme="minorHAnsi" w:cstheme="minorBidi"/>
+          <w:kern w:val="2"/>
+          <w14:ligatures w14:val="standardContextual"/>
+        </w:rPr>
+        <w:t>z</w:t>
+      </w:r>
+      <w:r>
+        <w:rPr>
+          <w:rFonts w:asciiTheme="minorHAnsi" w:eastAsiaTheme="minorHAnsi" w:hAnsiTheme="minorHAnsi" w:cstheme="minorBidi"/>
+          <w:kern w:val="2"/>
+          <w14:ligatures w14:val="standardContextual"/>
+        </w:rPr>
+        <w:t xml:space="preserve">e simulated </w:t>
+      </w:r>
+      <w:r>
+        <w:rPr>
+          <w:rFonts w:asciiTheme="minorHAnsi" w:eastAsiaTheme="minorHAnsi" w:hAnsiTheme="minorHAnsi" w:cstheme="minorBidi"/>
+          <w:kern w:val="2"/>
+          <w14:ligatures w14:val="standardContextual"/>
+        </w:rPr>
+        <w:t xml:space="preserve">outbreak </w:t>
+      </w:r>
+      <w:r>
+        <w:rPr>
+          <w:rFonts w:asciiTheme="minorHAnsi" w:eastAsiaTheme="minorHAnsi" w:hAnsiTheme="minorHAnsi" w:cstheme="minorBidi"/>
+          <w:kern w:val="2"/>
+          <w14:ligatures w14:val="standardContextual"/>
+        </w:rPr>
+        <w:t xml:space="preserve">data from a pandemic occurring in a closed </w:t>
+      </w:r>
+      <w:r>
+        <w:rPr>
+          <w:rFonts w:asciiTheme="minorHAnsi" w:eastAsiaTheme="minorHAnsi" w:hAnsiTheme="minorHAnsi" w:cstheme="minorBidi"/>
+          <w:kern w:val="2"/>
+          <w14:ligatures w14:val="standardContextual"/>
+        </w:rPr>
+        <w:t xml:space="preserve">structured </w:t>
+      </w:r>
+      <w:r>
+        <w:rPr>
+          <w:rFonts w:asciiTheme="minorHAnsi" w:eastAsiaTheme="minorHAnsi" w:hAnsiTheme="minorHAnsi" w:cstheme="minorBidi"/>
+          <w:kern w:val="2"/>
+          <w14:ligatures w14:val="standardContextual"/>
+        </w:rPr>
+        <w:t xml:space="preserve">population. The simulation model incorporates infection transmission, vaccination, disease progression, and mortality. </w:t>
+      </w:r>
+      <w:r>
+        <w:rPr>
+          <w:rFonts w:asciiTheme="minorHAnsi" w:eastAsiaTheme="minorHAnsi" w:hAnsiTheme="minorHAnsi" w:cstheme="minorBidi"/>
+          <w:kern w:val="2"/>
+          <w14:ligatures w14:val="standardContextual"/>
+        </w:rPr>
+        <w:t>Next to the available demographic data, t</w:t>
+      </w:r>
+      <w:r>
+        <w:rPr>
+          <w:rFonts w:asciiTheme="minorHAnsi" w:eastAsiaTheme="minorHAnsi" w:hAnsiTheme="minorHAnsi" w:cstheme="minorBidi"/>
+          <w:kern w:val="2"/>
+          <w14:ligatures w14:val="standardContextual"/>
+        </w:rPr>
+        <w:t xml:space="preserve">hree </w:t>
+      </w:r>
+      <w:r>
+        <w:rPr>
+          <w:rFonts w:asciiTheme="minorHAnsi" w:eastAsiaTheme="minorHAnsi" w:hAnsiTheme="minorHAnsi" w:cstheme="minorBidi"/>
+          <w:kern w:val="2"/>
+          <w14:ligatures w14:val="standardContextual"/>
+        </w:rPr>
+        <w:t>datasets</w:t>
+      </w:r>
+      <w:r>
+        <w:rPr>
+          <w:rFonts w:asciiTheme="minorHAnsi" w:eastAsiaTheme="minorHAnsi" w:hAnsiTheme="minorHAnsi" w:cstheme="minorBidi"/>
+          <w:kern w:val="2"/>
+          <w14:ligatures w14:val="standardContextual"/>
+        </w:rPr>
+        <w:t xml:space="preserve"> are available </w:t>
+      </w:r>
+      <w:r>
+        <w:rPr>
+          <w:rFonts w:asciiTheme="minorHAnsi" w:eastAsiaTheme="minorHAnsi" w:hAnsiTheme="minorHAnsi" w:cstheme="minorBidi"/>
+          <w:kern w:val="2"/>
+          <w14:ligatures w14:val="standardContextual"/>
+        </w:rPr>
+        <w:t>representing</w:t>
+      </w:r>
+      <w:r>
+        <w:rPr>
+          <w:rFonts w:asciiTheme="minorHAnsi" w:eastAsiaTheme="minorHAnsi" w:hAnsiTheme="minorHAnsi" w:cstheme="minorBidi"/>
+          <w:kern w:val="2"/>
+          <w14:ligatures w14:val="standardContextual"/>
+        </w:rPr>
+        <w:t xml:space="preserve"> different sources of information that may be collected during a real-world </w:t>
+      </w:r>
+      <w:r>
+        <w:rPr>
+          <w:rFonts w:asciiTheme="minorHAnsi" w:eastAsiaTheme="minorHAnsi" w:hAnsiTheme="minorHAnsi" w:cstheme="minorBidi"/>
+          <w:kern w:val="2"/>
+          <w14:ligatures w14:val="standardContextual"/>
+        </w:rPr>
+        <w:t xml:space="preserve">disease </w:t>
+      </w:r>
+      <w:r>
+        <w:rPr>
+          <w:rFonts w:asciiTheme="minorHAnsi" w:eastAsiaTheme="minorHAnsi" w:hAnsiTheme="minorHAnsi" w:cstheme="minorBidi"/>
+          <w:kern w:val="2"/>
+          <w14:ligatures w14:val="standardContextual"/>
+        </w:rPr>
+        <w:t>outbreak.</w:t>
+      </w:r>
+    </w:p>
+    <w:p>
+      <w:pPr>
+        <w:pStyle w:val="NormalWeb"/>
+        <w:jc w:val="both"/>
+        <w:rPr>
+          <w:rFonts w:asciiTheme="minorHAnsi" w:eastAsiaTheme="minorHAnsi" w:hAnsiTheme="minorHAnsi" w:cstheme="minorBidi"/>
+          <w:kern w:val="2"/>
+          <w14:ligatures w14:val="standardContextual"/>
+        </w:rPr>
+      </w:pPr>
+      <w:r>
+        <w:rPr>
+          <w:rFonts w:asciiTheme="minorHAnsi" w:eastAsiaTheme="minorHAnsi" w:hAnsiTheme="minorHAnsi" w:cstheme="minorBidi"/>
+          <w:kern w:val="2"/>
+          <w14:ligatures w14:val="standardContextual"/>
+        </w:rPr>
+        <w:t>One of the</w:t>
+      </w:r>
+      <w:r>
+        <w:rPr>
+          <w:rFonts w:asciiTheme="minorHAnsi" w:eastAsiaTheme="minorHAnsi" w:hAnsiTheme="minorHAnsi" w:cstheme="minorBidi"/>
+          <w:kern w:val="2"/>
+          <w14:ligatures w14:val="standardContextual"/>
+        </w:rPr>
+        <w:t xml:space="preserve"> goal</w:t>
+      </w:r>
+      <w:r>
+        <w:rPr>
+          <w:rFonts w:asciiTheme="minorHAnsi" w:eastAsiaTheme="minorHAnsi" w:hAnsiTheme="minorHAnsi" w:cstheme="minorBidi"/>
+          <w:kern w:val="2"/>
+          <w14:ligatures w14:val="standardContextual"/>
+        </w:rPr>
+        <w:t>s</w:t>
+      </w:r>
+      <w:r>
+        <w:rPr>
+          <w:rFonts w:asciiTheme="minorHAnsi" w:eastAsiaTheme="minorHAnsi" w:hAnsiTheme="minorHAnsi" w:cstheme="minorBidi"/>
+          <w:kern w:val="2"/>
+          <w14:ligatures w14:val="standardContextual"/>
+        </w:rPr>
+        <w:t xml:space="preserve"> is to estimate key epidemiological quantities and assess the extent to which infection dynamics can be reconstructed from </w:t>
+      </w:r>
+      <w:r>
+        <w:rPr>
+          <w:rFonts w:asciiTheme="minorHAnsi" w:eastAsiaTheme="minorHAnsi" w:hAnsiTheme="minorHAnsi" w:cstheme="minorBidi"/>
+          <w:kern w:val="2"/>
+          <w14:ligatures w14:val="standardContextual"/>
+        </w:rPr>
+        <w:t xml:space="preserve">(imperfect) </w:t>
+      </w:r>
+      <w:r>
+        <w:rPr>
+          <w:rFonts w:asciiTheme="minorHAnsi" w:eastAsiaTheme="minorHAnsi" w:hAnsiTheme="minorHAnsi" w:cstheme="minorBidi"/>
+          <w:kern w:val="2"/>
+          <w14:ligatures w14:val="standardContextual"/>
+        </w:rPr>
+        <w:t>surveillance and serological data</w:t>
+      </w:r>
+      <w:r>
+        <w:rPr>
+          <w:rFonts w:asciiTheme="minorHAnsi" w:eastAsiaTheme="minorHAnsi" w:hAnsiTheme="minorHAnsi" w:cstheme="minorBidi"/>
+          <w:kern w:val="2"/>
+          <w14:ligatures w14:val="standardContextual"/>
+        </w:rPr>
+        <w:t>.</w:t>
+      </w:r>
+    </w:p>
+    <w:p>
+      <w:pPr>
+        <w:rPr>
+          <w:u w:val="single"/>
+        </w:rPr>
+      </w:pPr>
+    </w:p>
+    <w:p>
+      <w:pPr>
+        <w:rPr>
+          <w:u w:val="single"/>
+        </w:rPr>
+      </w:pPr>
       <w:r>
         <w:rPr>
           <w:u w:val="single"/>
@@ -37,255 +405,200 @@
         <w:t>Model description:</w:t>
       </w:r>
     </w:p>
+    <w:p>
+      <w:pPr>
+        <w:jc w:val="both"/>
+      </w:pPr>
+    </w:p>
+    <w:p>
+      <w:pPr>
+        <w:jc w:val="both"/>
+      </w:pPr>
+      <w:r>
+        <w:t>The s</w:t>
+      </w:r>
+      <w:r>
+        <w:t>imulated data</w:t>
+      </w:r>
+      <w:r>
+        <w:t xml:space="preserve"> described below</w:t>
+      </w:r>
+      <w:r>
+        <w:t xml:space="preserve"> is based on </w:t>
+      </w:r>
+      <w:r>
+        <w:t xml:space="preserve">the application of </w:t>
+      </w:r>
+      <w:r>
+        <w:t>an individual-based microsimulation model (HERMES) tailored to serve as a tool to generate infectious disease transmission data to be used for in-depth analysis during the Lorentz Center workshop.</w:t>
+      </w:r>
+      <w:r>
+        <w:t xml:space="preserve"> More specifically, HERMES implements an individual-based infectious disease transmission model in a structured population comprising households, schools, workplaces, and the general community. Before starting the simulation of transmission events, HERMES constructs a synthetic population of individuals for which the demographic data are available. </w:t>
+      </w:r>
+    </w:p>
+    <w:p>
+      <w:pPr>
+        <w:jc w:val="both"/>
+      </w:pPr>
+    </w:p>
+    <w:p>
+      <w:pPr>
+        <w:jc w:val="both"/>
+      </w:pPr>
+      <w:r>
+        <w:t xml:space="preserve">In HERMES, transmission is simulated explicitly for each infected individual on each day. This implies that every infectious individual can generate new infections in their household, the community, school, and/or workplace. Transmission is governed by setting-specific effective contact probabilities that translate into transmission probabilities. </w:t>
+      </w:r>
+      <w:r>
+        <w:t>The microsimulation model adopts an S(</w:t>
+      </w:r>
+      <w:proofErr w:type="spellStart"/>
+      <w:r>
+        <w:t>usceptible</w:t>
+      </w:r>
+      <w:proofErr w:type="spellEnd"/>
+      <w:r>
+        <w:t>)I(</w:t>
+      </w:r>
+      <w:proofErr w:type="spellStart"/>
+      <w:r>
+        <w:t>nfected</w:t>
+      </w:r>
+      <w:proofErr w:type="spellEnd"/>
+      <w:r>
+        <w:t>)R(</w:t>
+      </w:r>
+      <w:proofErr w:type="spellStart"/>
+      <w:r>
+        <w:t>ecovered</w:t>
+      </w:r>
+      <w:proofErr w:type="spellEnd"/>
+      <w:r>
+        <w:t>)V(</w:t>
+      </w:r>
+      <w:proofErr w:type="spellStart"/>
+      <w:r>
+        <w:t>accinated</w:t>
+      </w:r>
+      <w:proofErr w:type="spellEnd"/>
+      <w:r>
+        <w:t>)D(</w:t>
+      </w:r>
+      <w:proofErr w:type="spellStart"/>
+      <w:r>
+        <w:t>eath</w:t>
+      </w:r>
+      <w:proofErr w:type="spellEnd"/>
+      <w:r>
+        <w:t xml:space="preserve">)-structure with individuals navigating between the different health states. </w:t>
+      </w:r>
+    </w:p>
+    <w:p>
+      <w:pPr>
+        <w:jc w:val="both"/>
+      </w:pPr>
+      <w:r>
+        <w:t xml:space="preserve"> </w:t>
+      </w:r>
+    </w:p>
+    <w:p>
+      <w:pPr>
+        <w:rPr>
+          <w:u w:val="single"/>
+        </w:rPr>
+      </w:pPr>
+      <w:r>
+        <w:rPr>
+          <w:u w:val="single"/>
+        </w:rPr>
+        <w:br w:type="page"/>
+      </w:r>
+    </w:p>
+    <w:p>
+      <w:pPr>
+        <w:rPr>
+          <w:u w:val="single"/>
+        </w:rPr>
+      </w:pPr>
+      <w:r>
+        <w:rPr>
+          <w:u w:val="single"/>
+        </w:rPr>
+        <w:lastRenderedPageBreak/>
+        <w:t>Demographic</w:t>
+      </w:r>
+      <w:r>
+        <w:rPr>
+          <w:u w:val="single"/>
+        </w:rPr>
+        <w:t xml:space="preserve"> </w:t>
+      </w:r>
+      <w:r>
+        <w:rPr>
+          <w:u w:val="single"/>
+        </w:rPr>
+        <w:t>data</w:t>
+      </w:r>
+      <w:r>
+        <w:rPr>
+          <w:u w:val="single"/>
+        </w:rPr>
+        <w:t>set (</w:t>
+      </w:r>
+      <w:proofErr w:type="spellStart"/>
+      <w:r>
+        <w:rPr>
+          <w:u w:val="single"/>
+        </w:rPr>
+        <w:t>final_pop_data</w:t>
+      </w:r>
+      <w:proofErr w:type="spellEnd"/>
+      <w:r>
+        <w:rPr>
+          <w:u w:val="single"/>
+        </w:rPr>
+        <w:t>)</w:t>
+      </w:r>
+      <w:r>
+        <w:rPr>
+          <w:u w:val="single"/>
+        </w:rPr>
+        <w:t>:</w:t>
+      </w:r>
+    </w:p>
+    <w:p>
+      <w:pPr>
+        <w:rPr>
+          <w:u w:val="single"/>
+        </w:rPr>
+      </w:pPr>
+    </w:p>
+    <w:p>
+      <w:pPr>
+        <w:jc w:val="both"/>
+      </w:pPr>
+      <w:r>
+        <w:t>A synthetic population of N = 1,000,000 individuals is constructed for the purpose of this case study. Th</w:t>
+      </w:r>
+      <w:r>
+        <w:t>e demographic dataset contains individual-level information for all members of the synthetic population, with each row corresponding to a single individual. The following variables are recorded:</w:t>
+      </w:r>
+    </w:p>
     <w:p/>
-    <w:p>
-      <w:pPr>
-        <w:jc w:val="both"/>
-      </w:pPr>
-      <w:r>
-        <w:t xml:space="preserve">Simulated data is based on an individual-based microsimulation model (HERMES) tailored to serve as a tool to generate infectious disease transmission data to be used for in-depth analysis during the Lorentz Center workshop. </w:t>
-      </w:r>
-    </w:p>
-    <w:p>
-      <w:pPr>
-        <w:jc w:val="both"/>
-      </w:pPr>
-    </w:p>
-    <w:p>
-      <w:pPr>
-        <w:jc w:val="both"/>
-      </w:pPr>
-      <w:r>
-        <w:t xml:space="preserve">In HERMES, transmission is simulated explicitly for each infected individual on each day. This implies that every infectious individual can generate new infections in their household, the community, school, and/or workplace. Transmission is governed by setting-specific effective contact probabilities that translate into transmission probabilities.  </w:t>
-      </w:r>
-    </w:p>
-    <w:p>
-      <w:pPr>
-        <w:rPr>
-          <w:u w:val="single"/>
-        </w:rPr>
-      </w:pPr>
-    </w:p>
-    <w:p>
-      <w:pPr>
-        <w:rPr>
-          <w:u w:val="single"/>
-        </w:rPr>
-      </w:pPr>
-      <w:r>
-        <w:rPr>
-          <w:u w:val="single"/>
-        </w:rPr>
-        <w:t>Description of the data:</w:t>
-      </w:r>
-    </w:p>
-    <w:p>
-      <w:pPr>
-        <w:rPr>
-          <w:u w:val="single"/>
-        </w:rPr>
-      </w:pPr>
-    </w:p>
-    <w:p>
-      <w:pPr>
-        <w:jc w:val="both"/>
-      </w:pPr>
-      <w:r>
-        <w:t>Incidence of cases and deaths ar</w:t>
-      </w:r>
-      <w:r>
-        <w:t>e obtained from the microsimulation model over time. More specifically, the dataset used for statistical analysis includes the following covariates:</w:t>
-      </w:r>
-    </w:p>
-    <w:p/>
-    <w:p>
-      <w:proofErr w:type="spellStart"/>
-      <w:r>
-        <w:t>ind_id</w:t>
-      </w:r>
-      <w:proofErr w:type="spellEnd"/>
-      <w:r>
-        <w:t xml:space="preserve">: individual identification number </w:t>
-      </w:r>
-    </w:p>
-    <w:p>
-      <w:r>
-        <w:t>a</w:t>
-      </w:r>
-      <w:r>
-        <w:t>ge:</w:t>
-      </w:r>
-      <w:r>
-        <w:t xml:space="preserve"> age of the individual</w:t>
-      </w:r>
-    </w:p>
-    <w:p>
-      <w:r>
-        <w:t>g</w:t>
-      </w:r>
-      <w:r>
-        <w:t>ender:</w:t>
-      </w:r>
-      <w:r>
-        <w:t xml:space="preserve"> gender of the individual</w:t>
-      </w:r>
-    </w:p>
-    <w:p>
-      <w:commentRangeStart w:id="0"/>
-      <w:proofErr w:type="spellStart"/>
-      <w:r>
-        <w:t>hh_id</w:t>
-      </w:r>
-      <w:proofErr w:type="spellEnd"/>
-      <w:r>
-        <w:t>: household identification number</w:t>
-      </w:r>
-      <w:r>
-        <w:t xml:space="preserve"> </w:t>
-      </w:r>
-      <w:commentRangeEnd w:id="0"/>
-      <w:r>
-        <w:rPr>
-          <w:rStyle w:val="CommentReference"/>
-        </w:rPr>
-        <w:commentReference w:id="0"/>
-      </w:r>
-    </w:p>
-    <w:p>
-      <w:proofErr w:type="spellStart"/>
-      <w:r>
-        <w:t>time_of_infection</w:t>
-      </w:r>
-      <w:proofErr w:type="spellEnd"/>
-      <w:r>
-        <w:t xml:space="preserve">: </w:t>
-      </w:r>
-      <w:commentRangeStart w:id="1"/>
-      <w:r>
-        <w:t>reported time of infection</w:t>
-      </w:r>
-      <w:commentRangeEnd w:id="1"/>
-      <w:r>
-        <w:rPr>
-          <w:rStyle w:val="CommentReference"/>
-        </w:rPr>
-        <w:commentReference w:id="1"/>
-      </w:r>
-    </w:p>
-    <w:p/>
-    <w:p>
-      <w:commentRangeStart w:id="2"/>
-      <w:commentRangeStart w:id="3"/>
-      <w:proofErr w:type="spellStart"/>
-      <w:r>
-        <w:t>generation_interval</w:t>
-      </w:r>
-      <w:proofErr w:type="spellEnd"/>
-      <w:r>
-        <w:t xml:space="preserve">: time between infection of infector and </w:t>
-      </w:r>
-      <w:proofErr w:type="spellStart"/>
-      <w:r>
-        <w:t>infectee</w:t>
-      </w:r>
-      <w:commentRangeEnd w:id="2"/>
-      <w:proofErr w:type="spellEnd"/>
-      <w:r>
-        <w:rPr>
-          <w:rStyle w:val="CommentReference"/>
-        </w:rPr>
-        <w:commentReference w:id="2"/>
-      </w:r>
-      <w:commentRangeEnd w:id="3"/>
-      <w:r>
-        <w:rPr>
-          <w:rStyle w:val="CommentReference"/>
-        </w:rPr>
-        <w:commentReference w:id="3"/>
-      </w:r>
-    </w:p>
-    <w:p>
-      <w:pPr>
-        <w:rPr>
-          <w:u w:val="single"/>
-        </w:rPr>
-      </w:pPr>
-    </w:p>
-    <w:p>
-      <w:commentRangeStart w:id="4"/>
-      <w:proofErr w:type="spellStart"/>
-      <w:r>
-        <w:t>vacc_status</w:t>
-      </w:r>
-      <w:proofErr w:type="spellEnd"/>
-      <w:r>
-        <w:t>:</w:t>
-      </w:r>
-    </w:p>
-    <w:p>
-      <w:proofErr w:type="spellStart"/>
-      <w:r>
-        <w:t>time_vaccination</w:t>
-      </w:r>
-      <w:proofErr w:type="spellEnd"/>
-      <w:r>
-        <w:t>:</w:t>
-      </w:r>
-      <w:commentRangeEnd w:id="4"/>
-      <w:r>
-        <w:rPr>
-          <w:rStyle w:val="CommentReference"/>
-        </w:rPr>
-        <w:commentReference w:id="4"/>
-      </w:r>
-    </w:p>
-    <w:p>
-      <w:pPr>
-        <w:rPr>
-          <w:u w:val="single"/>
-        </w:rPr>
-      </w:pPr>
-    </w:p>
-    <w:p>
-      <w:pPr>
-        <w:rPr>
-          <w:u w:val="single"/>
-        </w:rPr>
-      </w:pPr>
-      <w:r>
-        <w:rPr>
-          <w:u w:val="single"/>
-        </w:rPr>
-        <w:t>Aims:</w:t>
-      </w:r>
-    </w:p>
-    <w:p>
-      <w:pPr>
-        <w:rPr>
-          <w:u w:val="single"/>
-        </w:rPr>
-      </w:pPr>
-    </w:p>
     <w:p>
       <w:pPr>
         <w:pStyle w:val="ListParagraph"/>
         <w:numPr>
           <w:ilvl w:val="0"/>
-          <w:numId w:val="1"/>
+          <w:numId w:val="2"/>
         </w:numPr>
-        <w:jc w:val="both"/>
-        <w:rPr>
-          <w:u w:val="single"/>
-        </w:rPr>
-      </w:pPr>
-      <w:r>
-        <w:t>Estimate key epidemiological parameters including the (basic) reproduction number</w:t>
-      </w:r>
-      <w:r>
-        <w:t>, recovery times,</w:t>
-      </w:r>
-      <w:r>
-        <w:t xml:space="preserve"> incubation period, …</w:t>
+      </w:pPr>
+      <w:proofErr w:type="spellStart"/>
+      <w:r>
+        <w:t>ind_id</w:t>
+      </w:r>
+      <w:proofErr w:type="spellEnd"/>
+      <w:r>
+        <w:t>: individual identification number</w:t>
       </w:r>
     </w:p>
     <w:p>
@@ -293,33 +606,14 @@
         <w:pStyle w:val="ListParagraph"/>
         <w:numPr>
           <w:ilvl w:val="0"/>
-          <w:numId w:val="1"/>
+          <w:numId w:val="2"/>
         </w:numPr>
-        <w:jc w:val="both"/>
-        <w:rPr>
-          <w:u w:val="single"/>
-        </w:rPr>
-      </w:pPr>
-      <w:r>
-        <w:t>Derive the generation time interval distribution and estimate the mean generation time interval</w:t>
-      </w:r>
-      <w:r>
-        <w:t xml:space="preserve"> based on </w:t>
-      </w:r>
-      <w:r>
-        <w:t xml:space="preserve">(simulated) </w:t>
-      </w:r>
-      <w:r>
-        <w:t>contact tracing data (i.e., a subset of (incomplete) connections between subsequent infections</w:t>
-      </w:r>
-      <w:r>
-        <w:t xml:space="preserve"> derived from the transmission history data</w:t>
-      </w:r>
-      <w:r>
-        <w:t>)</w:t>
-      </w:r>
-      <w:r>
-        <w:t xml:space="preserve"> – serial intervals (contact tracing data) (censored data)</w:t>
+      </w:pPr>
+      <w:r>
+        <w:t>age: age of the individual at the start of the outbreak</w:t>
+      </w:r>
+      <w:r>
+        <w:t xml:space="preserve"> (in years)</w:t>
       </w:r>
     </w:p>
     <w:p>
@@ -327,25 +621,14 @@
         <w:pStyle w:val="ListParagraph"/>
         <w:numPr>
           <w:ilvl w:val="0"/>
-          <w:numId w:val="1"/>
+          <w:numId w:val="2"/>
         </w:numPr>
-        <w:jc w:val="both"/>
-        <w:rPr>
-          <w:color w:val="FF0000"/>
-          <w:u w:val="single"/>
-        </w:rPr>
-      </w:pPr>
-      <w:r>
-        <w:rPr>
-          <w:color w:val="FF0000"/>
-        </w:rPr>
-        <w:t>Reporting delays (weekend-weekday effects, transmission intensity, …)</w:t>
-      </w:r>
-      <w:r>
-        <w:rPr>
-          <w:color w:val="FF0000"/>
-        </w:rPr>
-        <w:t xml:space="preserve"> – delay distributional parameters estimation</w:t>
+      </w:pPr>
+      <w:r>
+        <w:t>sex: sex of the individual</w:t>
+      </w:r>
+      <w:r>
+        <w:t xml:space="preserve"> (male/female)</w:t>
       </w:r>
     </w:p>
     <w:p>
@@ -353,53 +636,2058 @@
         <w:pStyle w:val="ListParagraph"/>
         <w:numPr>
           <w:ilvl w:val="0"/>
-          <w:numId w:val="1"/>
+          <w:numId w:val="2"/>
         </w:numPr>
-        <w:jc w:val="both"/>
-        <w:rPr>
-          <w:u w:val="single"/>
-        </w:rPr>
-      </w:pPr>
-      <w:r>
-        <w:t>Estimation of vaccine effectiveness based on data on breakthrough infection data</w:t>
-      </w:r>
-    </w:p>
-    <w:p>
-      <w:pPr>
-        <w:rPr>
-          <w:u w:val="single"/>
-        </w:rPr>
-      </w:pPr>
+      </w:pPr>
+      <w:proofErr w:type="spellStart"/>
+      <w:r>
+        <w:t>hh_id</w:t>
+      </w:r>
+      <w:proofErr w:type="spellEnd"/>
+      <w:r>
+        <w:t xml:space="preserve">: household identification number </w:t>
+      </w:r>
     </w:p>
     <w:p>
       <w:pPr>
         <w:pStyle w:val="ListParagraph"/>
-        <w:rPr>
-          <w:u w:val="single"/>
-        </w:rPr>
-      </w:pPr>
-    </w:p>
-    <w:p>
-      <w:pPr>
-        <w:rPr>
-          <w:u w:val="single"/>
-        </w:rPr>
-      </w:pPr>
-      <w:r>
-        <w:rPr>
-          <w:u w:val="single"/>
-        </w:rPr>
-        <w:t>Specific questions for participants:</w:t>
-      </w:r>
-    </w:p>
-    <w:p>
-      <w:pPr>
-        <w:rPr>
-          <w:u w:val="single"/>
-        </w:rPr>
-      </w:pPr>
-    </w:p>
-    <w:p/>
+        <w:numPr>
+          <w:ilvl w:val="0"/>
+          <w:numId w:val="2"/>
+        </w:numPr>
+      </w:pPr>
+      <w:proofErr w:type="spellStart"/>
+      <w:r>
+        <w:t>classroom_id</w:t>
+      </w:r>
+      <w:proofErr w:type="spellEnd"/>
+      <w:r>
+        <w:t>: classroom identification number (if relevant)</w:t>
+      </w:r>
+    </w:p>
+    <w:p>
+      <w:pPr>
+        <w:pStyle w:val="ListParagraph"/>
+        <w:numPr>
+          <w:ilvl w:val="0"/>
+          <w:numId w:val="2"/>
+        </w:numPr>
+      </w:pPr>
+      <w:proofErr w:type="spellStart"/>
+      <w:r>
+        <w:t>workplace_id</w:t>
+      </w:r>
+      <w:proofErr w:type="spellEnd"/>
+      <w:r>
+        <w:t>: workplace identification number (if relevant)</w:t>
+      </w:r>
+    </w:p>
+    <w:p>
+      <w:pPr>
+        <w:pStyle w:val="ListParagraph"/>
+        <w:numPr>
+          <w:ilvl w:val="0"/>
+          <w:numId w:val="2"/>
+        </w:numPr>
+      </w:pPr>
+      <w:proofErr w:type="spellStart"/>
+      <w:r>
+        <w:t>time_of_hospitalization</w:t>
+      </w:r>
+      <w:proofErr w:type="spellEnd"/>
+      <w:r>
+        <w:t>: time of hospitalization (if relevant)</w:t>
+      </w:r>
+    </w:p>
+    <w:p>
+      <w:pPr>
+        <w:pStyle w:val="ListParagraph"/>
+        <w:numPr>
+          <w:ilvl w:val="0"/>
+          <w:numId w:val="2"/>
+        </w:numPr>
+      </w:pPr>
+      <w:proofErr w:type="spellStart"/>
+      <w:r>
+        <w:t>time_</w:t>
+      </w:r>
+      <w:r>
+        <w:t>of</w:t>
+      </w:r>
+      <w:r>
+        <w:t>_death</w:t>
+      </w:r>
+      <w:proofErr w:type="spellEnd"/>
+      <w:r>
+        <w:t xml:space="preserve">: time </w:t>
+      </w:r>
+      <w:r>
+        <w:t>of</w:t>
+      </w:r>
+      <w:r>
+        <w:t xml:space="preserve"> natural or disease-related death</w:t>
+      </w:r>
+      <w:r>
+        <w:t xml:space="preserve"> (in days)</w:t>
+      </w:r>
+      <w:r>
+        <w:t xml:space="preserve"> (if relevant)</w:t>
+      </w:r>
+    </w:p>
+    <w:p>
+      <w:pPr>
+        <w:pStyle w:val="ListParagraph"/>
+        <w:numPr>
+          <w:ilvl w:val="0"/>
+          <w:numId w:val="2"/>
+        </w:numPr>
+        <w:rPr>
+          <w:u w:val="single"/>
+        </w:rPr>
+      </w:pPr>
+      <w:proofErr w:type="spellStart"/>
+      <w:r>
+        <w:t>time_of_vaccination</w:t>
+      </w:r>
+      <w:proofErr w:type="spellEnd"/>
+      <w:r>
+        <w:t>: time of vaccination</w:t>
+      </w:r>
+      <w:r>
+        <w:t xml:space="preserve"> (in days)</w:t>
+      </w:r>
+      <w:r>
+        <w:t xml:space="preserve"> (if relevant)</w:t>
+      </w:r>
+    </w:p>
+    <w:p>
+      <w:pPr>
+        <w:rPr>
+          <w:u w:val="single"/>
+        </w:rPr>
+      </w:pPr>
+    </w:p>
+    <w:p>
+      <w:pPr>
+        <w:rPr>
+          <w:u w:val="single"/>
+        </w:rPr>
+      </w:pPr>
+      <w:r>
+        <w:rPr>
+          <w:u w:val="single"/>
+        </w:rPr>
+        <w:t>I</w:t>
+      </w:r>
+      <w:r>
+        <w:rPr>
+          <w:u w:val="single"/>
+        </w:rPr>
+        <w:t>ncidence data</w:t>
+      </w:r>
+      <w:r>
+        <w:rPr>
+          <w:u w:val="single"/>
+        </w:rPr>
+        <w:t xml:space="preserve"> (</w:t>
+      </w:r>
+      <w:proofErr w:type="spellStart"/>
+      <w:r>
+        <w:rPr>
+          <w:u w:val="single"/>
+        </w:rPr>
+        <w:t>final_incidence_data</w:t>
+      </w:r>
+      <w:proofErr w:type="spellEnd"/>
+      <w:r>
+        <w:rPr>
+          <w:u w:val="single"/>
+        </w:rPr>
+        <w:t>)</w:t>
+      </w:r>
+      <w:r>
+        <w:rPr>
+          <w:u w:val="single"/>
+        </w:rPr>
+        <w:t>:</w:t>
+      </w:r>
+    </w:p>
+    <w:p>
+      <w:pPr>
+        <w:rPr>
+          <w:u w:val="single"/>
+        </w:rPr>
+      </w:pPr>
+    </w:p>
+    <w:p>
+      <w:pPr>
+        <w:jc w:val="both"/>
+      </w:pPr>
+      <w:r>
+        <w:t xml:space="preserve">Incidence of cases and deaths are obtained from the microsimulation model over time. More specifically, the dataset </w:t>
+      </w:r>
+      <w:r>
+        <w:t>contains individual-level surveillance data on incident cases during the pandemic</w:t>
+      </w:r>
+      <w:r>
+        <w:t>:</w:t>
+      </w:r>
+    </w:p>
+    <w:p>
+      <w:pPr>
+        <w:rPr>
+          <w:u w:val="single"/>
+        </w:rPr>
+      </w:pPr>
+    </w:p>
+    <w:p>
+      <w:pPr>
+        <w:pStyle w:val="ListParagraph"/>
+        <w:numPr>
+          <w:ilvl w:val="0"/>
+          <w:numId w:val="4"/>
+        </w:numPr>
+        <w:rPr>
+          <w:u w:val="single"/>
+        </w:rPr>
+      </w:pPr>
+      <w:proofErr w:type="spellStart"/>
+      <w:r>
+        <w:t>ind_id</w:t>
+      </w:r>
+      <w:proofErr w:type="spellEnd"/>
+      <w:r>
+        <w:t xml:space="preserve">: </w:t>
+      </w:r>
+      <w:r>
+        <w:t>individual identification number</w:t>
+      </w:r>
+    </w:p>
+    <w:p>
+      <w:pPr>
+        <w:pStyle w:val="ListParagraph"/>
+        <w:numPr>
+          <w:ilvl w:val="0"/>
+          <w:numId w:val="4"/>
+        </w:numPr>
+        <w:rPr>
+          <w:u w:val="single"/>
+        </w:rPr>
+      </w:pPr>
+      <w:r>
+        <w:t>age: age of the individual</w:t>
+      </w:r>
+      <w:r>
+        <w:t xml:space="preserve"> (in years)</w:t>
+      </w:r>
+    </w:p>
+    <w:p>
+      <w:pPr>
+        <w:pStyle w:val="ListParagraph"/>
+        <w:numPr>
+          <w:ilvl w:val="0"/>
+          <w:numId w:val="4"/>
+        </w:numPr>
+      </w:pPr>
+      <w:r>
+        <w:t>sex: sex of the individual (male/female)</w:t>
+      </w:r>
+    </w:p>
+    <w:p>
+      <w:pPr>
+        <w:pStyle w:val="ListParagraph"/>
+        <w:numPr>
+          <w:ilvl w:val="0"/>
+          <w:numId w:val="4"/>
+        </w:numPr>
+      </w:pPr>
+      <w:proofErr w:type="spellStart"/>
+      <w:r>
+        <w:t>time_of_</w:t>
+      </w:r>
+      <w:r>
+        <w:t>symptom_onset</w:t>
+      </w:r>
+      <w:proofErr w:type="spellEnd"/>
+      <w:r>
+        <w:t xml:space="preserve">: reported time of </w:t>
+      </w:r>
+      <w:r>
+        <w:t>symptom onset</w:t>
+      </w:r>
+      <w:r>
+        <w:t xml:space="preserve"> (in days)</w:t>
+      </w:r>
+    </w:p>
+    <w:p>
+      <w:pPr>
+        <w:pStyle w:val="ListParagraph"/>
+        <w:numPr>
+          <w:ilvl w:val="0"/>
+          <w:numId w:val="4"/>
+        </w:numPr>
+      </w:pPr>
+      <w:proofErr w:type="spellStart"/>
+      <w:r>
+        <w:t>time_of_reporting</w:t>
+      </w:r>
+      <w:proofErr w:type="spellEnd"/>
+      <w:r>
+        <w:t>: time of reporting</w:t>
+      </w:r>
+      <w:r>
+        <w:t xml:space="preserve"> </w:t>
+      </w:r>
+      <w:r>
+        <w:t>(in days)</w:t>
+      </w:r>
+    </w:p>
+    <w:p>
+      <w:pPr>
+        <w:rPr>
+          <w:u w:val="single"/>
+        </w:rPr>
+      </w:pPr>
+    </w:p>
+    <w:p>
+      <w:pPr>
+        <w:rPr>
+          <w:u w:val="single"/>
+        </w:rPr>
+      </w:pPr>
+      <w:r>
+        <w:rPr>
+          <w:u w:val="single"/>
+        </w:rPr>
+        <w:t>Serological</w:t>
+      </w:r>
+      <w:r>
+        <w:rPr>
+          <w:u w:val="single"/>
+        </w:rPr>
+        <w:t xml:space="preserve"> survey data</w:t>
+      </w:r>
+      <w:r>
+        <w:rPr>
+          <w:u w:val="single"/>
+        </w:rPr>
+        <w:t xml:space="preserve"> (</w:t>
+      </w:r>
+      <w:proofErr w:type="spellStart"/>
+      <w:r>
+        <w:rPr>
+          <w:u w:val="single"/>
+        </w:rPr>
+        <w:t>final_sero_data</w:t>
+      </w:r>
+      <w:proofErr w:type="spellEnd"/>
+      <w:r>
+        <w:rPr>
+          <w:u w:val="single"/>
+        </w:rPr>
+        <w:t>)</w:t>
+      </w:r>
+      <w:r>
+        <w:rPr>
+          <w:u w:val="single"/>
+        </w:rPr>
+        <w:t>:</w:t>
+      </w:r>
+    </w:p>
+    <w:p>
+      <w:pPr>
+        <w:rPr>
+          <w:u w:val="single"/>
+        </w:rPr>
+      </w:pPr>
+    </w:p>
+    <w:p>
+      <w:r>
+        <w:t>This dataset contains repeated cross-sectional serological survey data</w:t>
+      </w:r>
+      <w:r>
+        <w:t xml:space="preserve"> collected at three different instances during the outbreak (i.e., at day 10, 20 and 30)</w:t>
+      </w:r>
+      <w:r>
+        <w:t>.</w:t>
+      </w:r>
+    </w:p>
+    <w:p>
+      <w:pPr>
+        <w:rPr>
+          <w:u w:val="single"/>
+        </w:rPr>
+      </w:pPr>
+    </w:p>
+    <w:p>
+      <w:pPr>
+        <w:pStyle w:val="ListParagraph"/>
+        <w:numPr>
+          <w:ilvl w:val="0"/>
+          <w:numId w:val="5"/>
+        </w:numPr>
+        <w:rPr>
+          <w:u w:val="single"/>
+        </w:rPr>
+      </w:pPr>
+      <w:proofErr w:type="spellStart"/>
+      <w:r>
+        <w:t>ind_id</w:t>
+      </w:r>
+      <w:proofErr w:type="spellEnd"/>
+      <w:r>
+        <w:t>: individual identification number</w:t>
+      </w:r>
+    </w:p>
+    <w:p>
+      <w:pPr>
+        <w:pStyle w:val="ListParagraph"/>
+        <w:numPr>
+          <w:ilvl w:val="0"/>
+          <w:numId w:val="5"/>
+        </w:numPr>
+        <w:rPr>
+          <w:u w:val="single"/>
+        </w:rPr>
+      </w:pPr>
+      <w:r>
+        <w:t>age: age of the individual (in years)</w:t>
+      </w:r>
+    </w:p>
+    <w:p>
+      <w:pPr>
+        <w:pStyle w:val="ListParagraph"/>
+        <w:numPr>
+          <w:ilvl w:val="0"/>
+          <w:numId w:val="5"/>
+        </w:numPr>
+        <w:rPr>
+          <w:u w:val="single"/>
+        </w:rPr>
+      </w:pPr>
+      <w:proofErr w:type="spellStart"/>
+      <w:r>
+        <w:t>age_group</w:t>
+      </w:r>
+      <w:proofErr w:type="spellEnd"/>
+      <w:r>
+        <w:t>: 10-year age group</w:t>
+      </w:r>
+    </w:p>
+    <w:p>
+      <w:pPr>
+        <w:pStyle w:val="ListParagraph"/>
+        <w:numPr>
+          <w:ilvl w:val="0"/>
+          <w:numId w:val="5"/>
+        </w:numPr>
+        <w:rPr>
+          <w:u w:val="single"/>
+        </w:rPr>
+      </w:pPr>
+      <w:proofErr w:type="spellStart"/>
+      <w:r>
+        <w:t>time_since_symptom_onset</w:t>
+      </w:r>
+      <w:proofErr w:type="spellEnd"/>
+      <w:r>
+        <w:t>: time since symptom onset (in days) (if relevant)</w:t>
+      </w:r>
+    </w:p>
+    <w:p>
+      <w:pPr>
+        <w:pStyle w:val="ListParagraph"/>
+        <w:numPr>
+          <w:ilvl w:val="0"/>
+          <w:numId w:val="5"/>
+        </w:numPr>
+        <w:rPr>
+          <w:u w:val="single"/>
+        </w:rPr>
+      </w:pPr>
+      <w:proofErr w:type="spellStart"/>
+      <w:r>
+        <w:t>sero_status</w:t>
+      </w:r>
+      <w:proofErr w:type="spellEnd"/>
+      <w:r>
+        <w:t>: serostatus of the individual at time of sampling</w:t>
+      </w:r>
+      <w:r>
+        <w:t xml:space="preserve"> indicating the presence or absence of (IgG) antibodies</w:t>
+      </w:r>
+      <w:r>
+        <w:t xml:space="preserve"> (1: seropositive; 0: seronegative)</w:t>
+      </w:r>
+    </w:p>
+    <w:p>
+      <w:pPr>
+        <w:pStyle w:val="ListParagraph"/>
+        <w:numPr>
+          <w:ilvl w:val="0"/>
+          <w:numId w:val="5"/>
+        </w:numPr>
+        <w:rPr>
+          <w:u w:val="single"/>
+        </w:rPr>
+      </w:pPr>
+      <w:proofErr w:type="spellStart"/>
+      <w:r>
+        <w:t>log_gg</w:t>
+      </w:r>
+      <w:proofErr w:type="spellEnd"/>
+      <w:r>
+        <w:t xml:space="preserve">: </w:t>
+      </w:r>
+      <w:r>
+        <w:t xml:space="preserve">log-transformed </w:t>
+      </w:r>
+      <w:r>
+        <w:t>antibody titer (in IU/mL)</w:t>
+      </w:r>
+    </w:p>
+    <w:p>
+      <w:pPr>
+        <w:pStyle w:val="ListParagraph"/>
+        <w:numPr>
+          <w:ilvl w:val="0"/>
+          <w:numId w:val="5"/>
+        </w:numPr>
+        <w:rPr>
+          <w:u w:val="single"/>
+        </w:rPr>
+      </w:pPr>
+      <w:proofErr w:type="spellStart"/>
+      <w:r>
+        <w:t>time_of_sampling</w:t>
+      </w:r>
+      <w:proofErr w:type="spellEnd"/>
+      <w:r>
+        <w:t>: cross-sectional time point at which serum sample has been collected</w:t>
+      </w:r>
+      <w:r>
+        <w:t xml:space="preserve"> (i.e., day 10, 20 and 30 following the introduction of the index case)</w:t>
+      </w:r>
+    </w:p>
+    <w:p>
+      <w:pPr>
+        <w:rPr>
+          <w:u w:val="single"/>
+        </w:rPr>
+      </w:pPr>
+    </w:p>
+    <w:p>
+      <w:pPr>
+        <w:rPr>
+          <w:u w:val="single"/>
+        </w:rPr>
+      </w:pPr>
+    </w:p>
+    <w:p>
+      <w:pPr>
+        <w:rPr>
+          <w:u w:val="single"/>
+        </w:rPr>
+      </w:pPr>
+      <w:r>
+        <w:rPr>
+          <w:u w:val="single"/>
+        </w:rPr>
+        <w:t>Contact</w:t>
+      </w:r>
+      <w:r>
+        <w:rPr>
+          <w:u w:val="single"/>
+        </w:rPr>
+        <w:t xml:space="preserve"> tracing data</w:t>
+      </w:r>
+      <w:r>
+        <w:rPr>
+          <w:u w:val="single"/>
+        </w:rPr>
+        <w:t xml:space="preserve"> (</w:t>
+      </w:r>
+      <w:proofErr w:type="spellStart"/>
+      <w:r>
+        <w:rPr>
+          <w:u w:val="single"/>
+        </w:rPr>
+        <w:t>final_contact_tracing_data</w:t>
+      </w:r>
+      <w:proofErr w:type="spellEnd"/>
+      <w:r>
+        <w:rPr>
+          <w:u w:val="single"/>
+        </w:rPr>
+        <w:t>)</w:t>
+      </w:r>
+      <w:r>
+        <w:rPr>
+          <w:u w:val="single"/>
+        </w:rPr>
+        <w:t>:</w:t>
+      </w:r>
+    </w:p>
+    <w:p>
+      <w:pPr>
+        <w:rPr>
+          <w:u w:val="single"/>
+        </w:rPr>
+      </w:pPr>
+    </w:p>
+    <w:p>
+      <w:r>
+        <w:t xml:space="preserve">This dataset contains </w:t>
+      </w:r>
+      <w:r>
+        <w:t>information on infector-</w:t>
+      </w:r>
+      <w:proofErr w:type="spellStart"/>
+      <w:r>
+        <w:t>infectee</w:t>
+      </w:r>
+      <w:proofErr w:type="spellEnd"/>
+      <w:r>
+        <w:t xml:space="preserve"> pairs generated between day 10 and day 20 of the outbreak. The following information was recorded:</w:t>
+      </w:r>
+    </w:p>
+    <w:p>
+      <w:pPr>
+        <w:rPr>
+          <w:u w:val="single"/>
+        </w:rPr>
+      </w:pPr>
+    </w:p>
+    <w:p>
+      <w:pPr>
+        <w:pStyle w:val="ListParagraph"/>
+        <w:numPr>
+          <w:ilvl w:val="0"/>
+          <w:numId w:val="4"/>
+        </w:numPr>
+        <w:rPr>
+          <w:u w:val="single"/>
+        </w:rPr>
+      </w:pPr>
+      <w:proofErr w:type="spellStart"/>
+      <w:r>
+        <w:t>infector_id</w:t>
+      </w:r>
+      <w:proofErr w:type="spellEnd"/>
+      <w:r>
+        <w:t>: identifier of the presumed infector</w:t>
+      </w:r>
+    </w:p>
+    <w:p>
+      <w:pPr>
+        <w:pStyle w:val="ListParagraph"/>
+        <w:numPr>
+          <w:ilvl w:val="0"/>
+          <w:numId w:val="4"/>
+        </w:numPr>
+        <w:rPr>
+          <w:u w:val="single"/>
+        </w:rPr>
+      </w:pPr>
+      <w:proofErr w:type="spellStart"/>
+      <w:r>
+        <w:t>infectee_id</w:t>
+      </w:r>
+      <w:proofErr w:type="spellEnd"/>
+      <w:r>
+        <w:t xml:space="preserve">: identifier of the presumed </w:t>
+      </w:r>
+      <w:proofErr w:type="spellStart"/>
+      <w:r>
+        <w:t>infectee</w:t>
+      </w:r>
+      <w:proofErr w:type="spellEnd"/>
+    </w:p>
+    <w:p>
+      <w:pPr>
+        <w:pStyle w:val="ListParagraph"/>
+        <w:numPr>
+          <w:ilvl w:val="0"/>
+          <w:numId w:val="4"/>
+        </w:numPr>
+        <w:rPr>
+          <w:u w:val="single"/>
+        </w:rPr>
+      </w:pPr>
+      <w:proofErr w:type="spellStart"/>
+      <w:r>
+        <w:t>infector_symptom_onset</w:t>
+      </w:r>
+      <w:proofErr w:type="spellEnd"/>
+      <w:r>
+        <w:t>: symptom onset time of the infector (days since start)</w:t>
+      </w:r>
+    </w:p>
+    <w:p>
+      <w:pPr>
+        <w:pStyle w:val="ListParagraph"/>
+        <w:numPr>
+          <w:ilvl w:val="0"/>
+          <w:numId w:val="4"/>
+        </w:numPr>
+        <w:rPr>
+          <w:u w:val="single"/>
+        </w:rPr>
+      </w:pPr>
+      <w:proofErr w:type="spellStart"/>
+      <w:r>
+        <w:t>infectee_symptom_onset</w:t>
+      </w:r>
+      <w:proofErr w:type="spellEnd"/>
+      <w:r>
+        <w:t xml:space="preserve">: symptom onset time of the </w:t>
+      </w:r>
+      <w:proofErr w:type="spellStart"/>
+      <w:r>
+        <w:t>infectee</w:t>
+      </w:r>
+      <w:proofErr w:type="spellEnd"/>
+      <w:r>
+        <w:t xml:space="preserve"> (days since start)</w:t>
+      </w:r>
+    </w:p>
+    <w:p>
+      <w:pPr>
+        <w:pStyle w:val="ListParagraph"/>
+        <w:numPr>
+          <w:ilvl w:val="0"/>
+          <w:numId w:val="4"/>
+        </w:numPr>
+        <w:rPr>
+          <w:u w:val="single"/>
+        </w:rPr>
+      </w:pPr>
+      <w:proofErr w:type="spellStart"/>
+      <w:r>
+        <w:t>infector_age</w:t>
+      </w:r>
+      <w:proofErr w:type="spellEnd"/>
+      <w:r>
+        <w:t>: age of the infector (in years)</w:t>
+      </w:r>
+    </w:p>
+    <w:p>
+      <w:pPr>
+        <w:pStyle w:val="ListParagraph"/>
+        <w:numPr>
+          <w:ilvl w:val="0"/>
+          <w:numId w:val="4"/>
+        </w:numPr>
+        <w:rPr>
+          <w:u w:val="single"/>
+        </w:rPr>
+      </w:pPr>
+      <w:proofErr w:type="spellStart"/>
+      <w:r>
+        <w:t>infectee_age</w:t>
+      </w:r>
+      <w:proofErr w:type="spellEnd"/>
+      <w:r>
+        <w:t xml:space="preserve">: age of the </w:t>
+      </w:r>
+      <w:proofErr w:type="spellStart"/>
+      <w:r>
+        <w:t>infectee</w:t>
+      </w:r>
+      <w:proofErr w:type="spellEnd"/>
+      <w:r>
+        <w:t xml:space="preserve"> (in years)</w:t>
+      </w:r>
+    </w:p>
+    <w:p>
+      <w:pPr>
+        <w:jc w:val="both"/>
+      </w:pPr>
+    </w:p>
+    <w:p>
+      <w:pPr>
+        <w:rPr>
+          <w:u w:val="single"/>
+        </w:rPr>
+      </w:pPr>
+    </w:p>
+    <w:p>
+      <w:pPr>
+        <w:jc w:val="both"/>
+        <w:rPr>
+          <w:i/>
+          <w:iCs/>
+        </w:rPr>
+      </w:pPr>
+      <w:r>
+        <w:rPr>
+          <w:i/>
+          <w:iCs/>
+        </w:rPr>
+        <w:t>In contrast to real-world contact tracing data, the simulated dataset contains the true transmission links generated by the underlying epidemic model. Consequently, the true infector–</w:t>
+      </w:r>
+      <w:proofErr w:type="spellStart"/>
+      <w:r>
+        <w:rPr>
+          <w:i/>
+          <w:iCs/>
+        </w:rPr>
+        <w:t>infectee</w:t>
+      </w:r>
+      <w:proofErr w:type="spellEnd"/>
+      <w:r>
+        <w:rPr>
+          <w:i/>
+          <w:iCs/>
+        </w:rPr>
+        <w:t xml:space="preserve"> relationship is known for </w:t>
+      </w:r>
+      <w:r>
+        <w:rPr>
+          <w:i/>
+          <w:iCs/>
+        </w:rPr>
+        <w:t>a selection of the</w:t>
+      </w:r>
+      <w:r>
+        <w:rPr>
+          <w:i/>
+          <w:iCs/>
+        </w:rPr>
+        <w:t xml:space="preserve"> transmission events.</w:t>
+      </w:r>
+    </w:p>
+    <w:p>
+      <w:pPr>
+        <w:jc w:val="both"/>
+        <w:rPr>
+          <w:u w:val="single"/>
+        </w:rPr>
+      </w:pPr>
+    </w:p>
+    <w:p>
+      <w:pPr>
+        <w:spacing w:before="100" w:beforeAutospacing="1" w:after="100" w:afterAutospacing="1"/>
+        <w:outlineLvl w:val="1"/>
+        <w:rPr>
+          <w:u w:val="single"/>
+        </w:rPr>
+      </w:pPr>
+      <w:r>
+        <w:rPr>
+          <w:u w:val="single"/>
+        </w:rPr>
+        <w:t>Obj</w:t>
+      </w:r>
+      <w:r>
+        <w:rPr>
+          <w:u w:val="single"/>
+        </w:rPr>
+        <w:t>e</w:t>
+      </w:r>
+      <w:r>
+        <w:rPr>
+          <w:u w:val="single"/>
+        </w:rPr>
+        <w:t>ctives</w:t>
+      </w:r>
+    </w:p>
+    <w:p>
+      <w:pPr>
+        <w:spacing w:before="100" w:beforeAutospacing="1" w:after="100" w:afterAutospacing="1"/>
+      </w:pPr>
+      <w:r>
+        <w:t>Participants may use one or more of the datasets to address the following questions:</w:t>
+      </w:r>
+    </w:p>
+    <w:p>
+      <w:pPr>
+        <w:pStyle w:val="ListParagraph"/>
+        <w:numPr>
+          <w:ilvl w:val="0"/>
+          <w:numId w:val="7"/>
+        </w:numPr>
+        <w:jc w:val="both"/>
+        <w:rPr>
+          <w:u w:val="single"/>
+        </w:rPr>
+      </w:pPr>
+      <w:r>
+        <w:t xml:space="preserve">Estimate key epidemiological parameters, including the basic/effective </w:t>
+      </w:r>
+      <w:r>
+        <w:t xml:space="preserve">reproduction </w:t>
+      </w:r>
+      <w:r>
+        <w:t>number, recovery time, incubation period, and reporting delay distributi</w:t>
+      </w:r>
+      <w:r>
+        <w:t>on.</w:t>
+      </w:r>
+    </w:p>
+    <w:p>
+      <w:pPr>
+        <w:pStyle w:val="ListParagraph"/>
+        <w:numPr>
+          <w:ilvl w:val="0"/>
+          <w:numId w:val="7"/>
+        </w:numPr>
+        <w:jc w:val="both"/>
+        <w:rPr>
+          <w:u w:val="single"/>
+        </w:rPr>
+      </w:pPr>
+      <w:r>
+        <w:t>Derive the serial</w:t>
+      </w:r>
+      <w:r>
+        <w:t xml:space="preserve"> </w:t>
+      </w:r>
+      <w:r>
+        <w:t xml:space="preserve">interval distribution </w:t>
+      </w:r>
+      <w:r>
+        <w:t>based on the</w:t>
+      </w:r>
+      <w:r>
+        <w:t xml:space="preserve"> contact tracing data</w:t>
+      </w:r>
+      <w:r>
+        <w:t>.</w:t>
+      </w:r>
+    </w:p>
+    <w:p>
+      <w:pPr>
+        <w:pStyle w:val="ListParagraph"/>
+        <w:numPr>
+          <w:ilvl w:val="0"/>
+          <w:numId w:val="7"/>
+        </w:numPr>
+        <w:jc w:val="both"/>
+        <w:rPr>
+          <w:u w:val="single"/>
+        </w:rPr>
+      </w:pPr>
+      <w:r>
+        <w:t xml:space="preserve">Estimate </w:t>
+      </w:r>
+      <w:r>
+        <w:t xml:space="preserve">parameters related to the </w:t>
+      </w:r>
+      <w:r>
+        <w:t xml:space="preserve">reporting-delay </w:t>
+      </w:r>
+      <w:r>
+        <w:t>distribution and infer underreporting in the available incidence data.</w:t>
+      </w:r>
+    </w:p>
+    <w:p>
+      <w:pPr>
+        <w:pStyle w:val="ListParagraph"/>
+        <w:numPr>
+          <w:ilvl w:val="0"/>
+          <w:numId w:val="7"/>
+        </w:numPr>
+        <w:jc w:val="both"/>
+      </w:pPr>
+      <w:r>
+        <w:t xml:space="preserve">Estimate vaccine effectiveness using individual-level vaccination history and breakthrough infection data. </w:t>
+      </w:r>
+    </w:p>
+    <w:p>
+      <w:r>
+        <w:br w:type="page"/>
+      </w:r>
+    </w:p>
+    <w:p>
+      <w:pPr>
+        <w:jc w:val="both"/>
+        <w:rPr>
+          <w:u w:val="single"/>
+        </w:rPr>
+      </w:pPr>
+      <w:r>
+        <w:rPr>
+          <w:u w:val="single"/>
+        </w:rPr>
+        <w:lastRenderedPageBreak/>
+        <w:t>Guidance for participants:</w:t>
+      </w:r>
+    </w:p>
+    <w:p>
+      <w:pPr>
+        <w:jc w:val="both"/>
+        <w:rPr>
+          <w:u w:val="single"/>
+        </w:rPr>
+      </w:pPr>
+    </w:p>
+    <w:p>
+      <w:pPr>
+        <w:jc w:val="both"/>
+      </w:pPr>
+      <w:r>
+        <w:t xml:space="preserve">The following notes provide a possible starting point for statistical analyses of the available data sources. Multiple approaches may be valid and participants are encouraged to explore the use of alternative methods at the intersection between infectious disease modeling and survival analysis. </w:t>
+      </w:r>
+    </w:p>
+    <w:p>
+      <w:pPr>
+        <w:jc w:val="both"/>
+        <w:rPr>
+          <w:u w:val="single"/>
+        </w:rPr>
+      </w:pPr>
+    </w:p>
+    <w:p>
+      <w:pPr>
+        <w:pStyle w:val="ListParagraph"/>
+        <w:numPr>
+          <w:ilvl w:val="0"/>
+          <w:numId w:val="8"/>
+        </w:numPr>
+        <w:jc w:val="both"/>
+        <w:rPr>
+          <w:b/>
+          <w:bCs/>
+        </w:rPr>
+      </w:pPr>
+      <w:r>
+        <w:rPr>
+          <w:b/>
+          <w:bCs/>
+        </w:rPr>
+        <w:t>Estimation of epidemiological parameters</w:t>
+      </w:r>
+    </w:p>
+    <w:p>
+      <w:pPr>
+        <w:jc w:val="both"/>
+        <w:rPr>
+          <w:b/>
+          <w:bCs/>
+        </w:rPr>
+      </w:pPr>
+    </w:p>
+    <w:p>
+      <w:pPr>
+        <w:jc w:val="both"/>
+        <w:rPr>
+          <w:rFonts w:eastAsiaTheme="minorEastAsia"/>
+        </w:rPr>
+      </w:pPr>
+      <w:r>
+        <w:t xml:space="preserve">The basic reproduction number </w:t>
+      </w:r>
+      <m:oMath>
+        <m:sSub>
+          <m:sSubPr>
+            <m:ctrlPr>
+              <w:rPr>
+                <w:rFonts w:ascii="Cambria Math" w:hAnsi="Cambria Math"/>
+                <w:i/>
+              </w:rPr>
+            </m:ctrlPr>
+          </m:sSubPr>
+          <m:e>
+            <m:r>
+              <w:rPr>
+                <w:rFonts w:ascii="Cambria Math" w:hAnsi="Cambria Math"/>
+              </w:rPr>
+              <m:t>R</m:t>
+            </m:r>
+          </m:e>
+          <m:sub>
+            <m:r>
+              <w:rPr>
+                <w:rFonts w:ascii="Cambria Math" w:hAnsi="Cambria Math"/>
+              </w:rPr>
+              <m:t>0</m:t>
+            </m:r>
+          </m:sub>
+        </m:sSub>
+      </m:oMath>
+      <w:r>
+        <w:rPr>
+          <w:rFonts w:eastAsiaTheme="minorEastAsia"/>
+        </w:rPr>
+        <w:t xml:space="preserve"> is defined as the average number of secondary cases generated by a single </w:t>
+      </w:r>
+      <w:r>
+        <w:rPr>
+          <w:rFonts w:eastAsiaTheme="minorEastAsia"/>
+          <w:i/>
+          <w:iCs/>
+        </w:rPr>
+        <w:t>typical</w:t>
+      </w:r>
+      <w:r>
+        <w:rPr>
+          <w:rFonts w:eastAsiaTheme="minorEastAsia"/>
+        </w:rPr>
+        <w:t xml:space="preserve"> infectious individual when introduced in a fully susceptible population. </w:t>
+      </w:r>
+    </w:p>
+    <w:p>
+      <w:pPr>
+        <w:jc w:val="both"/>
+        <w:rPr>
+          <w:rFonts w:eastAsiaTheme="minorEastAsia"/>
+        </w:rPr>
+      </w:pPr>
+    </w:p>
+    <w:p>
+      <w:pPr>
+        <w:jc w:val="both"/>
+        <w:rPr>
+          <w:rFonts w:eastAsiaTheme="minorEastAsia"/>
+        </w:rPr>
+      </w:pPr>
+      <w:r>
+        <w:rPr>
+          <w:rFonts w:eastAsiaTheme="minorEastAsia"/>
+        </w:rPr>
+        <w:t xml:space="preserve">A simple approach to estimate the basic reproduction number is to exploit its relation to the initial exponential growth phase of the epidemic. More specifically,  </w:t>
+      </w:r>
+    </w:p>
+    <w:p>
+      <w:pPr>
+        <w:jc w:val="both"/>
+        <w:rPr>
+          <w:rFonts w:eastAsiaTheme="minorEastAsia"/>
+        </w:rPr>
+      </w:pPr>
+    </w:p>
+    <w:p>
+      <w:pPr>
+        <w:jc w:val="both"/>
+        <w:rPr>
+          <w:rFonts w:eastAsiaTheme="minorEastAsia"/>
+        </w:rPr>
+      </w:pPr>
+      <m:oMathPara>
+        <m:oMath>
+          <m:sSup>
+            <m:sSupPr>
+              <m:ctrlPr>
+                <w:rPr>
+                  <w:rFonts w:ascii="Cambria Math" w:hAnsi="Cambria Math"/>
+                  <w:i/>
+                </w:rPr>
+              </m:ctrlPr>
+            </m:sSupPr>
+            <m:e>
+              <m:r>
+                <w:rPr>
+                  <w:rFonts w:ascii="Cambria Math" w:hAnsi="Cambria Math"/>
+                </w:rPr>
+                <m:t>I</m:t>
+              </m:r>
+            </m:e>
+            <m:sup>
+              <m:r>
+                <w:rPr>
+                  <w:rFonts w:ascii="Cambria Math" w:hAnsi="Cambria Math"/>
+                </w:rPr>
+                <m:t>*</m:t>
+              </m:r>
+            </m:sup>
+          </m:sSup>
+          <m:d>
+            <m:dPr>
+              <m:ctrlPr>
+                <w:rPr>
+                  <w:rFonts w:ascii="Cambria Math" w:hAnsi="Cambria Math"/>
+                  <w:i/>
+                </w:rPr>
+              </m:ctrlPr>
+            </m:dPr>
+            <m:e>
+              <m:r>
+                <w:rPr>
+                  <w:rFonts w:ascii="Cambria Math" w:hAnsi="Cambria Math"/>
+                </w:rPr>
+                <m:t>t</m:t>
+              </m:r>
+            </m:e>
+          </m:d>
+          <m:r>
+            <w:rPr>
+              <w:rFonts w:ascii="Cambria Math" w:hAnsi="Cambria Math"/>
+            </w:rPr>
+            <m:t>=</m:t>
+          </m:r>
+          <m:sSub>
+            <m:sSubPr>
+              <m:ctrlPr>
+                <w:rPr>
+                  <w:rFonts w:ascii="Cambria Math" w:hAnsi="Cambria Math"/>
+                  <w:i/>
+                </w:rPr>
+              </m:ctrlPr>
+            </m:sSubPr>
+            <m:e>
+              <m:r>
+                <w:rPr>
+                  <w:rFonts w:ascii="Cambria Math" w:hAnsi="Cambria Math"/>
+                </w:rPr>
+                <m:t>I</m:t>
+              </m:r>
+            </m:e>
+            <m:sub>
+              <m:r>
+                <w:rPr>
+                  <w:rFonts w:ascii="Cambria Math" w:hAnsi="Cambria Math"/>
+                </w:rPr>
+                <m:t>0</m:t>
+              </m:r>
+            </m:sub>
+          </m:sSub>
+          <m:sSup>
+            <m:sSupPr>
+              <m:ctrlPr>
+                <w:rPr>
+                  <w:rFonts w:ascii="Cambria Math" w:hAnsi="Cambria Math"/>
+                  <w:i/>
+                </w:rPr>
+              </m:ctrlPr>
+            </m:sSupPr>
+            <m:e>
+              <m:r>
+                <w:rPr>
+                  <w:rFonts w:ascii="Cambria Math" w:hAnsi="Cambria Math"/>
+                </w:rPr>
+                <m:t>e</m:t>
+              </m:r>
+            </m:e>
+            <m:sup>
+              <m:r>
+                <w:rPr>
+                  <w:rFonts w:ascii="Cambria Math" w:hAnsi="Cambria Math"/>
+                </w:rPr>
+                <m:t>rt</m:t>
+              </m:r>
+            </m:sup>
+          </m:sSup>
+        </m:oMath>
+      </m:oMathPara>
+    </w:p>
+    <w:p>
+      <w:pPr>
+        <w:jc w:val="both"/>
+        <w:rPr>
+          <w:rFonts w:eastAsiaTheme="minorEastAsia"/>
+        </w:rPr>
+      </w:pPr>
+    </w:p>
+    <w:p>
+      <w:pPr>
+        <w:jc w:val="both"/>
+        <w:rPr>
+          <w:rFonts w:eastAsiaTheme="minorEastAsia"/>
+        </w:rPr>
+      </w:pPr>
+      <w:r>
+        <w:rPr>
+          <w:rFonts w:eastAsiaTheme="minorEastAsia"/>
+        </w:rPr>
+        <w:t xml:space="preserve">where </w:t>
+      </w:r>
+      <m:oMath>
+        <m:sSup>
+          <m:sSupPr>
+            <m:ctrlPr>
+              <w:rPr>
+                <w:rFonts w:ascii="Cambria Math" w:eastAsiaTheme="minorEastAsia" w:hAnsi="Cambria Math"/>
+                <w:i/>
+              </w:rPr>
+            </m:ctrlPr>
+          </m:sSupPr>
+          <m:e>
+            <m:r>
+              <w:rPr>
+                <w:rFonts w:ascii="Cambria Math" w:eastAsiaTheme="minorEastAsia" w:hAnsi="Cambria Math"/>
+              </w:rPr>
+              <m:t>I</m:t>
+            </m:r>
+          </m:e>
+          <m:sup>
+            <m:r>
+              <w:rPr>
+                <w:rFonts w:ascii="Cambria Math" w:eastAsiaTheme="minorEastAsia" w:hAnsi="Cambria Math"/>
+              </w:rPr>
+              <m:t>*</m:t>
+            </m:r>
+          </m:sup>
+        </m:sSup>
+        <m:r>
+          <w:rPr>
+            <w:rFonts w:ascii="Cambria Math" w:eastAsiaTheme="minorEastAsia" w:hAnsi="Cambria Math"/>
+          </w:rPr>
+          <m:t>(t)</m:t>
+        </m:r>
+      </m:oMath>
+      <w:r>
+        <w:rPr>
+          <w:rFonts w:eastAsiaTheme="minorEastAsia"/>
+        </w:rPr>
+        <w:t xml:space="preserve"> denotes the number of new infections at time t, and r represents the epidemic (exponential) growth rate. The growth rate can be estimated from early incidence data (in </w:t>
+      </w:r>
+      <w:proofErr w:type="spellStart"/>
+      <w:r>
+        <w:rPr>
+          <w:rFonts w:eastAsiaTheme="minorEastAsia"/>
+        </w:rPr>
+        <w:t>final_incidence_data</w:t>
+      </w:r>
+      <w:proofErr w:type="spellEnd"/>
+      <w:r>
+        <w:rPr>
+          <w:rFonts w:eastAsiaTheme="minorEastAsia"/>
+        </w:rPr>
+        <w:t xml:space="preserve">) and subsequently the basic reproduction number can be inferred using information on the generation-time distribution. </w:t>
+      </w:r>
+    </w:p>
+    <w:p>
+      <w:pPr>
+        <w:jc w:val="both"/>
+        <w:rPr>
+          <w:rFonts w:eastAsiaTheme="minorEastAsia"/>
+        </w:rPr>
+      </w:pPr>
+    </w:p>
+    <w:p>
+      <w:pPr>
+        <w:jc w:val="both"/>
+        <w:rPr>
+          <w:rFonts w:eastAsiaTheme="minorEastAsia"/>
+        </w:rPr>
+      </w:pPr>
+      <w:r>
+        <w:rPr>
+          <w:rFonts w:eastAsiaTheme="minorEastAsia"/>
+        </w:rPr>
+        <w:t>According to the Euler-</w:t>
+      </w:r>
+      <w:proofErr w:type="spellStart"/>
+      <w:r>
+        <w:rPr>
+          <w:rFonts w:eastAsiaTheme="minorEastAsia"/>
+        </w:rPr>
+        <w:t>Lotka</w:t>
+      </w:r>
+      <w:proofErr w:type="spellEnd"/>
+      <w:r>
+        <w:rPr>
+          <w:rFonts w:eastAsiaTheme="minorEastAsia"/>
+        </w:rPr>
+        <w:t xml:space="preserve"> equation, one can write </w:t>
+      </w:r>
+    </w:p>
+    <w:p>
+      <w:pPr>
+        <w:jc w:val="both"/>
+        <w:rPr>
+          <w:rFonts w:eastAsiaTheme="minorEastAsia"/>
+        </w:rPr>
+      </w:pPr>
+    </w:p>
+    <w:p>
+      <w:pPr>
+        <w:jc w:val="both"/>
+        <w:rPr>
+          <w:rFonts w:eastAsiaTheme="minorEastAsia"/>
+        </w:rPr>
+      </w:pPr>
+      <m:oMathPara>
+        <m:oMath>
+          <m:sSub>
+            <m:sSubPr>
+              <m:ctrlPr>
+                <w:rPr>
+                  <w:rFonts w:ascii="Cambria Math" w:hAnsi="Cambria Math"/>
+                  <w:i/>
+                </w:rPr>
+              </m:ctrlPr>
+            </m:sSubPr>
+            <m:e>
+              <m:r>
+                <w:rPr>
+                  <w:rFonts w:ascii="Cambria Math" w:hAnsi="Cambria Math"/>
+                </w:rPr>
+                <m:t>R</m:t>
+              </m:r>
+            </m:e>
+            <m:sub>
+              <m:r>
+                <w:rPr>
+                  <w:rFonts w:ascii="Cambria Math" w:hAnsi="Cambria Math"/>
+                </w:rPr>
+                <m:t>0</m:t>
+              </m:r>
+            </m:sub>
+          </m:sSub>
+          <m:r>
+            <w:rPr>
+              <w:rFonts w:ascii="Cambria Math" w:hAnsi="Cambria Math"/>
+            </w:rPr>
+            <m:t>=</m:t>
+          </m:r>
+          <m:f>
+            <m:fPr>
+              <m:ctrlPr>
+                <w:rPr>
+                  <w:rFonts w:ascii="Cambria Math" w:hAnsi="Cambria Math"/>
+                  <w:i/>
+                </w:rPr>
+              </m:ctrlPr>
+            </m:fPr>
+            <m:num>
+              <m:r>
+                <w:rPr>
+                  <w:rFonts w:ascii="Cambria Math" w:hAnsi="Cambria Math"/>
+                </w:rPr>
+                <m:t>1</m:t>
+              </m:r>
+            </m:num>
+            <m:den>
+              <m:nary>
+                <m:naryPr>
+                  <m:limLoc m:val="subSup"/>
+                  <m:ctrlPr>
+                    <w:rPr>
+                      <w:rFonts w:ascii="Cambria Math" w:hAnsi="Cambria Math"/>
+                      <w:i/>
+                    </w:rPr>
+                  </m:ctrlPr>
+                </m:naryPr>
+                <m:sub>
+                  <m:r>
+                    <w:rPr>
+                      <w:rFonts w:ascii="Cambria Math" w:hAnsi="Cambria Math"/>
+                    </w:rPr>
+                    <m:t>0</m:t>
+                  </m:r>
+                </m:sub>
+                <m:sup>
+                  <m:r>
+                    <w:rPr>
+                      <w:rFonts w:ascii="Cambria Math" w:hAnsi="Cambria Math"/>
+                    </w:rPr>
+                    <m:t>∞</m:t>
+                  </m:r>
+                </m:sup>
+                <m:e>
+                  <m:sSup>
+                    <m:sSupPr>
+                      <m:ctrlPr>
+                        <w:rPr>
+                          <w:rFonts w:ascii="Cambria Math" w:hAnsi="Cambria Math"/>
+                          <w:i/>
+                        </w:rPr>
+                      </m:ctrlPr>
+                    </m:sSupPr>
+                    <m:e>
+                      <m:r>
+                        <w:rPr>
+                          <w:rFonts w:ascii="Cambria Math" w:hAnsi="Cambria Math"/>
+                        </w:rPr>
+                        <m:t>e</m:t>
+                      </m:r>
+                    </m:e>
+                    <m:sup>
+                      <m:r>
+                        <w:rPr>
+                          <w:rFonts w:ascii="Cambria Math" w:hAnsi="Cambria Math"/>
+                        </w:rPr>
+                        <m:t>-rt</m:t>
+                      </m:r>
+                    </m:sup>
+                  </m:sSup>
+                </m:e>
+              </m:nary>
+              <m:r>
+                <w:rPr>
+                  <w:rFonts w:ascii="Cambria Math" w:hAnsi="Cambria Math"/>
+                </w:rPr>
+                <m:t>w</m:t>
+              </m:r>
+              <m:d>
+                <m:dPr>
+                  <m:ctrlPr>
+                    <w:rPr>
+                      <w:rFonts w:ascii="Cambria Math" w:hAnsi="Cambria Math"/>
+                      <w:i/>
+                    </w:rPr>
+                  </m:ctrlPr>
+                </m:dPr>
+                <m:e>
+                  <m:r>
+                    <w:rPr>
+                      <w:rFonts w:ascii="Cambria Math" w:hAnsi="Cambria Math"/>
+                    </w:rPr>
+                    <m:t>t</m:t>
+                  </m:r>
+                </m:e>
+              </m:d>
+              <m:r>
+                <w:rPr>
+                  <w:rFonts w:ascii="Cambria Math" w:hAnsi="Cambria Math"/>
+                </w:rPr>
+                <m:t>dt</m:t>
+              </m:r>
+            </m:den>
+          </m:f>
+        </m:oMath>
+      </m:oMathPara>
+    </w:p>
+    <w:p>
+      <w:pPr>
+        <w:jc w:val="both"/>
+        <w:rPr>
+          <w:rFonts w:eastAsiaTheme="minorEastAsia"/>
+        </w:rPr>
+      </w:pPr>
+    </w:p>
+    <w:p>
+      <w:pPr>
+        <w:jc w:val="both"/>
+        <w:rPr>
+          <w:rFonts w:eastAsiaTheme="minorEastAsia"/>
+        </w:rPr>
+      </w:pPr>
+      <w:r>
+        <w:rPr>
+          <w:rFonts w:eastAsiaTheme="minorEastAsia"/>
+        </w:rPr>
+        <w:t xml:space="preserve">with </w:t>
+      </w:r>
+      <m:oMath>
+        <m:r>
+          <w:rPr>
+            <w:rFonts w:ascii="Cambria Math" w:hAnsi="Cambria Math"/>
+          </w:rPr>
+          <m:t>w</m:t>
+        </m:r>
+        <m:d>
+          <m:dPr>
+            <m:ctrlPr>
+              <w:rPr>
+                <w:rFonts w:ascii="Cambria Math" w:hAnsi="Cambria Math"/>
+                <w:i/>
+              </w:rPr>
+            </m:ctrlPr>
+          </m:dPr>
+          <m:e>
+            <m:r>
+              <w:rPr>
+                <w:rFonts w:ascii="Cambria Math" w:hAnsi="Cambria Math"/>
+              </w:rPr>
+              <m:t>t</m:t>
+            </m:r>
+          </m:e>
+        </m:d>
+      </m:oMath>
+      <w:r>
+        <w:rPr>
+          <w:rFonts w:eastAsiaTheme="minorEastAsia"/>
+        </w:rPr>
+        <w:t xml:space="preserve"> representing the probability density function related to the generation-time distribution, to be estimated from a selection of sampled infector-</w:t>
+      </w:r>
+      <w:proofErr w:type="spellStart"/>
+      <w:r>
+        <w:rPr>
+          <w:rFonts w:eastAsiaTheme="minorEastAsia"/>
+        </w:rPr>
+        <w:t>infectee</w:t>
+      </w:r>
+      <w:proofErr w:type="spellEnd"/>
+      <w:r>
+        <w:rPr>
+          <w:rFonts w:eastAsiaTheme="minorEastAsia"/>
+        </w:rPr>
+        <w:t xml:space="preserve"> pairs (within the contact tracing window, implying truncation if the infector is infected outside the window). </w:t>
+      </w:r>
+    </w:p>
+    <w:p>
+      <w:pPr>
+        <w:jc w:val="both"/>
+        <w:rPr>
+          <w:rFonts w:eastAsiaTheme="minorEastAsia"/>
+        </w:rPr>
+      </w:pPr>
+    </w:p>
+    <w:p>
+      <w:pPr>
+        <w:jc w:val="both"/>
+        <w:rPr>
+          <w:rFonts w:eastAsiaTheme="minorEastAsia"/>
+        </w:rPr>
+      </w:pPr>
+      <w:r>
+        <w:rPr>
+          <w:rFonts w:eastAsiaTheme="minorEastAsia"/>
+        </w:rPr>
+        <w:t xml:space="preserve">After estimating the generation-time distribution parametrically assuming, for example, a Gamma distribution with shape and scale parameters </w:t>
+      </w:r>
+      <m:oMath>
+        <m:r>
+          <w:rPr>
+            <w:rFonts w:ascii="Cambria Math" w:eastAsiaTheme="minorEastAsia" w:hAnsi="Cambria Math"/>
+          </w:rPr>
+          <m:t>α</m:t>
+        </m:r>
+      </m:oMath>
+      <w:r>
+        <w:rPr>
+          <w:rFonts w:eastAsiaTheme="minorEastAsia"/>
+        </w:rPr>
+        <w:t xml:space="preserve"> and </w:t>
+      </w:r>
+      <m:oMath>
+        <m:r>
+          <w:rPr>
+            <w:rFonts w:ascii="Cambria Math" w:eastAsiaTheme="minorEastAsia" w:hAnsi="Cambria Math"/>
+          </w:rPr>
+          <m:t>β</m:t>
+        </m:r>
+      </m:oMath>
+      <w:r>
+        <w:rPr>
+          <w:rFonts w:eastAsiaTheme="minorEastAsia"/>
+        </w:rPr>
+        <w:t xml:space="preserve">, an estimate for  </w:t>
+      </w:r>
+      <m:oMath>
+        <m:sSub>
+          <m:sSubPr>
+            <m:ctrlPr>
+              <w:rPr>
+                <w:rFonts w:ascii="Cambria Math" w:hAnsi="Cambria Math"/>
+                <w:i/>
+              </w:rPr>
+            </m:ctrlPr>
+          </m:sSubPr>
+          <m:e>
+            <m:r>
+              <w:rPr>
+                <w:rFonts w:ascii="Cambria Math" w:hAnsi="Cambria Math"/>
+              </w:rPr>
+              <m:t>R</m:t>
+            </m:r>
+          </m:e>
+          <m:sub>
+            <m:r>
+              <w:rPr>
+                <w:rFonts w:ascii="Cambria Math" w:hAnsi="Cambria Math"/>
+              </w:rPr>
+              <m:t>0</m:t>
+            </m:r>
+          </m:sub>
+        </m:sSub>
+      </m:oMath>
+      <w:r>
+        <w:rPr>
+          <w:rFonts w:eastAsiaTheme="minorEastAsia"/>
+        </w:rPr>
+        <w:t xml:space="preserve"> becomes:</w:t>
+      </w:r>
+    </w:p>
+    <w:p>
+      <w:pPr>
+        <w:jc w:val="both"/>
+        <w:rPr>
+          <w:rFonts w:eastAsiaTheme="minorEastAsia"/>
+        </w:rPr>
+      </w:pPr>
+    </w:p>
+    <w:p>
+      <w:pPr>
+        <w:jc w:val="both"/>
+        <w:rPr>
+          <w:rFonts w:eastAsiaTheme="minorEastAsia"/>
+        </w:rPr>
+      </w:pPr>
+      <m:oMathPara>
+        <m:oMath>
+          <m:sSup>
+            <m:sSupPr>
+              <m:ctrlPr>
+                <w:rPr>
+                  <w:rFonts w:ascii="Cambria Math" w:eastAsiaTheme="minorEastAsia" w:hAnsi="Cambria Math"/>
+                  <w:i/>
+                </w:rPr>
+              </m:ctrlPr>
+            </m:sSupPr>
+            <m:e>
+              <m:r>
+                <m:rPr>
+                  <m:sty m:val="p"/>
+                </m:rPr>
+                <w:rPr>
+                  <w:rFonts w:ascii="Cambria Math" w:eastAsiaTheme="minorEastAsia" w:hAnsi="Cambria Math"/>
+                </w:rPr>
+                <m:t xml:space="preserve"> </m:t>
+              </m:r>
+              <m:sSub>
+                <m:sSubPr>
+                  <m:ctrlPr>
+                    <w:rPr>
+                      <w:rFonts w:ascii="Cambria Math" w:hAnsi="Cambria Math"/>
+                      <w:i/>
+                    </w:rPr>
+                  </m:ctrlPr>
+                </m:sSubPr>
+                <m:e>
+                  <m:acc>
+                    <m:accPr>
+                      <m:ctrlPr>
+                        <w:rPr>
+                          <w:rFonts w:ascii="Cambria Math" w:hAnsi="Cambria Math"/>
+                          <w:i/>
+                        </w:rPr>
+                      </m:ctrlPr>
+                    </m:accPr>
+                    <m:e>
+                      <m:r>
+                        <w:rPr>
+                          <w:rFonts w:ascii="Cambria Math" w:hAnsi="Cambria Math"/>
+                        </w:rPr>
+                        <m:t>R</m:t>
+                      </m:r>
+                    </m:e>
+                  </m:acc>
+                </m:e>
+                <m:sub>
+                  <m:r>
+                    <w:rPr>
+                      <w:rFonts w:ascii="Cambria Math" w:hAnsi="Cambria Math"/>
+                    </w:rPr>
+                    <m:t>0</m:t>
+                  </m:r>
+                </m:sub>
+              </m:sSub>
+              <m:r>
+                <w:rPr>
+                  <w:rFonts w:ascii="Cambria Math" w:hAnsi="Cambria Math"/>
+                </w:rPr>
+                <m:t xml:space="preserve">= </m:t>
+              </m:r>
+              <m:d>
+                <m:dPr>
+                  <m:ctrlPr>
+                    <w:rPr>
+                      <w:rFonts w:ascii="Cambria Math" w:eastAsiaTheme="minorEastAsia" w:hAnsi="Cambria Math"/>
+                      <w:i/>
+                    </w:rPr>
+                  </m:ctrlPr>
+                </m:dPr>
+                <m:e>
+                  <m:r>
+                    <w:rPr>
+                      <w:rFonts w:ascii="Cambria Math" w:eastAsiaTheme="minorEastAsia" w:hAnsi="Cambria Math"/>
+                    </w:rPr>
+                    <m:t>1+</m:t>
+                  </m:r>
+                  <m:acc>
+                    <m:accPr>
+                      <m:ctrlPr>
+                        <w:rPr>
+                          <w:rFonts w:ascii="Cambria Math" w:eastAsiaTheme="minorEastAsia" w:hAnsi="Cambria Math"/>
+                          <w:i/>
+                        </w:rPr>
+                      </m:ctrlPr>
+                    </m:accPr>
+                    <m:e>
+                      <m:r>
+                        <w:rPr>
+                          <w:rFonts w:ascii="Cambria Math" w:eastAsiaTheme="minorEastAsia" w:hAnsi="Cambria Math"/>
+                        </w:rPr>
+                        <m:t>β</m:t>
+                      </m:r>
+                    </m:e>
+                  </m:acc>
+                  <m:r>
+                    <w:rPr>
+                      <w:rFonts w:ascii="Cambria Math" w:eastAsiaTheme="minorEastAsia" w:hAnsi="Cambria Math"/>
+                    </w:rPr>
+                    <m:t>r</m:t>
+                  </m:r>
+                </m:e>
+              </m:d>
+            </m:e>
+            <m:sup>
+              <m:r>
+                <w:rPr>
+                  <w:rFonts w:ascii="Cambria Math" w:eastAsiaTheme="minorEastAsia" w:hAnsi="Cambria Math"/>
+                </w:rPr>
+                <m:t>-</m:t>
+              </m:r>
+              <m:acc>
+                <m:accPr>
+                  <m:ctrlPr>
+                    <w:rPr>
+                      <w:rFonts w:ascii="Cambria Math" w:eastAsiaTheme="minorEastAsia" w:hAnsi="Cambria Math"/>
+                      <w:i/>
+                    </w:rPr>
+                  </m:ctrlPr>
+                </m:accPr>
+                <m:e>
+                  <m:r>
+                    <w:rPr>
+                      <w:rFonts w:ascii="Cambria Math" w:eastAsiaTheme="minorEastAsia" w:hAnsi="Cambria Math"/>
+                    </w:rPr>
+                    <m:t>α</m:t>
+                  </m:r>
+                </m:e>
+              </m:acc>
+            </m:sup>
+          </m:sSup>
+        </m:oMath>
+      </m:oMathPara>
+    </w:p>
+    <w:p>
+      <w:pPr>
+        <w:jc w:val="both"/>
+        <w:rPr>
+          <w:rFonts w:eastAsiaTheme="minorEastAsia"/>
+        </w:rPr>
+      </w:pPr>
+    </w:p>
+    <w:p>
+      <w:pPr>
+        <w:jc w:val="both"/>
+        <w:rPr>
+          <w:rFonts w:eastAsiaTheme="minorEastAsia"/>
+        </w:rPr>
+      </w:pPr>
+      <w:r>
+        <w:rPr>
+          <w:rFonts w:eastAsiaTheme="minorEastAsia"/>
+        </w:rPr>
+        <w:t xml:space="preserve">which is directly obtained through the connection with the Laplace transform of a Gamma distributed random variable. </w:t>
+      </w:r>
+    </w:p>
+    <w:p>
+      <w:pPr>
+        <w:jc w:val="both"/>
+        <w:rPr>
+          <w:rFonts w:eastAsiaTheme="minorEastAsia"/>
+        </w:rPr>
+      </w:pPr>
+    </w:p>
+    <w:p>
+      <w:pPr>
+        <w:jc w:val="both"/>
+        <w:rPr>
+          <w:rFonts w:eastAsiaTheme="minorEastAsia"/>
+        </w:rPr>
+      </w:pPr>
+      <w:r>
+        <w:rPr>
+          <w:rFonts w:eastAsiaTheme="minorEastAsia"/>
+        </w:rPr>
+        <w:t xml:space="preserve">Needless to say, information on infection times </w:t>
+      </w:r>
+      <w:proofErr w:type="gramStart"/>
+      <w:r>
+        <w:rPr>
+          <w:rFonts w:eastAsiaTheme="minorEastAsia"/>
+        </w:rPr>
+        <w:t>are</w:t>
+      </w:r>
+      <w:proofErr w:type="gramEnd"/>
+      <w:r>
+        <w:rPr>
+          <w:rFonts w:eastAsiaTheme="minorEastAsia"/>
+        </w:rPr>
+        <w:t xml:space="preserve"> (typically) not directly available and the serial interval distribution is often used as an approximation of the generation-time distribution. </w:t>
+      </w:r>
+    </w:p>
+    <w:p>
+      <w:pPr>
+        <w:jc w:val="both"/>
+        <w:rPr>
+          <w:rFonts w:eastAsiaTheme="minorEastAsia"/>
+        </w:rPr>
+      </w:pPr>
+    </w:p>
+    <w:p>
+      <w:pPr>
+        <w:pStyle w:val="ListParagraph"/>
+        <w:numPr>
+          <w:ilvl w:val="0"/>
+          <w:numId w:val="8"/>
+        </w:numPr>
+        <w:jc w:val="both"/>
+        <w:rPr>
+          <w:rFonts w:eastAsiaTheme="minorEastAsia"/>
+          <w:b/>
+          <w:bCs/>
+        </w:rPr>
+      </w:pPr>
+      <w:r>
+        <w:rPr>
+          <w:rFonts w:eastAsiaTheme="minorEastAsia"/>
+          <w:b/>
+          <w:bCs/>
+        </w:rPr>
+        <w:lastRenderedPageBreak/>
+        <w:t>Serial interval distribution</w:t>
+      </w:r>
+    </w:p>
+    <w:p>
+      <w:pPr>
+        <w:pStyle w:val="ListParagraph"/>
+        <w:numPr>
+          <w:ilvl w:val="0"/>
+          <w:numId w:val="8"/>
+        </w:numPr>
+        <w:jc w:val="both"/>
+        <w:rPr>
+          <w:rFonts w:eastAsiaTheme="minorEastAsia"/>
+          <w:b/>
+          <w:bCs/>
+        </w:rPr>
+      </w:pPr>
+      <w:r>
+        <w:rPr>
+          <w:rFonts w:eastAsiaTheme="minorEastAsia"/>
+          <w:b/>
+          <w:bCs/>
+        </w:rPr>
+        <w:t>Reporting delay distribution</w:t>
+      </w:r>
+    </w:p>
+    <w:p>
+      <w:pPr>
+        <w:jc w:val="both"/>
+        <w:rPr>
+          <w:rFonts w:eastAsiaTheme="minorEastAsia"/>
+          <w:b/>
+          <w:bCs/>
+        </w:rPr>
+      </w:pPr>
+    </w:p>
+    <w:p>
+      <w:pPr>
+        <w:jc w:val="both"/>
+      </w:pPr>
+      <w:r>
+        <w:t xml:space="preserve">The reporting delay is </w:t>
+      </w:r>
+      <w:r>
+        <w:t xml:space="preserve">defined as </w:t>
+      </w:r>
+      <w:r>
+        <w:t>the time between symptom onset and case reporting</w:t>
+      </w:r>
+      <w:r>
+        <w:t xml:space="preserve"> (in the absence of information on time of infection). Understanding reporting delays is important because observed case counts often lag behind actual transmission events. A possible starting point is to estimate the empirical reporting delay distribution based on the available incidence data. </w:t>
+      </w:r>
+      <w:r>
+        <w:t xml:space="preserve">Is the reporting delay different in periods with high disease transmission or not? </w:t>
+      </w:r>
+    </w:p>
+    <w:p>
+      <w:pPr>
+        <w:jc w:val="both"/>
+      </w:pPr>
+    </w:p>
+    <w:p>
+      <w:pPr>
+        <w:pStyle w:val="ListParagraph"/>
+        <w:numPr>
+          <w:ilvl w:val="0"/>
+          <w:numId w:val="8"/>
+        </w:numPr>
+        <w:jc w:val="both"/>
+        <w:rPr>
+          <w:rFonts w:eastAsiaTheme="minorEastAsia"/>
+          <w:b/>
+          <w:bCs/>
+        </w:rPr>
+      </w:pPr>
+      <w:r>
+        <w:rPr>
+          <w:rFonts w:eastAsiaTheme="minorEastAsia"/>
+          <w:b/>
+          <w:bCs/>
+        </w:rPr>
+        <w:t>Vaccine effectiveness estimation</w:t>
+      </w:r>
+    </w:p>
+    <w:p>
+      <w:pPr>
+        <w:jc w:val="both"/>
+        <w:rPr>
+          <w:rFonts w:eastAsiaTheme="minorEastAsia"/>
+          <w:b/>
+          <w:bCs/>
+        </w:rPr>
+      </w:pPr>
+    </w:p>
+    <w:p>
+      <w:pPr>
+        <w:jc w:val="both"/>
+        <w:rPr>
+          <w:rFonts w:eastAsiaTheme="minorEastAsia"/>
+        </w:rPr>
+      </w:pPr>
+      <w:r>
+        <w:rPr>
+          <w:rFonts w:eastAsiaTheme="minorEastAsia"/>
+        </w:rPr>
+        <w:t xml:space="preserve">Vaccine effectiveness is defined as </w:t>
+      </w:r>
+    </w:p>
+    <w:p>
+      <w:pPr>
+        <w:jc w:val="both"/>
+        <w:rPr>
+          <w:rFonts w:eastAsiaTheme="minorEastAsia"/>
+        </w:rPr>
+      </w:pPr>
+    </w:p>
+    <w:p>
+      <w:pPr>
+        <w:jc w:val="both"/>
+        <w:rPr>
+          <w:rFonts w:eastAsiaTheme="minorEastAsia"/>
+        </w:rPr>
+      </w:pPr>
+      <m:oMathPara>
+        <m:oMath>
+          <m:r>
+            <w:rPr>
+              <w:rFonts w:ascii="Cambria Math" w:eastAsiaTheme="minorEastAsia" w:hAnsi="Cambria Math"/>
+            </w:rPr>
+            <m:t>VE=1-RR</m:t>
+          </m:r>
+        </m:oMath>
+      </m:oMathPara>
+    </w:p>
+    <w:p>
+      <w:pPr>
+        <w:jc w:val="both"/>
+        <w:rPr>
+          <w:rFonts w:eastAsiaTheme="minorEastAsia"/>
+        </w:rPr>
+      </w:pPr>
+    </w:p>
+    <w:p>
+      <w:pPr>
+        <w:jc w:val="both"/>
+        <w:rPr>
+          <w:rFonts w:eastAsiaTheme="minorEastAsia"/>
+        </w:rPr>
+      </w:pPr>
+      <w:r>
+        <w:rPr>
+          <w:rFonts w:eastAsiaTheme="minorEastAsia"/>
+        </w:rPr>
+        <w:t>where RR is the relative risk of infection among vaccinated versus non-vaccinated individuals. Hence, in order to estimate vaccine effectiveness, one needs to compare attack rates among vaccinated and unvaccinated individuals. Is protection as a result of vaccination waning over time?</w:t>
+      </w:r>
+    </w:p>
     <w:sectPr>
       <w:pgSz w:w="12240" w:h="15840"/>
       <w:pgMar w:top="1440" w:right="1440" w:bottom="1440" w:left="1440" w:header="720" w:footer="720" w:gutter="0"/>
@@ -410,127 +2698,6 @@
 </w:document>
 </file>
 
-<file path=word/comments.xml><?xml version="1.0" encoding="utf-8"?>
-<w:comments xmlns:wpc="http://schemas.microsoft.com/office/word/2010/wordprocessingCanvas" xmlns:cx="http://schemas.microsoft.com/office/drawing/2014/chartex" xmlns:cx1="http://schemas.microsoft.com/office/drawing/2015/9/8/chartex" xmlns:cx2="http://schemas.microsoft.com/office/drawing/2015/10/21/chartex" xmlns:cx3="http://schemas.microsoft.com/office/drawing/2016/5/9/chartex" xmlns:cx4="http://schemas.microsoft.com/office/drawing/2016/5/10/chartex" xmlns:cx5="http://schemas.microsoft.com/office/drawing/2016/5/11/chartex" xmlns:cx6="http://schemas.microsoft.com/office/drawing/2016/5/12/chartex" xmlns:cx7="http://schemas.microsoft.com/office/drawing/2016/5/13/chartex" xmlns:cx8="http://schemas.microsoft.com/office/drawing/2016/5/14/chartex" xmlns:mc="http://schemas.openxmlformats.org/markup-compatibility/2006" xmlns:aink="http://schemas.microsoft.com/office/drawing/2016/ink" xmlns:am3d="http://schemas.microsoft.com/office/drawing/2017/model3d" xmlns:o="urn:schemas-microsoft-com:office:office" xmlns:oel="http://schemas.microsoft.com/office/2019/extlst" xmlns:r="http://schemas.openxmlformats.org/officeDocument/2006/relationships" xmlns:m="http://schemas.openxmlformats.org/officeDocument/2006/math" xmlns:v="urn:schemas-microsoft-com:vml" xmlns:wp14="http://schemas.microsoft.com/office/word/2010/wordprocessingDrawing" xmlns:wp="http://schemas.openxmlformats.org/drawingml/2006/wordprocessingDrawing" xmlns:w10="urn:schemas-microsoft-com:office:word" xmlns:w="http://schemas.openxmlformats.org/wordprocessingml/2006/main" xmlns:w14="http://schemas.microsoft.com/office/word/2010/wordml" xmlns:w15="http://schemas.microsoft.com/office/word/2012/wordml" xmlns:w16cex="http://schemas.microsoft.com/office/word/2018/wordml/cex" xmlns:w16cid="http://schemas.microsoft.com/office/word/2016/wordml/cid" xmlns:w16="http://schemas.microsoft.com/office/word/2018/wordml" xmlns:w16sdtdh="http://schemas.microsoft.com/office/word/2020/wordml/sdtdatahash" xmlns:w16se="http://schemas.microsoft.com/office/word/2015/wordml/symex" xmlns:wpg="http://schemas.microsoft.com/office/word/2010/wordprocessingGroup" xmlns:wpi="http://schemas.microsoft.com/office/word/2010/wordprocessingInk" xmlns:wne="http://schemas.microsoft.com/office/word/2006/wordml" xmlns:wps="http://schemas.microsoft.com/office/word/2010/wordprocessingShape" mc:Ignorable="w14 w15 w16se w16cid w16 w16cex w16sdtdh wp14">
-  <w:comment w:id="0" w:author="Steven Abrams" w:date="2026-04-22T08:48:00Z" w:initials="SA">
-    <w:p>
-      <w:pPr>
-        <w:pStyle w:val="CommentText"/>
-      </w:pPr>
-      <w:r>
-        <w:rPr>
-          <w:rStyle w:val="CommentReference"/>
-        </w:rPr>
-        <w:annotationRef/>
-      </w:r>
-      <w:r>
-        <w:t>Additional identification numbers can be provided for location, i.e., classroom and workplace identification numbers.</w:t>
-      </w:r>
-    </w:p>
-  </w:comment>
-  <w:comment w:id="1" w:author="Steven Abrams" w:date="2026-04-22T08:49:00Z" w:initials="SA">
-    <w:p>
-      <w:pPr>
-        <w:pStyle w:val="CommentText"/>
-      </w:pPr>
-      <w:r>
-        <w:rPr>
-          <w:rStyle w:val="CommentReference"/>
-        </w:rPr>
-        <w:annotationRef/>
-      </w:r>
-      <w:r>
-        <w:t>This includes the delay as a consequence of individuals not immediately being tested. NOTE: delays as a consequence of delays in availability of test results are taken out (retrospectively one can relate test results to the time of testing anyway) – only relevant to consider such delays in a nowcasting setting.</w:t>
-      </w:r>
-    </w:p>
-  </w:comment>
-  <w:comment w:id="2" w:author="Steven Abrams" w:date="2026-04-22T08:53:00Z" w:initials="SA">
-    <w:p>
-      <w:pPr>
-        <w:pStyle w:val="CommentText"/>
-      </w:pPr>
-      <w:r>
-        <w:rPr>
-          <w:rStyle w:val="CommentReference"/>
-        </w:rPr>
-        <w:annotationRef/>
-      </w:r>
-      <w:r>
-        <w:t xml:space="preserve">In reality unknown unless contact tracing information is available – see ‘Aims’ below. </w:t>
-      </w:r>
-    </w:p>
-  </w:comment>
-  <w:comment w:id="3" w:author="Steven Abrams" w:date="2026-04-22T08:54:00Z" w:initials="SA">
-    <w:p>
-      <w:pPr>
-        <w:pStyle w:val="CommentText"/>
-      </w:pPr>
-      <w:r>
-        <w:rPr>
-          <w:rStyle w:val="CommentReference"/>
-        </w:rPr>
-        <w:annotationRef/>
-      </w:r>
-      <w:r>
-        <w:rPr>
-          <w:rStyle w:val="CommentReference"/>
-        </w:rPr>
-        <w:t xml:space="preserve">Perhaps useful to provide such information for a subset of individuals. </w:t>
-      </w:r>
-      <w:r>
-        <w:t xml:space="preserve"> </w:t>
-      </w:r>
-    </w:p>
-  </w:comment>
-  <w:comment w:id="4" w:author="Steven Abrams" w:date="2026-04-22T08:57:00Z" w:initials="SA">
-    <w:p>
-      <w:pPr>
-        <w:pStyle w:val="CommentText"/>
-      </w:pPr>
-      <w:r>
-        <w:rPr>
-          <w:rStyle w:val="CommentReference"/>
-        </w:rPr>
-        <w:annotationRef/>
-      </w:r>
-      <w:r>
-        <w:t xml:space="preserve">At this moment in time, vaccination is considered a two-step approach in which individuals are vaccinated at a cross-sectional time point and subsequently breakthrough infections are allowed for. </w:t>
-      </w:r>
-    </w:p>
-  </w:comment>
-</w:comments>
-</file>
-
-<file path=word/commentsExtended.xml><?xml version="1.0" encoding="utf-8"?>
-<w15:commentsEx xmlns:wpc="http://schemas.microsoft.com/office/word/2010/wordprocessingCanvas" xmlns:cx="http://schemas.microsoft.com/office/drawing/2014/chartex" xmlns:cx1="http://schemas.microsoft.com/office/drawing/2015/9/8/chartex" xmlns:cx2="http://schemas.microsoft.com/office/drawing/2015/10/21/chartex" xmlns:cx3="http://schemas.microsoft.com/office/drawing/2016/5/9/chartex" xmlns:cx4="http://schemas.microsoft.com/office/drawing/2016/5/10/chartex" xmlns:cx5="http://schemas.microsoft.com/office/drawing/2016/5/11/chartex" xmlns:cx6="http://schemas.microsoft.com/office/drawing/2016/5/12/chartex" xmlns:cx7="http://schemas.microsoft.com/office/drawing/2016/5/13/chartex" xmlns:cx8="http://schemas.microsoft.com/office/drawing/2016/5/14/chartex" xmlns:mc="http://schemas.openxmlformats.org/markup-compatibility/2006" xmlns:aink="http://schemas.microsoft.com/office/drawing/2016/ink" xmlns:am3d="http://schemas.microsoft.com/office/drawing/2017/model3d" xmlns:o="urn:schemas-microsoft-com:office:office" xmlns:oel="http://schemas.microsoft.com/office/2019/extlst" xmlns:r="http://schemas.openxmlformats.org/officeDocument/2006/relationships" xmlns:m="http://schemas.openxmlformats.org/officeDocument/2006/math" xmlns:v="urn:schemas-microsoft-com:vml" xmlns:wp14="http://schemas.microsoft.com/office/word/2010/wordprocessingDrawing" xmlns:wp="http://schemas.openxmlformats.org/drawingml/2006/wordprocessingDrawing" xmlns:w10="urn:schemas-microsoft-com:office:word" xmlns:w="http://schemas.openxmlformats.org/wordprocessingml/2006/main" xmlns:w14="http://schemas.microsoft.com/office/word/2010/wordml" xmlns:w15="http://schemas.microsoft.com/office/word/2012/wordml" xmlns:w16cex="http://schemas.microsoft.com/office/word/2018/wordml/cex" xmlns:w16cid="http://schemas.microsoft.com/office/word/2016/wordml/cid" xmlns:w16="http://schemas.microsoft.com/office/word/2018/wordml" xmlns:w16sdtdh="http://schemas.microsoft.com/office/word/2020/wordml/sdtdatahash" xmlns:w16se="http://schemas.microsoft.com/office/word/2015/wordml/symex" xmlns:wpg="http://schemas.microsoft.com/office/word/2010/wordprocessingGroup" xmlns:wpi="http://schemas.microsoft.com/office/word/2010/wordprocessingInk" xmlns:wne="http://schemas.microsoft.com/office/word/2006/wordml" xmlns:wps="http://schemas.microsoft.com/office/word/2010/wordprocessingShape" mc:Ignorable="w14 w15 w16se w16cid w16 w16cex w16sdtdh wp14">
-  <w15:commentEx w15:paraId="4C67E77E" w15:done="0"/>
-  <w15:commentEx w15:paraId="26DE0F00" w15:done="0"/>
-  <w15:commentEx w15:paraId="75CAFC4D" w15:done="0"/>
-  <w15:commentEx w15:paraId="669756DA" w15:paraIdParent="75CAFC4D" w15:done="0"/>
-  <w15:commentEx w15:paraId="70423594" w15:done="0"/>
-</w15:commentsEx>
-</file>
-
-<file path=word/commentsExtensible.xml><?xml version="1.0" encoding="utf-8"?>
-<w16cex:commentsExtensible xmlns:wpc="http://schemas.microsoft.com/office/word/2010/wordprocessingCanvas" xmlns:cx="http://schemas.microsoft.com/office/drawing/2014/chartex" xmlns:cx1="http://schemas.microsoft.com/office/drawing/2015/9/8/chartex" xmlns:cx2="http://schemas.microsoft.com/office/drawing/2015/10/21/chartex" xmlns:cx3="http://schemas.microsoft.com/office/drawing/2016/5/9/chartex" xmlns:cx4="http://schemas.microsoft.com/office/drawing/2016/5/10/chartex" xmlns:cx5="http://schemas.microsoft.com/office/drawing/2016/5/11/chartex" xmlns:cx6="http://schemas.microsoft.com/office/drawing/2016/5/12/chartex" xmlns:cx7="http://schemas.microsoft.com/office/drawing/2016/5/13/chartex" xmlns:cx8="http://schemas.microsoft.com/office/drawing/2016/5/14/chartex" xmlns:mc="http://schemas.openxmlformats.org/markup-compatibility/2006" xmlns:aink="http://schemas.microsoft.com/office/drawing/2016/ink" xmlns:am3d="http://schemas.microsoft.com/office/drawing/2017/model3d" xmlns:o="urn:schemas-microsoft-com:office:office" xmlns:oel="http://schemas.microsoft.com/office/2019/extlst" xmlns:r="http://schemas.openxmlformats.org/officeDocument/2006/relationships" xmlns:m="http://schemas.openxmlformats.org/officeDocument/2006/math" xmlns:v="urn:schemas-microsoft-com:vml" xmlns:wp14="http://schemas.microsoft.com/office/word/2010/wordprocessingDrawing" xmlns:wp="http://schemas.openxmlformats.org/drawingml/2006/wordprocessingDrawing" xmlns:w10="urn:schemas-microsoft-com:office:word" xmlns:w="http://schemas.openxmlformats.org/wordprocessingml/2006/main" xmlns:w14="http://schemas.microsoft.com/office/word/2010/wordml" xmlns:w15="http://schemas.microsoft.com/office/word/2012/wordml" xmlns:w16cex="http://schemas.microsoft.com/office/word/2018/wordml/cex" xmlns:w16cid="http://schemas.microsoft.com/office/word/2016/wordml/cid" xmlns:w16="http://schemas.microsoft.com/office/word/2018/wordml" xmlns:w16sdtdh="http://schemas.microsoft.com/office/word/2020/wordml/sdtdatahash" xmlns:w16se="http://schemas.microsoft.com/office/word/2015/wordml/symex" xmlns:wpg="http://schemas.microsoft.com/office/word/2010/wordprocessingGroup" xmlns:wpi="http://schemas.microsoft.com/office/word/2010/wordprocessingInk" xmlns:wne="http://schemas.microsoft.com/office/word/2006/wordml" xmlns:wps="http://schemas.microsoft.com/office/word/2010/wordprocessingShape" mc:Ignorable="w14 w15 w16se w16cid w16 w16cex w16sdtdh wp14">
-  <w16cex:commentExtensible w16cex:durableId="210A1E52" w16cex:dateUtc="2026-04-22T06:48:00Z"/>
-  <w16cex:commentExtensible w16cex:durableId="7BAB2436" w16cex:dateUtc="2026-04-22T06:49:00Z"/>
-  <w16cex:commentExtensible w16cex:durableId="6FEDD9F1" w16cex:dateUtc="2026-04-22T06:53:00Z"/>
-  <w16cex:commentExtensible w16cex:durableId="027DC8CE" w16cex:dateUtc="2026-04-22T06:54:00Z"/>
-  <w16cex:commentExtensible w16cex:durableId="04165388" w16cex:dateUtc="2026-04-22T06:57:00Z"/>
-</w16cex:commentsExtensible>
-</file>
-
-<file path=word/commentsIds.xml><?xml version="1.0" encoding="utf-8"?>
-<w16cid:commentsIds xmlns:wpc="http://schemas.microsoft.com/office/word/2010/wordprocessingCanvas" xmlns:cx="http://schemas.microsoft.com/office/drawing/2014/chartex" xmlns:cx1="http://schemas.microsoft.com/office/drawing/2015/9/8/chartex" xmlns:cx2="http://schemas.microsoft.com/office/drawing/2015/10/21/chartex" xmlns:cx3="http://schemas.microsoft.com/office/drawing/2016/5/9/chartex" xmlns:cx4="http://schemas.microsoft.com/office/drawing/2016/5/10/chartex" xmlns:cx5="http://schemas.microsoft.com/office/drawing/2016/5/11/chartex" xmlns:cx6="http://schemas.microsoft.com/office/drawing/2016/5/12/chartex" xmlns:cx7="http://schemas.microsoft.com/office/drawing/2016/5/13/chartex" xmlns:cx8="http://schemas.microsoft.com/office/drawing/2016/5/14/chartex" xmlns:mc="http://schemas.openxmlformats.org/markup-compatibility/2006" xmlns:aink="http://schemas.microsoft.com/office/drawing/2016/ink" xmlns:am3d="http://schemas.microsoft.com/office/drawing/2017/model3d" xmlns:o="urn:schemas-microsoft-com:office:office" xmlns:oel="http://schemas.microsoft.com/office/2019/extlst" xmlns:r="http://schemas.openxmlformats.org/officeDocument/2006/relationships" xmlns:m="http://schemas.openxmlformats.org/officeDocument/2006/math" xmlns:v="urn:schemas-microsoft-com:vml" xmlns:wp14="http://schemas.microsoft.com/office/word/2010/wordprocessingDrawing" xmlns:wp="http://schemas.openxmlformats.org/drawingml/2006/wordprocessingDrawing" xmlns:w10="urn:schemas-microsoft-com:office:word" xmlns:w="http://schemas.openxmlformats.org/wordprocessingml/2006/main" xmlns:w14="http://schemas.microsoft.com/office/word/2010/wordml" xmlns:w15="http://schemas.microsoft.com/office/word/2012/wordml" xmlns:w16cex="http://schemas.microsoft.com/office/word/2018/wordml/cex" xmlns:w16cid="http://schemas.microsoft.com/office/word/2016/wordml/cid" xmlns:w16="http://schemas.microsoft.com/office/word/2018/wordml" xmlns:w16sdtdh="http://schemas.microsoft.com/office/word/2020/wordml/sdtdatahash" xmlns:w16se="http://schemas.microsoft.com/office/word/2015/wordml/symex" xmlns:wpg="http://schemas.microsoft.com/office/word/2010/wordprocessingGroup" xmlns:wpi="http://schemas.microsoft.com/office/word/2010/wordprocessingInk" xmlns:wne="http://schemas.microsoft.com/office/word/2006/wordml" xmlns:wps="http://schemas.microsoft.com/office/word/2010/wordprocessingShape" mc:Ignorable="w14 w15 w16se w16cid w16 w16cex w16sdtdh wp14">
-  <w16cid:commentId w16cid:paraId="4C67E77E" w16cid:durableId="210A1E52"/>
-  <w16cid:commentId w16cid:paraId="26DE0F00" w16cid:durableId="7BAB2436"/>
-  <w16cid:commentId w16cid:paraId="75CAFC4D" w16cid:durableId="6FEDD9F1"/>
-  <w16cid:commentId w16cid:paraId="669756DA" w16cid:durableId="027DC8CE"/>
-  <w16cid:commentId w16cid:paraId="70423594" w16cid:durableId="04165388"/>
-</w16cid:commentsIds>
-</file>
-
 <file path=word/numbering.xml><?xml version="1.0" encoding="utf-8"?>
 <w:numbering xmlns:wpc="http://schemas.microsoft.com/office/word/2010/wordprocessingCanvas" xmlns:cx="http://schemas.microsoft.com/office/drawing/2014/chartex" xmlns:cx1="http://schemas.microsoft.com/office/drawing/2015/9/8/chartex" xmlns:cx2="http://schemas.microsoft.com/office/drawing/2015/10/21/chartex" xmlns:cx3="http://schemas.microsoft.com/office/drawing/2016/5/9/chartex" xmlns:cx4="http://schemas.microsoft.com/office/drawing/2016/5/10/chartex" xmlns:cx5="http://schemas.microsoft.com/office/drawing/2016/5/11/chartex" xmlns:cx6="http://schemas.microsoft.com/office/drawing/2016/5/12/chartex" xmlns:cx7="http://schemas.microsoft.com/office/drawing/2016/5/13/chartex" xmlns:cx8="http://schemas.microsoft.com/office/drawing/2016/5/14/chartex" xmlns:mc="http://schemas.openxmlformats.org/markup-compatibility/2006" xmlns:aink="http://schemas.microsoft.com/office/drawing/2016/ink" xmlns:am3d="http://schemas.microsoft.com/office/drawing/2017/model3d" xmlns:o="urn:schemas-microsoft-com:office:office" xmlns:oel="http://schemas.microsoft.com/office/2019/extlst" xmlns:r="http://schemas.openxmlformats.org/officeDocument/2006/relationships" xmlns:m="http://schemas.openxmlformats.org/officeDocument/2006/math" xmlns:v="urn:schemas-microsoft-com:vml" xmlns:wp14="http://schemas.microsoft.com/office/word/2010/wordprocessingDrawing" xmlns:wp="http://schemas.openxmlformats.org/drawingml/2006/wordprocessingDrawing" xmlns:w10="urn:schemas-microsoft-com:office:word" xmlns:w="http://schemas.openxmlformats.org/wordprocessingml/2006/main" xmlns:w14="http://schemas.microsoft.com/office/word/2010/wordml" xmlns:w15="http://schemas.microsoft.com/office/word/2012/wordml" xmlns:w16cex="http://schemas.microsoft.com/office/word/2018/wordml/cex" xmlns:w16cid="http://schemas.microsoft.com/office/word/2016/wordml/cid" xmlns:w16="http://schemas.microsoft.com/office/word/2018/wordml" xmlns:w16sdtdh="http://schemas.microsoft.com/office/word/2020/wordml/sdtdatahash" xmlns:w16se="http://schemas.microsoft.com/office/word/2015/wordml/symex" xmlns:wpg="http://schemas.microsoft.com/office/word/2010/wordprocessingGroup" xmlns:wpi="http://schemas.microsoft.com/office/word/2010/wordprocessingInk" xmlns:wne="http://schemas.microsoft.com/office/word/2006/wordml" xmlns:wps="http://schemas.microsoft.com/office/word/2010/wordprocessingShape" mc:Ignorable="w14 w15 w16se w16cid w16 w16cex w16sdtdh wp14">
   <w:abstractNum w:abstractNumId="0" w15:restartNumberingAfterBreak="0">
@@ -646,18 +2813,774 @@
       </w:rPr>
     </w:lvl>
   </w:abstractNum>
+  <w:abstractNum w:abstractNumId="1" w15:restartNumberingAfterBreak="0">
+    <w:nsid w:val="155F2368"/>
+    <w:multiLevelType w:val="hybridMultilevel"/>
+    <w:tmpl w:val="059472E0"/>
+    <w:lvl w:ilvl="0" w:tplc="04090003">
+      <w:start w:val="1"/>
+      <w:numFmt w:val="bullet"/>
+      <w:lvlText w:val="o"/>
+      <w:lvlJc w:val="left"/>
+      <w:pPr>
+        <w:ind w:left="720" w:hanging="360"/>
+      </w:pPr>
+      <w:rPr>
+        <w:rFonts w:ascii="Courier New" w:hAnsi="Courier New" w:cs="Courier New" w:hint="default"/>
+      </w:rPr>
+    </w:lvl>
+    <w:lvl w:ilvl="1" w:tplc="04090003" w:tentative="1">
+      <w:start w:val="1"/>
+      <w:numFmt w:val="bullet"/>
+      <w:lvlText w:val="o"/>
+      <w:lvlJc w:val="left"/>
+      <w:pPr>
+        <w:ind w:left="1440" w:hanging="360"/>
+      </w:pPr>
+      <w:rPr>
+        <w:rFonts w:ascii="Courier New" w:hAnsi="Courier New" w:cs="Courier New" w:hint="default"/>
+      </w:rPr>
+    </w:lvl>
+    <w:lvl w:ilvl="2" w:tplc="04090005" w:tentative="1">
+      <w:start w:val="1"/>
+      <w:numFmt w:val="bullet"/>
+      <w:lvlText w:val=""/>
+      <w:lvlJc w:val="left"/>
+      <w:pPr>
+        <w:ind w:left="2160" w:hanging="360"/>
+      </w:pPr>
+      <w:rPr>
+        <w:rFonts w:ascii="Wingdings" w:hAnsi="Wingdings" w:hint="default"/>
+      </w:rPr>
+    </w:lvl>
+    <w:lvl w:ilvl="3" w:tplc="04090001" w:tentative="1">
+      <w:start w:val="1"/>
+      <w:numFmt w:val="bullet"/>
+      <w:lvlText w:val=""/>
+      <w:lvlJc w:val="left"/>
+      <w:pPr>
+        <w:ind w:left="2880" w:hanging="360"/>
+      </w:pPr>
+      <w:rPr>
+        <w:rFonts w:ascii="Symbol" w:hAnsi="Symbol" w:hint="default"/>
+      </w:rPr>
+    </w:lvl>
+    <w:lvl w:ilvl="4" w:tplc="04090003" w:tentative="1">
+      <w:start w:val="1"/>
+      <w:numFmt w:val="bullet"/>
+      <w:lvlText w:val="o"/>
+      <w:lvlJc w:val="left"/>
+      <w:pPr>
+        <w:ind w:left="3600" w:hanging="360"/>
+      </w:pPr>
+      <w:rPr>
+        <w:rFonts w:ascii="Courier New" w:hAnsi="Courier New" w:cs="Courier New" w:hint="default"/>
+      </w:rPr>
+    </w:lvl>
+    <w:lvl w:ilvl="5" w:tplc="04090005" w:tentative="1">
+      <w:start w:val="1"/>
+      <w:numFmt w:val="bullet"/>
+      <w:lvlText w:val=""/>
+      <w:lvlJc w:val="left"/>
+      <w:pPr>
+        <w:ind w:left="4320" w:hanging="360"/>
+      </w:pPr>
+      <w:rPr>
+        <w:rFonts w:ascii="Wingdings" w:hAnsi="Wingdings" w:hint="default"/>
+      </w:rPr>
+    </w:lvl>
+    <w:lvl w:ilvl="6" w:tplc="04090001" w:tentative="1">
+      <w:start w:val="1"/>
+      <w:numFmt w:val="bullet"/>
+      <w:lvlText w:val=""/>
+      <w:lvlJc w:val="left"/>
+      <w:pPr>
+        <w:ind w:left="5040" w:hanging="360"/>
+      </w:pPr>
+      <w:rPr>
+        <w:rFonts w:ascii="Symbol" w:hAnsi="Symbol" w:hint="default"/>
+      </w:rPr>
+    </w:lvl>
+    <w:lvl w:ilvl="7" w:tplc="04090003" w:tentative="1">
+      <w:start w:val="1"/>
+      <w:numFmt w:val="bullet"/>
+      <w:lvlText w:val="o"/>
+      <w:lvlJc w:val="left"/>
+      <w:pPr>
+        <w:ind w:left="5760" w:hanging="360"/>
+      </w:pPr>
+      <w:rPr>
+        <w:rFonts w:ascii="Courier New" w:hAnsi="Courier New" w:cs="Courier New" w:hint="default"/>
+      </w:rPr>
+    </w:lvl>
+    <w:lvl w:ilvl="8" w:tplc="04090005" w:tentative="1">
+      <w:start w:val="1"/>
+      <w:numFmt w:val="bullet"/>
+      <w:lvlText w:val=""/>
+      <w:lvlJc w:val="left"/>
+      <w:pPr>
+        <w:ind w:left="6480" w:hanging="360"/>
+      </w:pPr>
+      <w:rPr>
+        <w:rFonts w:ascii="Wingdings" w:hAnsi="Wingdings" w:hint="default"/>
+      </w:rPr>
+    </w:lvl>
+  </w:abstractNum>
+  <w:abstractNum w:abstractNumId="2" w15:restartNumberingAfterBreak="0">
+    <w:nsid w:val="17DB6A1D"/>
+    <w:multiLevelType w:val="hybridMultilevel"/>
+    <w:tmpl w:val="F7CC0142"/>
+    <w:lvl w:ilvl="0" w:tplc="04090003">
+      <w:start w:val="1"/>
+      <w:numFmt w:val="bullet"/>
+      <w:lvlText w:val="o"/>
+      <w:lvlJc w:val="left"/>
+      <w:pPr>
+        <w:ind w:left="720" w:hanging="360"/>
+      </w:pPr>
+      <w:rPr>
+        <w:rFonts w:ascii="Courier New" w:hAnsi="Courier New" w:cs="Courier New" w:hint="default"/>
+      </w:rPr>
+    </w:lvl>
+    <w:lvl w:ilvl="1" w:tplc="04090003" w:tentative="1">
+      <w:start w:val="1"/>
+      <w:numFmt w:val="bullet"/>
+      <w:lvlText w:val="o"/>
+      <w:lvlJc w:val="left"/>
+      <w:pPr>
+        <w:ind w:left="1440" w:hanging="360"/>
+      </w:pPr>
+      <w:rPr>
+        <w:rFonts w:ascii="Courier New" w:hAnsi="Courier New" w:cs="Courier New" w:hint="default"/>
+      </w:rPr>
+    </w:lvl>
+    <w:lvl w:ilvl="2" w:tplc="04090005" w:tentative="1">
+      <w:start w:val="1"/>
+      <w:numFmt w:val="bullet"/>
+      <w:lvlText w:val=""/>
+      <w:lvlJc w:val="left"/>
+      <w:pPr>
+        <w:ind w:left="2160" w:hanging="360"/>
+      </w:pPr>
+      <w:rPr>
+        <w:rFonts w:ascii="Wingdings" w:hAnsi="Wingdings" w:hint="default"/>
+      </w:rPr>
+    </w:lvl>
+    <w:lvl w:ilvl="3" w:tplc="04090001" w:tentative="1">
+      <w:start w:val="1"/>
+      <w:numFmt w:val="bullet"/>
+      <w:lvlText w:val=""/>
+      <w:lvlJc w:val="left"/>
+      <w:pPr>
+        <w:ind w:left="2880" w:hanging="360"/>
+      </w:pPr>
+      <w:rPr>
+        <w:rFonts w:ascii="Symbol" w:hAnsi="Symbol" w:hint="default"/>
+      </w:rPr>
+    </w:lvl>
+    <w:lvl w:ilvl="4" w:tplc="04090003" w:tentative="1">
+      <w:start w:val="1"/>
+      <w:numFmt w:val="bullet"/>
+      <w:lvlText w:val="o"/>
+      <w:lvlJc w:val="left"/>
+      <w:pPr>
+        <w:ind w:left="3600" w:hanging="360"/>
+      </w:pPr>
+      <w:rPr>
+        <w:rFonts w:ascii="Courier New" w:hAnsi="Courier New" w:cs="Courier New" w:hint="default"/>
+      </w:rPr>
+    </w:lvl>
+    <w:lvl w:ilvl="5" w:tplc="04090005" w:tentative="1">
+      <w:start w:val="1"/>
+      <w:numFmt w:val="bullet"/>
+      <w:lvlText w:val=""/>
+      <w:lvlJc w:val="left"/>
+      <w:pPr>
+        <w:ind w:left="4320" w:hanging="360"/>
+      </w:pPr>
+      <w:rPr>
+        <w:rFonts w:ascii="Wingdings" w:hAnsi="Wingdings" w:hint="default"/>
+      </w:rPr>
+    </w:lvl>
+    <w:lvl w:ilvl="6" w:tplc="04090001" w:tentative="1">
+      <w:start w:val="1"/>
+      <w:numFmt w:val="bullet"/>
+      <w:lvlText w:val=""/>
+      <w:lvlJc w:val="left"/>
+      <w:pPr>
+        <w:ind w:left="5040" w:hanging="360"/>
+      </w:pPr>
+      <w:rPr>
+        <w:rFonts w:ascii="Symbol" w:hAnsi="Symbol" w:hint="default"/>
+      </w:rPr>
+    </w:lvl>
+    <w:lvl w:ilvl="7" w:tplc="04090003" w:tentative="1">
+      <w:start w:val="1"/>
+      <w:numFmt w:val="bullet"/>
+      <w:lvlText w:val="o"/>
+      <w:lvlJc w:val="left"/>
+      <w:pPr>
+        <w:ind w:left="5760" w:hanging="360"/>
+      </w:pPr>
+      <w:rPr>
+        <w:rFonts w:ascii="Courier New" w:hAnsi="Courier New" w:cs="Courier New" w:hint="default"/>
+      </w:rPr>
+    </w:lvl>
+    <w:lvl w:ilvl="8" w:tplc="04090005" w:tentative="1">
+      <w:start w:val="1"/>
+      <w:numFmt w:val="bullet"/>
+      <w:lvlText w:val=""/>
+      <w:lvlJc w:val="left"/>
+      <w:pPr>
+        <w:ind w:left="6480" w:hanging="360"/>
+      </w:pPr>
+      <w:rPr>
+        <w:rFonts w:ascii="Wingdings" w:hAnsi="Wingdings" w:hint="default"/>
+      </w:rPr>
+    </w:lvl>
+  </w:abstractNum>
+  <w:abstractNum w:abstractNumId="3" w15:restartNumberingAfterBreak="0">
+    <w:nsid w:val="19E87C86"/>
+    <w:multiLevelType w:val="hybridMultilevel"/>
+    <w:tmpl w:val="65841A1A"/>
+    <w:lvl w:ilvl="0" w:tplc="7632E2A0">
+      <w:start w:val="1"/>
+      <w:numFmt w:val="decimal"/>
+      <w:lvlText w:val="%1."/>
+      <w:lvlJc w:val="left"/>
+      <w:pPr>
+        <w:ind w:left="720" w:hanging="360"/>
+      </w:pPr>
+      <w:rPr>
+        <w:rFonts w:hint="default"/>
+      </w:rPr>
+    </w:lvl>
+    <w:lvl w:ilvl="1" w:tplc="04090019" w:tentative="1">
+      <w:start w:val="1"/>
+      <w:numFmt w:val="lowerLetter"/>
+      <w:lvlText w:val="%2."/>
+      <w:lvlJc w:val="left"/>
+      <w:pPr>
+        <w:ind w:left="1440" w:hanging="360"/>
+      </w:pPr>
+    </w:lvl>
+    <w:lvl w:ilvl="2" w:tplc="0409001B" w:tentative="1">
+      <w:start w:val="1"/>
+      <w:numFmt w:val="lowerRoman"/>
+      <w:lvlText w:val="%3."/>
+      <w:lvlJc w:val="right"/>
+      <w:pPr>
+        <w:ind w:left="2160" w:hanging="180"/>
+      </w:pPr>
+    </w:lvl>
+    <w:lvl w:ilvl="3" w:tplc="0409000F" w:tentative="1">
+      <w:start w:val="1"/>
+      <w:numFmt w:val="decimal"/>
+      <w:lvlText w:val="%4."/>
+      <w:lvlJc w:val="left"/>
+      <w:pPr>
+        <w:ind w:left="2880" w:hanging="360"/>
+      </w:pPr>
+    </w:lvl>
+    <w:lvl w:ilvl="4" w:tplc="04090019" w:tentative="1">
+      <w:start w:val="1"/>
+      <w:numFmt w:val="lowerLetter"/>
+      <w:lvlText w:val="%5."/>
+      <w:lvlJc w:val="left"/>
+      <w:pPr>
+        <w:ind w:left="3600" w:hanging="360"/>
+      </w:pPr>
+    </w:lvl>
+    <w:lvl w:ilvl="5" w:tplc="0409001B" w:tentative="1">
+      <w:start w:val="1"/>
+      <w:numFmt w:val="lowerRoman"/>
+      <w:lvlText w:val="%6."/>
+      <w:lvlJc w:val="right"/>
+      <w:pPr>
+        <w:ind w:left="4320" w:hanging="180"/>
+      </w:pPr>
+    </w:lvl>
+    <w:lvl w:ilvl="6" w:tplc="0409000F" w:tentative="1">
+      <w:start w:val="1"/>
+      <w:numFmt w:val="decimal"/>
+      <w:lvlText w:val="%7."/>
+      <w:lvlJc w:val="left"/>
+      <w:pPr>
+        <w:ind w:left="5040" w:hanging="360"/>
+      </w:pPr>
+    </w:lvl>
+    <w:lvl w:ilvl="7" w:tplc="04090019" w:tentative="1">
+      <w:start w:val="1"/>
+      <w:numFmt w:val="lowerLetter"/>
+      <w:lvlText w:val="%8."/>
+      <w:lvlJc w:val="left"/>
+      <w:pPr>
+        <w:ind w:left="5760" w:hanging="360"/>
+      </w:pPr>
+    </w:lvl>
+    <w:lvl w:ilvl="8" w:tplc="0409001B" w:tentative="1">
+      <w:start w:val="1"/>
+      <w:numFmt w:val="lowerRoman"/>
+      <w:lvlText w:val="%9."/>
+      <w:lvlJc w:val="right"/>
+      <w:pPr>
+        <w:ind w:left="6480" w:hanging="180"/>
+      </w:pPr>
+    </w:lvl>
+  </w:abstractNum>
+  <w:abstractNum w:abstractNumId="4" w15:restartNumberingAfterBreak="0">
+    <w:nsid w:val="21F73F5C"/>
+    <w:multiLevelType w:val="multilevel"/>
+    <w:tmpl w:val="C7966C9E"/>
+    <w:lvl w:ilvl="0">
+      <w:start w:val="1"/>
+      <w:numFmt w:val="decimal"/>
+      <w:lvlText w:val="%1."/>
+      <w:lvlJc w:val="left"/>
+      <w:pPr>
+        <w:tabs>
+          <w:tab w:val="num" w:pos="720"/>
+        </w:tabs>
+        <w:ind w:left="720" w:hanging="360"/>
+      </w:pPr>
+    </w:lvl>
+    <w:lvl w:ilvl="1" w:tentative="1">
+      <w:start w:val="1"/>
+      <w:numFmt w:val="decimal"/>
+      <w:lvlText w:val="%2."/>
+      <w:lvlJc w:val="left"/>
+      <w:pPr>
+        <w:tabs>
+          <w:tab w:val="num" w:pos="1440"/>
+        </w:tabs>
+        <w:ind w:left="1440" w:hanging="360"/>
+      </w:pPr>
+    </w:lvl>
+    <w:lvl w:ilvl="2" w:tentative="1">
+      <w:start w:val="1"/>
+      <w:numFmt w:val="decimal"/>
+      <w:lvlText w:val="%3."/>
+      <w:lvlJc w:val="left"/>
+      <w:pPr>
+        <w:tabs>
+          <w:tab w:val="num" w:pos="2160"/>
+        </w:tabs>
+        <w:ind w:left="2160" w:hanging="360"/>
+      </w:pPr>
+    </w:lvl>
+    <w:lvl w:ilvl="3" w:tentative="1">
+      <w:start w:val="1"/>
+      <w:numFmt w:val="decimal"/>
+      <w:lvlText w:val="%4."/>
+      <w:lvlJc w:val="left"/>
+      <w:pPr>
+        <w:tabs>
+          <w:tab w:val="num" w:pos="2880"/>
+        </w:tabs>
+        <w:ind w:left="2880" w:hanging="360"/>
+      </w:pPr>
+    </w:lvl>
+    <w:lvl w:ilvl="4" w:tentative="1">
+      <w:start w:val="1"/>
+      <w:numFmt w:val="decimal"/>
+      <w:lvlText w:val="%5."/>
+      <w:lvlJc w:val="left"/>
+      <w:pPr>
+        <w:tabs>
+          <w:tab w:val="num" w:pos="3600"/>
+        </w:tabs>
+        <w:ind w:left="3600" w:hanging="360"/>
+      </w:pPr>
+    </w:lvl>
+    <w:lvl w:ilvl="5" w:tentative="1">
+      <w:start w:val="1"/>
+      <w:numFmt w:val="decimal"/>
+      <w:lvlText w:val="%6."/>
+      <w:lvlJc w:val="left"/>
+      <w:pPr>
+        <w:tabs>
+          <w:tab w:val="num" w:pos="4320"/>
+        </w:tabs>
+        <w:ind w:left="4320" w:hanging="360"/>
+      </w:pPr>
+    </w:lvl>
+    <w:lvl w:ilvl="6" w:tentative="1">
+      <w:start w:val="1"/>
+      <w:numFmt w:val="decimal"/>
+      <w:lvlText w:val="%7."/>
+      <w:lvlJc w:val="left"/>
+      <w:pPr>
+        <w:tabs>
+          <w:tab w:val="num" w:pos="5040"/>
+        </w:tabs>
+        <w:ind w:left="5040" w:hanging="360"/>
+      </w:pPr>
+    </w:lvl>
+    <w:lvl w:ilvl="7" w:tentative="1">
+      <w:start w:val="1"/>
+      <w:numFmt w:val="decimal"/>
+      <w:lvlText w:val="%8."/>
+      <w:lvlJc w:val="left"/>
+      <w:pPr>
+        <w:tabs>
+          <w:tab w:val="num" w:pos="5760"/>
+        </w:tabs>
+        <w:ind w:left="5760" w:hanging="360"/>
+      </w:pPr>
+    </w:lvl>
+    <w:lvl w:ilvl="8" w:tentative="1">
+      <w:start w:val="1"/>
+      <w:numFmt w:val="decimal"/>
+      <w:lvlText w:val="%9."/>
+      <w:lvlJc w:val="left"/>
+      <w:pPr>
+        <w:tabs>
+          <w:tab w:val="num" w:pos="6480"/>
+        </w:tabs>
+        <w:ind w:left="6480" w:hanging="360"/>
+      </w:pPr>
+    </w:lvl>
+  </w:abstractNum>
+  <w:abstractNum w:abstractNumId="5" w15:restartNumberingAfterBreak="0">
+    <w:nsid w:val="24AA4C49"/>
+    <w:multiLevelType w:val="hybridMultilevel"/>
+    <w:tmpl w:val="B9740562"/>
+    <w:lvl w:ilvl="0" w:tplc="04090003">
+      <w:start w:val="1"/>
+      <w:numFmt w:val="bullet"/>
+      <w:lvlText w:val="o"/>
+      <w:lvlJc w:val="left"/>
+      <w:pPr>
+        <w:ind w:left="720" w:hanging="360"/>
+      </w:pPr>
+      <w:rPr>
+        <w:rFonts w:ascii="Courier New" w:hAnsi="Courier New" w:cs="Courier New" w:hint="default"/>
+      </w:rPr>
+    </w:lvl>
+    <w:lvl w:ilvl="1" w:tplc="04090003" w:tentative="1">
+      <w:start w:val="1"/>
+      <w:numFmt w:val="bullet"/>
+      <w:lvlText w:val="o"/>
+      <w:lvlJc w:val="left"/>
+      <w:pPr>
+        <w:ind w:left="1440" w:hanging="360"/>
+      </w:pPr>
+      <w:rPr>
+        <w:rFonts w:ascii="Courier New" w:hAnsi="Courier New" w:cs="Courier New" w:hint="default"/>
+      </w:rPr>
+    </w:lvl>
+    <w:lvl w:ilvl="2" w:tplc="04090005" w:tentative="1">
+      <w:start w:val="1"/>
+      <w:numFmt w:val="bullet"/>
+      <w:lvlText w:val=""/>
+      <w:lvlJc w:val="left"/>
+      <w:pPr>
+        <w:ind w:left="2160" w:hanging="360"/>
+      </w:pPr>
+      <w:rPr>
+        <w:rFonts w:ascii="Wingdings" w:hAnsi="Wingdings" w:hint="default"/>
+      </w:rPr>
+    </w:lvl>
+    <w:lvl w:ilvl="3" w:tplc="04090001" w:tentative="1">
+      <w:start w:val="1"/>
+      <w:numFmt w:val="bullet"/>
+      <w:lvlText w:val=""/>
+      <w:lvlJc w:val="left"/>
+      <w:pPr>
+        <w:ind w:left="2880" w:hanging="360"/>
+      </w:pPr>
+      <w:rPr>
+        <w:rFonts w:ascii="Symbol" w:hAnsi="Symbol" w:hint="default"/>
+      </w:rPr>
+    </w:lvl>
+    <w:lvl w:ilvl="4" w:tplc="04090003" w:tentative="1">
+      <w:start w:val="1"/>
+      <w:numFmt w:val="bullet"/>
+      <w:lvlText w:val="o"/>
+      <w:lvlJc w:val="left"/>
+      <w:pPr>
+        <w:ind w:left="3600" w:hanging="360"/>
+      </w:pPr>
+      <w:rPr>
+        <w:rFonts w:ascii="Courier New" w:hAnsi="Courier New" w:cs="Courier New" w:hint="default"/>
+      </w:rPr>
+    </w:lvl>
+    <w:lvl w:ilvl="5" w:tplc="04090005" w:tentative="1">
+      <w:start w:val="1"/>
+      <w:numFmt w:val="bullet"/>
+      <w:lvlText w:val=""/>
+      <w:lvlJc w:val="left"/>
+      <w:pPr>
+        <w:ind w:left="4320" w:hanging="360"/>
+      </w:pPr>
+      <w:rPr>
+        <w:rFonts w:ascii="Wingdings" w:hAnsi="Wingdings" w:hint="default"/>
+      </w:rPr>
+    </w:lvl>
+    <w:lvl w:ilvl="6" w:tplc="04090001" w:tentative="1">
+      <w:start w:val="1"/>
+      <w:numFmt w:val="bullet"/>
+      <w:lvlText w:val=""/>
+      <w:lvlJc w:val="left"/>
+      <w:pPr>
+        <w:ind w:left="5040" w:hanging="360"/>
+      </w:pPr>
+      <w:rPr>
+        <w:rFonts w:ascii="Symbol" w:hAnsi="Symbol" w:hint="default"/>
+      </w:rPr>
+    </w:lvl>
+    <w:lvl w:ilvl="7" w:tplc="04090003" w:tentative="1">
+      <w:start w:val="1"/>
+      <w:numFmt w:val="bullet"/>
+      <w:lvlText w:val="o"/>
+      <w:lvlJc w:val="left"/>
+      <w:pPr>
+        <w:ind w:left="5760" w:hanging="360"/>
+      </w:pPr>
+      <w:rPr>
+        <w:rFonts w:ascii="Courier New" w:hAnsi="Courier New" w:cs="Courier New" w:hint="default"/>
+      </w:rPr>
+    </w:lvl>
+    <w:lvl w:ilvl="8" w:tplc="04090005" w:tentative="1">
+      <w:start w:val="1"/>
+      <w:numFmt w:val="bullet"/>
+      <w:lvlText w:val=""/>
+      <w:lvlJc w:val="left"/>
+      <w:pPr>
+        <w:ind w:left="6480" w:hanging="360"/>
+      </w:pPr>
+      <w:rPr>
+        <w:rFonts w:ascii="Wingdings" w:hAnsi="Wingdings" w:hint="default"/>
+      </w:rPr>
+    </w:lvl>
+  </w:abstractNum>
+  <w:abstractNum w:abstractNumId="6" w15:restartNumberingAfterBreak="0">
+    <w:nsid w:val="32384E60"/>
+    <w:multiLevelType w:val="hybridMultilevel"/>
+    <w:tmpl w:val="30546942"/>
+    <w:lvl w:ilvl="0" w:tplc="7632E2A0">
+      <w:start w:val="1"/>
+      <w:numFmt w:val="decimal"/>
+      <w:lvlText w:val="%1."/>
+      <w:lvlJc w:val="left"/>
+      <w:pPr>
+        <w:ind w:left="720" w:hanging="360"/>
+      </w:pPr>
+      <w:rPr>
+        <w:rFonts w:hint="default"/>
+      </w:rPr>
+    </w:lvl>
+    <w:lvl w:ilvl="1" w:tplc="04090019" w:tentative="1">
+      <w:start w:val="1"/>
+      <w:numFmt w:val="lowerLetter"/>
+      <w:lvlText w:val="%2."/>
+      <w:lvlJc w:val="left"/>
+      <w:pPr>
+        <w:ind w:left="1440" w:hanging="360"/>
+      </w:pPr>
+    </w:lvl>
+    <w:lvl w:ilvl="2" w:tplc="0409001B" w:tentative="1">
+      <w:start w:val="1"/>
+      <w:numFmt w:val="lowerRoman"/>
+      <w:lvlText w:val="%3."/>
+      <w:lvlJc w:val="right"/>
+      <w:pPr>
+        <w:ind w:left="2160" w:hanging="180"/>
+      </w:pPr>
+    </w:lvl>
+    <w:lvl w:ilvl="3" w:tplc="0409000F" w:tentative="1">
+      <w:start w:val="1"/>
+      <w:numFmt w:val="decimal"/>
+      <w:lvlText w:val="%4."/>
+      <w:lvlJc w:val="left"/>
+      <w:pPr>
+        <w:ind w:left="2880" w:hanging="360"/>
+      </w:pPr>
+    </w:lvl>
+    <w:lvl w:ilvl="4" w:tplc="04090019" w:tentative="1">
+      <w:start w:val="1"/>
+      <w:numFmt w:val="lowerLetter"/>
+      <w:lvlText w:val="%5."/>
+      <w:lvlJc w:val="left"/>
+      <w:pPr>
+        <w:ind w:left="3600" w:hanging="360"/>
+      </w:pPr>
+    </w:lvl>
+    <w:lvl w:ilvl="5" w:tplc="0409001B" w:tentative="1">
+      <w:start w:val="1"/>
+      <w:numFmt w:val="lowerRoman"/>
+      <w:lvlText w:val="%6."/>
+      <w:lvlJc w:val="right"/>
+      <w:pPr>
+        <w:ind w:left="4320" w:hanging="180"/>
+      </w:pPr>
+    </w:lvl>
+    <w:lvl w:ilvl="6" w:tplc="0409000F" w:tentative="1">
+      <w:start w:val="1"/>
+      <w:numFmt w:val="decimal"/>
+      <w:lvlText w:val="%7."/>
+      <w:lvlJc w:val="left"/>
+      <w:pPr>
+        <w:ind w:left="5040" w:hanging="360"/>
+      </w:pPr>
+    </w:lvl>
+    <w:lvl w:ilvl="7" w:tplc="04090019" w:tentative="1">
+      <w:start w:val="1"/>
+      <w:numFmt w:val="lowerLetter"/>
+      <w:lvlText w:val="%8."/>
+      <w:lvlJc w:val="left"/>
+      <w:pPr>
+        <w:ind w:left="5760" w:hanging="360"/>
+      </w:pPr>
+    </w:lvl>
+    <w:lvl w:ilvl="8" w:tplc="0409001B" w:tentative="1">
+      <w:start w:val="1"/>
+      <w:numFmt w:val="lowerRoman"/>
+      <w:lvlText w:val="%9."/>
+      <w:lvlJc w:val="right"/>
+      <w:pPr>
+        <w:ind w:left="6480" w:hanging="180"/>
+      </w:pPr>
+    </w:lvl>
+  </w:abstractNum>
+  <w:abstractNum w:abstractNumId="7" w15:restartNumberingAfterBreak="0">
+    <w:nsid w:val="53FF2B19"/>
+    <w:multiLevelType w:val="hybridMultilevel"/>
+    <w:tmpl w:val="453ECD34"/>
+    <w:lvl w:ilvl="0" w:tplc="04090003">
+      <w:start w:val="1"/>
+      <w:numFmt w:val="bullet"/>
+      <w:lvlText w:val="o"/>
+      <w:lvlJc w:val="left"/>
+      <w:pPr>
+        <w:ind w:left="720" w:hanging="360"/>
+      </w:pPr>
+      <w:rPr>
+        <w:rFonts w:ascii="Courier New" w:hAnsi="Courier New" w:cs="Courier New" w:hint="default"/>
+      </w:rPr>
+    </w:lvl>
+    <w:lvl w:ilvl="1" w:tplc="04090003" w:tentative="1">
+      <w:start w:val="1"/>
+      <w:numFmt w:val="bullet"/>
+      <w:lvlText w:val="o"/>
+      <w:lvlJc w:val="left"/>
+      <w:pPr>
+        <w:ind w:left="1440" w:hanging="360"/>
+      </w:pPr>
+      <w:rPr>
+        <w:rFonts w:ascii="Courier New" w:hAnsi="Courier New" w:cs="Courier New" w:hint="default"/>
+      </w:rPr>
+    </w:lvl>
+    <w:lvl w:ilvl="2" w:tplc="04090005" w:tentative="1">
+      <w:start w:val="1"/>
+      <w:numFmt w:val="bullet"/>
+      <w:lvlText w:val=""/>
+      <w:lvlJc w:val="left"/>
+      <w:pPr>
+        <w:ind w:left="2160" w:hanging="360"/>
+      </w:pPr>
+      <w:rPr>
+        <w:rFonts w:ascii="Wingdings" w:hAnsi="Wingdings" w:hint="default"/>
+      </w:rPr>
+    </w:lvl>
+    <w:lvl w:ilvl="3" w:tplc="04090001" w:tentative="1">
+      <w:start w:val="1"/>
+      <w:numFmt w:val="bullet"/>
+      <w:lvlText w:val=""/>
+      <w:lvlJc w:val="left"/>
+      <w:pPr>
+        <w:ind w:left="2880" w:hanging="360"/>
+      </w:pPr>
+      <w:rPr>
+        <w:rFonts w:ascii="Symbol" w:hAnsi="Symbol" w:hint="default"/>
+      </w:rPr>
+    </w:lvl>
+    <w:lvl w:ilvl="4" w:tplc="04090003" w:tentative="1">
+      <w:start w:val="1"/>
+      <w:numFmt w:val="bullet"/>
+      <w:lvlText w:val="o"/>
+      <w:lvlJc w:val="left"/>
+      <w:pPr>
+        <w:ind w:left="3600" w:hanging="360"/>
+      </w:pPr>
+      <w:rPr>
+        <w:rFonts w:ascii="Courier New" w:hAnsi="Courier New" w:cs="Courier New" w:hint="default"/>
+      </w:rPr>
+    </w:lvl>
+    <w:lvl w:ilvl="5" w:tplc="04090005" w:tentative="1">
+      <w:start w:val="1"/>
+      <w:numFmt w:val="bullet"/>
+      <w:lvlText w:val=""/>
+      <w:lvlJc w:val="left"/>
+      <w:pPr>
+        <w:ind w:left="4320" w:hanging="360"/>
+      </w:pPr>
+      <w:rPr>
+        <w:rFonts w:ascii="Wingdings" w:hAnsi="Wingdings" w:hint="default"/>
+      </w:rPr>
+    </w:lvl>
+    <w:lvl w:ilvl="6" w:tplc="04090001" w:tentative="1">
+      <w:start w:val="1"/>
+      <w:numFmt w:val="bullet"/>
+      <w:lvlText w:val=""/>
+      <w:lvlJc w:val="left"/>
+      <w:pPr>
+        <w:ind w:left="5040" w:hanging="360"/>
+      </w:pPr>
+      <w:rPr>
+        <w:rFonts w:ascii="Symbol" w:hAnsi="Symbol" w:hint="default"/>
+      </w:rPr>
+    </w:lvl>
+    <w:lvl w:ilvl="7" w:tplc="04090003" w:tentative="1">
+      <w:start w:val="1"/>
+      <w:numFmt w:val="bullet"/>
+      <w:lvlText w:val="o"/>
+      <w:lvlJc w:val="left"/>
+      <w:pPr>
+        <w:ind w:left="5760" w:hanging="360"/>
+      </w:pPr>
+      <w:rPr>
+        <w:rFonts w:ascii="Courier New" w:hAnsi="Courier New" w:cs="Courier New" w:hint="default"/>
+      </w:rPr>
+    </w:lvl>
+    <w:lvl w:ilvl="8" w:tplc="04090005" w:tentative="1">
+      <w:start w:val="1"/>
+      <w:numFmt w:val="bullet"/>
+      <w:lvlText w:val=""/>
+      <w:lvlJc w:val="left"/>
+      <w:pPr>
+        <w:ind w:left="6480" w:hanging="360"/>
+      </w:pPr>
+      <w:rPr>
+        <w:rFonts w:ascii="Wingdings" w:hAnsi="Wingdings" w:hint="default"/>
+      </w:rPr>
+    </w:lvl>
+  </w:abstractNum>
   <w:num w:numId="1" w16cid:durableId="1344891263">
     <w:abstractNumId w:val="0"/>
   </w:num>
+  <w:num w:numId="2" w16cid:durableId="1819564822">
+    <w:abstractNumId w:val="1"/>
+  </w:num>
+  <w:num w:numId="3" w16cid:durableId="430669314">
+    <w:abstractNumId w:val="7"/>
+  </w:num>
+  <w:num w:numId="4" w16cid:durableId="957494832">
+    <w:abstractNumId w:val="2"/>
+  </w:num>
+  <w:num w:numId="5" w16cid:durableId="444085408">
+    <w:abstractNumId w:val="5"/>
+  </w:num>
+  <w:num w:numId="6" w16cid:durableId="733547373">
+    <w:abstractNumId w:val="4"/>
+  </w:num>
+  <w:num w:numId="7" w16cid:durableId="1631935985">
+    <w:abstractNumId w:val="3"/>
+  </w:num>
+  <w:num w:numId="8" w16cid:durableId="2101679679">
+    <w:abstractNumId w:val="6"/>
+  </w:num>
 </w:numbering>
-</file>
-
-<file path=word/people.xml><?xml version="1.0" encoding="utf-8"?>
-<w15:people xmlns:wpc="http://schemas.microsoft.com/office/word/2010/wordprocessingCanvas" xmlns:cx="http://schemas.microsoft.com/office/drawing/2014/chartex" xmlns:cx1="http://schemas.microsoft.com/office/drawing/2015/9/8/chartex" xmlns:cx2="http://schemas.microsoft.com/office/drawing/2015/10/21/chartex" xmlns:cx3="http://schemas.microsoft.com/office/drawing/2016/5/9/chartex" xmlns:cx4="http://schemas.microsoft.com/office/drawing/2016/5/10/chartex" xmlns:cx5="http://schemas.microsoft.com/office/drawing/2016/5/11/chartex" xmlns:cx6="http://schemas.microsoft.com/office/drawing/2016/5/12/chartex" xmlns:cx7="http://schemas.microsoft.com/office/drawing/2016/5/13/chartex" xmlns:cx8="http://schemas.microsoft.com/office/drawing/2016/5/14/chartex" xmlns:mc="http://schemas.openxmlformats.org/markup-compatibility/2006" xmlns:aink="http://schemas.microsoft.com/office/drawing/2016/ink" xmlns:am3d="http://schemas.microsoft.com/office/drawing/2017/model3d" xmlns:o="urn:schemas-microsoft-com:office:office" xmlns:oel="http://schemas.microsoft.com/office/2019/extlst" xmlns:r="http://schemas.openxmlformats.org/officeDocument/2006/relationships" xmlns:m="http://schemas.openxmlformats.org/officeDocument/2006/math" xmlns:v="urn:schemas-microsoft-com:vml" xmlns:wp14="http://schemas.microsoft.com/office/word/2010/wordprocessingDrawing" xmlns:wp="http://schemas.openxmlformats.org/drawingml/2006/wordprocessingDrawing" xmlns:w10="urn:schemas-microsoft-com:office:word" xmlns:w="http://schemas.openxmlformats.org/wordprocessingml/2006/main" xmlns:w14="http://schemas.microsoft.com/office/word/2010/wordml" xmlns:w15="http://schemas.microsoft.com/office/word/2012/wordml" xmlns:w16cex="http://schemas.microsoft.com/office/word/2018/wordml/cex" xmlns:w16cid="http://schemas.microsoft.com/office/word/2016/wordml/cid" xmlns:w16="http://schemas.microsoft.com/office/word/2018/wordml" xmlns:w16sdtdh="http://schemas.microsoft.com/office/word/2020/wordml/sdtdatahash" xmlns:w16se="http://schemas.microsoft.com/office/word/2015/wordml/symex" xmlns:wpg="http://schemas.microsoft.com/office/word/2010/wordprocessingGroup" xmlns:wpi="http://schemas.microsoft.com/office/word/2010/wordprocessingInk" xmlns:wne="http://schemas.microsoft.com/office/word/2006/wordml" xmlns:wps="http://schemas.microsoft.com/office/word/2010/wordprocessingShape" mc:Ignorable="w14 w15 w16se w16cid w16 w16cex w16sdtdh wp14">
-  <w15:person w15:author="Steven Abrams">
-    <w15:presenceInfo w15:providerId="None" w15:userId="Steven Abrams"/>
-  </w15:person>
-</w15:people>
 </file>
 
 <file path=word/styles.xml><?xml version="1.0" encoding="utf-8"?>
@@ -1057,6 +3980,27 @@
     <w:name w:val="Normal"/>
     <w:qFormat/>
   </w:style>
+  <w:style w:type="paragraph" w:styleId="Heading2">
+    <w:name w:val="heading 2"/>
+    <w:basedOn w:val="Normal"/>
+    <w:link w:val="Heading2Char"/>
+    <w:uiPriority w:val="9"/>
+    <w:qFormat/>
+    <w:rsid w:val="00800FC0"/>
+    <w:pPr>
+      <w:spacing w:before="100" w:beforeAutospacing="1" w:after="100" w:afterAutospacing="1"/>
+      <w:outlineLvl w:val="1"/>
+    </w:pPr>
+    <w:rPr>
+      <w:rFonts w:ascii="Times New Roman" w:eastAsia="Times New Roman" w:hAnsi="Times New Roman" w:cs="Times New Roman"/>
+      <w:b/>
+      <w:bCs/>
+      <w:kern w:val="0"/>
+      <w:sz w:val="36"/>
+      <w:szCs w:val="36"/>
+      <w14:ligatures w14:val="none"/>
+    </w:rPr>
+  </w:style>
   <w:style w:type="character" w:default="1" w:styleId="DefaultParagraphFont">
     <w:name w:val="Default Paragraph Font"/>
     <w:uiPriority w:val="1"/>
@@ -1158,6 +4102,76 @@
       <w:bCs/>
       <w:sz w:val="20"/>
       <w:szCs w:val="20"/>
+    </w:rPr>
+  </w:style>
+  <w:style w:type="paragraph" w:customStyle="1" w:styleId="isselectedend">
+    <w:name w:val="isselectedend"/>
+    <w:basedOn w:val="Normal"/>
+    <w:rsid w:val="008123F7"/>
+    <w:pPr>
+      <w:spacing w:before="100" w:beforeAutospacing="1" w:after="100" w:afterAutospacing="1"/>
+    </w:pPr>
+    <w:rPr>
+      <w:rFonts w:ascii="Times New Roman" w:eastAsia="Times New Roman" w:hAnsi="Times New Roman" w:cs="Times New Roman"/>
+      <w:kern w:val="0"/>
+      <w14:ligatures w14:val="none"/>
+    </w:rPr>
+  </w:style>
+  <w:style w:type="paragraph" w:styleId="NormalWeb">
+    <w:name w:val="Normal (Web)"/>
+    <w:basedOn w:val="Normal"/>
+    <w:uiPriority w:val="99"/>
+    <w:unhideWhenUsed/>
+    <w:rsid w:val="008123F7"/>
+    <w:pPr>
+      <w:spacing w:before="100" w:beforeAutospacing="1" w:after="100" w:afterAutospacing="1"/>
+    </w:pPr>
+    <w:rPr>
+      <w:rFonts w:ascii="Times New Roman" w:eastAsia="Times New Roman" w:hAnsi="Times New Roman" w:cs="Times New Roman"/>
+      <w:kern w:val="0"/>
+      <w14:ligatures w14:val="none"/>
+    </w:rPr>
+  </w:style>
+  <w:style w:type="table" w:styleId="TableGrid">
+    <w:name w:val="Table Grid"/>
+    <w:basedOn w:val="TableNormal"/>
+    <w:uiPriority w:val="39"/>
+    <w:rsid w:val="00EF5477"/>
+    <w:tblPr>
+      <w:tblBorders>
+        <w:top w:val="single" w:sz="4" w:space="0" w:color="auto"/>
+        <w:left w:val="single" w:sz="4" w:space="0" w:color="auto"/>
+        <w:bottom w:val="single" w:sz="4" w:space="0" w:color="auto"/>
+        <w:right w:val="single" w:sz="4" w:space="0" w:color="auto"/>
+        <w:insideH w:val="single" w:sz="4" w:space="0" w:color="auto"/>
+        <w:insideV w:val="single" w:sz="4" w:space="0" w:color="auto"/>
+      </w:tblBorders>
+    </w:tblPr>
+  </w:style>
+  <w:style w:type="character" w:customStyle="1" w:styleId="Heading2Char">
+    <w:name w:val="Heading 2 Char"/>
+    <w:basedOn w:val="DefaultParagraphFont"/>
+    <w:link w:val="Heading2"/>
+    <w:uiPriority w:val="9"/>
+    <w:rsid w:val="00800FC0"/>
+    <w:rPr>
+      <w:rFonts w:ascii="Times New Roman" w:eastAsia="Times New Roman" w:hAnsi="Times New Roman" w:cs="Times New Roman"/>
+      <w:b/>
+      <w:bCs/>
+      <w:kern w:val="0"/>
+      <w:sz w:val="36"/>
+      <w:szCs w:val="36"/>
+      <w14:ligatures w14:val="none"/>
+    </w:rPr>
+  </w:style>
+  <w:style w:type="character" w:styleId="PlaceholderText">
+    <w:name w:val="Placeholder Text"/>
+    <w:basedOn w:val="DefaultParagraphFont"/>
+    <w:uiPriority w:val="99"/>
+    <w:semiHidden/>
+    <w:rsid w:val="009B1D79"/>
+    <w:rPr>
+      <w:color w:val="666666"/>
     </w:rPr>
   </w:style>
 </w:styles>

--- a/case_studies/Case_study1.docx
+++ b/case_studies/Case_study1.docx
@@ -857,10 +857,7 @@
       </w:r>
       <w:proofErr w:type="spellEnd"/>
       <w:r>
-        <w:t xml:space="preserve">: </w:t>
-      </w:r>
-      <w:r>
-        <w:t>individual identification number</w:t>
+        <w:t>: individual identification number</w:t>
       </w:r>
     </w:p>
     <w:p>
@@ -903,17 +900,11 @@
       </w:pPr>
       <w:proofErr w:type="spellStart"/>
       <w:r>
-        <w:t>time_of_</w:t>
-      </w:r>
-      <w:r>
-        <w:t>symptom_onset</w:t>
+        <w:t>time_of_symptom_onset</w:t>
       </w:r>
       <w:proofErr w:type="spellEnd"/>
       <w:r>
-        <w:t xml:space="preserve">: reported time of </w:t>
-      </w:r>
-      <w:r>
-        <w:t>symptom onset</w:t>
+        <w:t>: reported time of symptom onset</w:t>
       </w:r>
       <w:r>
         <w:t xml:space="preserve"> (in days)</w:t>
@@ -1003,13 +994,7 @@
     </w:p>
     <w:p>
       <w:r>
-        <w:t>This dataset contains repeated cross-sectional serological survey data</w:t>
-      </w:r>
-      <w:r>
-        <w:t xml:space="preserve"> collected at three different instances during the outbreak (i.e., at day 10, 20 and 30)</w:t>
-      </w:r>
-      <w:r>
-        <w:t>.</w:t>
+        <w:t>This dataset contains repeated cross-sectional serological survey data collected at three different instances during the outbreak (i.e., at day 10, 20 and 30).</w:t>
       </w:r>
     </w:p>
     <w:p>
@@ -1237,10 +1222,7 @@
     </w:p>
     <w:p>
       <w:r>
-        <w:t xml:space="preserve">This dataset contains </w:t>
-      </w:r>
-      <w:r>
-        <w:t>information on infector-</w:t>
+        <w:t>This dataset contains information on infector-</w:t>
       </w:r>
       <w:proofErr w:type="spellStart"/>
       <w:r>
@@ -1461,6 +1443,15 @@
       <w:pPr>
         <w:jc w:val="both"/>
         <w:rPr>
+          <w:i/>
+          <w:iCs/>
+        </w:rPr>
+      </w:pPr>
+    </w:p>
+    <w:p>
+      <w:pPr>
+        <w:jc w:val="both"/>
+        <w:rPr>
           <w:u w:val="single"/>
         </w:rPr>
       </w:pPr>
@@ -1538,22 +1529,7 @@
         </w:rPr>
       </w:pPr>
       <w:r>
-        <w:t>Derive the serial</w:t>
-      </w:r>
-      <w:r>
-        <w:t xml:space="preserve"> </w:t>
-      </w:r>
-      <w:r>
-        <w:t xml:space="preserve">interval distribution </w:t>
-      </w:r>
-      <w:r>
-        <w:t>based on the</w:t>
-      </w:r>
-      <w:r>
-        <w:t xml:space="preserve"> contact tracing data</w:t>
-      </w:r>
-      <w:r>
-        <w:t>.</w:t>
+        <w:t>Derive the serial interval distribution based on the contact tracing data.</w:t>
       </w:r>
     </w:p>
     <w:p>
@@ -1569,16 +1545,7 @@
         </w:rPr>
       </w:pPr>
       <w:r>
-        <w:t xml:space="preserve">Estimate </w:t>
-      </w:r>
-      <w:r>
-        <w:t xml:space="preserve">parameters related to the </w:t>
-      </w:r>
-      <w:r>
-        <w:t xml:space="preserve">reporting-delay </w:t>
-      </w:r>
-      <w:r>
-        <w:t>distribution and infer underreporting in the available incidence data.</w:t>
+        <w:t>Estimate parameters related to the reporting-delay distribution and infer underreporting in the available incidence data.</w:t>
       </w:r>
     </w:p>
     <w:p>
@@ -2573,16 +2540,7 @@
         <w:jc w:val="both"/>
       </w:pPr>
       <w:r>
-        <w:t xml:space="preserve">The reporting delay is </w:t>
-      </w:r>
-      <w:r>
-        <w:t xml:space="preserve">defined as </w:t>
-      </w:r>
-      <w:r>
-        <w:t>the time between symptom onset and case reporting</w:t>
-      </w:r>
-      <w:r>
-        <w:t xml:space="preserve"> (in the absence of information on time of infection). Understanding reporting delays is important because observed case counts often lag behind actual transmission events. A possible starting point is to estimate the empirical reporting delay distribution based on the available incidence data. </w:t>
+        <w:t xml:space="preserve">The reporting delay is defined as the time between symptom onset and case reporting (in the absence of information on time of infection). Understanding reporting delays is important because observed case counts often lag behind actual transmission events. A possible starting point is to estimate the empirical reporting delay distribution based on the available incidence data. </w:t>
       </w:r>
       <w:r>
         <w:t xml:space="preserve">Is the reporting delay different in periods with high disease transmission or not? </w:t>

--- a/case_studies/Case_study1.docx
+++ b/case_studies/Case_study1.docx
@@ -1,6 +1,6 @@
 
 <file path=word/document.xml><?xml version="1.0" encoding="utf-8"?>
-<w:document xmlns:wpc="http://schemas.microsoft.com/office/word/2010/wordprocessingCanvas" xmlns:cx="http://schemas.microsoft.com/office/drawing/2014/chartex" xmlns:cx1="http://schemas.microsoft.com/office/drawing/2015/9/8/chartex" xmlns:cx2="http://schemas.microsoft.com/office/drawing/2015/10/21/chartex" xmlns:cx3="http://schemas.microsoft.com/office/drawing/2016/5/9/chartex" xmlns:cx4="http://schemas.microsoft.com/office/drawing/2016/5/10/chartex" xmlns:cx5="http://schemas.microsoft.com/office/drawing/2016/5/11/chartex" xmlns:cx6="http://schemas.microsoft.com/office/drawing/2016/5/12/chartex" xmlns:cx7="http://schemas.microsoft.com/office/drawing/2016/5/13/chartex" xmlns:cx8="http://schemas.microsoft.com/office/drawing/2016/5/14/chartex" xmlns:mc="http://schemas.openxmlformats.org/markup-compatibility/2006" xmlns:aink="http://schemas.microsoft.com/office/drawing/2016/ink" xmlns:am3d="http://schemas.microsoft.com/office/drawing/2017/model3d" xmlns:o="urn:schemas-microsoft-com:office:office" xmlns:oel="http://schemas.microsoft.com/office/2019/extlst" xmlns:r="http://schemas.openxmlformats.org/officeDocument/2006/relationships" xmlns:m="http://schemas.openxmlformats.org/officeDocument/2006/math" xmlns:v="urn:schemas-microsoft-com:vml" xmlns:wp14="http://schemas.microsoft.com/office/word/2010/wordprocessingDrawing" xmlns:wp="http://schemas.openxmlformats.org/drawingml/2006/wordprocessingDrawing" xmlns:w10="urn:schemas-microsoft-com:office:word" xmlns:w="http://schemas.openxmlformats.org/wordprocessingml/2006/main" xmlns:w14="http://schemas.microsoft.com/office/word/2010/wordml" xmlns:w15="http://schemas.microsoft.com/office/word/2012/wordml" xmlns:w16cex="http://schemas.microsoft.com/office/word/2018/wordml/cex" xmlns:w16cid="http://schemas.microsoft.com/office/word/2016/wordml/cid" xmlns:w16="http://schemas.microsoft.com/office/word/2018/wordml" xmlns:w16sdtdh="http://schemas.microsoft.com/office/word/2020/wordml/sdtdatahash" xmlns:w16se="http://schemas.microsoft.com/office/word/2015/wordml/symex" xmlns:wpg="http://schemas.microsoft.com/office/word/2010/wordprocessingGroup" xmlns:wpi="http://schemas.microsoft.com/office/word/2010/wordprocessingInk" xmlns:wne="http://schemas.microsoft.com/office/word/2006/wordml" xmlns:wps="http://schemas.microsoft.com/office/word/2010/wordprocessingShape" mc:Ignorable="w14 w15 w16se w16cid w16 w16cex w16sdtdh wp14">
+<w:document xmlns:wpc="http://schemas.microsoft.com/office/word/2010/wordprocessingCanvas" xmlns:cx="http://schemas.microsoft.com/office/drawing/2014/chartex" xmlns:cx1="http://schemas.microsoft.com/office/drawing/2015/9/8/chartex" xmlns:cx2="http://schemas.microsoft.com/office/drawing/2015/10/21/chartex" xmlns:cx3="http://schemas.microsoft.com/office/drawing/2016/5/9/chartex" xmlns:cx4="http://schemas.microsoft.com/office/drawing/2016/5/10/chartex" xmlns:cx5="http://schemas.microsoft.com/office/drawing/2016/5/11/chartex" xmlns:cx6="http://schemas.microsoft.com/office/drawing/2016/5/12/chartex" xmlns:cx7="http://schemas.microsoft.com/office/drawing/2016/5/13/chartex" xmlns:cx8="http://schemas.microsoft.com/office/drawing/2016/5/14/chartex" xmlns:mc="http://schemas.openxmlformats.org/markup-compatibility/2006" xmlns:aink="http://schemas.microsoft.com/office/drawing/2016/ink" xmlns:am3d="http://schemas.microsoft.com/office/drawing/2017/model3d" xmlns:o="urn:schemas-microsoft-com:office:office" xmlns:oel="http://schemas.microsoft.com/office/2019/extlst" xmlns:r="http://schemas.openxmlformats.org/officeDocument/2006/relationships" xmlns:m="http://schemas.openxmlformats.org/officeDocument/2006/math" xmlns:v="urn:schemas-microsoft-com:vml" xmlns:wp14="http://schemas.microsoft.com/office/word/2010/wordprocessingDrawing" xmlns:wp="http://schemas.openxmlformats.org/drawingml/2006/wordprocessingDrawing" xmlns:w10="urn:schemas-microsoft-com:office:word" xmlns:w="http://schemas.openxmlformats.org/wordprocessingml/2006/main" xmlns:w14="http://schemas.microsoft.com/office/word/2010/wordml" xmlns:w15="http://schemas.microsoft.com/office/word/2012/wordml" xmlns:w16cex="http://schemas.microsoft.com/office/word/2018/wordml/cex" xmlns:w16cid="http://schemas.microsoft.com/office/word/2016/wordml/cid" xmlns:w16="http://schemas.microsoft.com/office/word/2018/wordml" xmlns:w16du="http://schemas.microsoft.com/office/word/2023/wordml/word16du" xmlns:w16sdtdh="http://schemas.microsoft.com/office/word/2020/wordml/sdtdatahash" xmlns:w16sdtfl="http://schemas.microsoft.com/office/word/2024/wordml/sdtformatlock" xmlns:w16se="http://schemas.microsoft.com/office/word/2015/wordml/symex" xmlns:wpg="http://schemas.microsoft.com/office/word/2010/wordprocessingGroup" xmlns:wpi="http://schemas.microsoft.com/office/word/2010/wordprocessingInk" xmlns:wne="http://schemas.microsoft.com/office/word/2006/wordml" xmlns:wps="http://schemas.microsoft.com/office/word/2010/wordprocessingShape" mc:Ignorable="w14 w15 w16se w16cid w16 w16cex w16sdtdh w16sdtfl w16du wp14">
   <w:body>
     <w:p>
       <w:pPr>
@@ -25,7 +25,26 @@
           <w:szCs w:val="28"/>
           <w:u w:val="single"/>
         </w:rPr>
-        <w:t>: Reconstruction of infection dynamics during a pandemic using imperfect surveillance and serological survey data</w:t>
+        <w:t xml:space="preserve">: Reconstruction of infection dynamics during a pandemic using imperfect surveillance and serological survey </w:t>
+      </w:r>
+      <w:commentRangeStart w:id="0"/>
+      <w:r>
+        <w:rPr>
+          <w:sz w:val="28"/>
+          <w:szCs w:val="28"/>
+          <w:u w:val="single"/>
+        </w:rPr>
+        <w:t>data</w:t>
+      </w:r>
+      <w:commentRangeEnd w:id="0"/>
+      <w:r>
+        <w:rPr>
+          <w:rStyle w:val="CommentReference"/>
+          <w:sz w:val="28"/>
+          <w:szCs w:val="28"/>
+          <w:u w:val="single"/>
+        </w:rPr>
+        <w:commentReference w:id="0"/>
       </w:r>
     </w:p>
     <w:p>
@@ -449,47 +468,7 @@
         <w:t xml:space="preserve">In HERMES, transmission is simulated explicitly for each infected individual on each day. This implies that every infectious individual can generate new infections in their household, the community, school, and/or workplace. Transmission is governed by setting-specific effective contact probabilities that translate into transmission probabilities. </w:t>
       </w:r>
       <w:r>
-        <w:t>The microsimulation model adopts an S(</w:t>
-      </w:r>
-      <w:proofErr w:type="spellStart"/>
-      <w:r>
-        <w:t>usceptible</w:t>
-      </w:r>
-      <w:proofErr w:type="spellEnd"/>
-      <w:r>
-        <w:t>)I(</w:t>
-      </w:r>
-      <w:proofErr w:type="spellStart"/>
-      <w:r>
-        <w:t>nfected</w:t>
-      </w:r>
-      <w:proofErr w:type="spellEnd"/>
-      <w:r>
-        <w:t>)R(</w:t>
-      </w:r>
-      <w:proofErr w:type="spellStart"/>
-      <w:r>
-        <w:t>ecovered</w:t>
-      </w:r>
-      <w:proofErr w:type="spellEnd"/>
-      <w:r>
-        <w:t>)V(</w:t>
-      </w:r>
-      <w:proofErr w:type="spellStart"/>
-      <w:r>
-        <w:t>accinated</w:t>
-      </w:r>
-      <w:proofErr w:type="spellEnd"/>
-      <w:r>
-        <w:t>)D(</w:t>
-      </w:r>
-      <w:proofErr w:type="spellStart"/>
-      <w:r>
-        <w:t>eath</w:t>
-      </w:r>
-      <w:proofErr w:type="spellEnd"/>
-      <w:r>
-        <w:t xml:space="preserve">)-structure with individuals navigating between the different health states. </w:t>
+        <w:t xml:space="preserve">The microsimulation model adopts an S(usceptible)I(nfected)R(ecovered)V(accinated)D(eath)-structure with individuals navigating between the different health states. </w:t>
       </w:r>
     </w:p>
     <w:p>
@@ -542,16 +521,36 @@
         <w:rPr>
           <w:u w:val="single"/>
         </w:rPr>
-        <w:t>set (</w:t>
-      </w:r>
-      <w:proofErr w:type="spellStart"/>
-      <w:r>
-        <w:rPr>
-          <w:u w:val="single"/>
-        </w:rPr>
-        <w:t>final_pop_data</w:t>
-      </w:r>
-      <w:proofErr w:type="spellEnd"/>
+        <w:t xml:space="preserve">set </w:t>
+      </w:r>
+      <w:commentRangeStart w:id="1"/>
+      <w:commentRangeStart w:id="2"/>
+      <w:r>
+        <w:rPr>
+          <w:u w:val="single"/>
+        </w:rPr>
+        <w:t>(final_pop_data</w:t>
+      </w:r>
+      <w:commentRangeEnd w:id="1"/>
+      <w:r>
+        <w:rPr>
+          <w:rStyle w:val="CommentReference"/>
+          <w:sz w:val="24"/>
+          <w:szCs w:val="24"/>
+          <w:u w:val="single"/>
+        </w:rPr>
+        <w:commentReference w:id="1"/>
+      </w:r>
+      <w:commentRangeEnd w:id="2"/>
+      <w:r>
+        <w:rPr>
+          <w:rStyle w:val="CommentReference"/>
+          <w:sz w:val="24"/>
+          <w:szCs w:val="24"/>
+          <w:u w:val="single"/>
+        </w:rPr>
+        <w:commentReference w:id="2"/>
+      </w:r>
       <w:r>
         <w:rPr>
           <w:u w:val="single"/>
@@ -592,13 +591,8 @@
           <w:numId w:val="2"/>
         </w:numPr>
       </w:pPr>
-      <w:proofErr w:type="spellStart"/>
-      <w:r>
-        <w:t>ind_id</w:t>
-      </w:r>
-      <w:proofErr w:type="spellEnd"/>
-      <w:r>
-        <w:t>: individual identification number</w:t>
+      <w:r>
+        <w:t>ind_id: individual identification number</w:t>
       </w:r>
     </w:p>
     <w:p>
@@ -639,13 +633,8 @@
           <w:numId w:val="2"/>
         </w:numPr>
       </w:pPr>
-      <w:proofErr w:type="spellStart"/>
-      <w:r>
-        <w:t>hh_id</w:t>
-      </w:r>
-      <w:proofErr w:type="spellEnd"/>
-      <w:r>
-        <w:t xml:space="preserve">: household identification number </w:t>
+      <w:r>
+        <w:t xml:space="preserve">hh_id: household identification number </w:t>
       </w:r>
     </w:p>
     <w:p>
@@ -656,13 +645,8 @@
           <w:numId w:val="2"/>
         </w:numPr>
       </w:pPr>
-      <w:proofErr w:type="spellStart"/>
-      <w:r>
-        <w:t>classroom_id</w:t>
-      </w:r>
-      <w:proofErr w:type="spellEnd"/>
-      <w:r>
-        <w:t>: classroom identification number (if relevant)</w:t>
+      <w:r>
+        <w:t>classroom_id: classroom identification number (if relevant)</w:t>
       </w:r>
     </w:p>
     <w:p>
@@ -673,13 +657,8 @@
           <w:numId w:val="2"/>
         </w:numPr>
       </w:pPr>
-      <w:proofErr w:type="spellStart"/>
-      <w:r>
-        <w:t>workplace_id</w:t>
-      </w:r>
-      <w:proofErr w:type="spellEnd"/>
-      <w:r>
-        <w:t>: workplace identification number (if relevant)</w:t>
+      <w:r>
+        <w:t>workplace_id: workplace identification number (if relevant)</w:t>
       </w:r>
     </w:p>
     <w:p>
@@ -690,13 +669,8 @@
           <w:numId w:val="2"/>
         </w:numPr>
       </w:pPr>
-      <w:proofErr w:type="spellStart"/>
-      <w:r>
-        <w:t>time_of_hospitalization</w:t>
-      </w:r>
-      <w:proofErr w:type="spellEnd"/>
-      <w:r>
-        <w:t>: time of hospitalization (if relevant)</w:t>
+      <w:r>
+        <w:t>time_of_hospitalization: time of hospitalization (if relevant)</w:t>
       </w:r>
     </w:p>
     <w:p>
@@ -707,7 +681,6 @@
           <w:numId w:val="2"/>
         </w:numPr>
       </w:pPr>
-      <w:proofErr w:type="spellStart"/>
       <w:r>
         <w:t>time_</w:t>
       </w:r>
@@ -715,11 +688,7 @@
         <w:t>of</w:t>
       </w:r>
       <w:r>
-        <w:t>_death</w:t>
-      </w:r>
-      <w:proofErr w:type="spellEnd"/>
-      <w:r>
-        <w:t xml:space="preserve">: time </w:t>
+        <w:t xml:space="preserve">_death: time </w:t>
       </w:r>
       <w:r>
         <w:t>of</w:t>
@@ -745,13 +714,8 @@
           <w:u w:val="single"/>
         </w:rPr>
       </w:pPr>
-      <w:proofErr w:type="spellStart"/>
-      <w:r>
-        <w:t>time_of_vaccination</w:t>
-      </w:r>
-      <w:proofErr w:type="spellEnd"/>
-      <w:r>
-        <w:t>: time of vaccination</w:t>
+      <w:r>
+        <w:t>time_of_vaccination: time of vaccination</w:t>
       </w:r>
       <w:r>
         <w:t xml:space="preserve"> (in days)</w:t>
@@ -791,14 +755,34 @@
         </w:rPr>
         <w:t xml:space="preserve"> (</w:t>
       </w:r>
-      <w:proofErr w:type="spellStart"/>
+      <w:commentRangeStart w:id="3"/>
+      <w:commentRangeStart w:id="4"/>
       <w:r>
         <w:rPr>
           <w:u w:val="single"/>
         </w:rPr>
         <w:t>final_incidence_data</w:t>
       </w:r>
-      <w:proofErr w:type="spellEnd"/>
+      <w:commentRangeEnd w:id="3"/>
+      <w:r>
+        <w:rPr>
+          <w:rStyle w:val="CommentReference"/>
+          <w:sz w:val="24"/>
+          <w:szCs w:val="24"/>
+          <w:u w:val="single"/>
+        </w:rPr>
+        <w:commentReference w:id="3"/>
+      </w:r>
+      <w:commentRangeEnd w:id="4"/>
+      <w:r>
+        <w:rPr>
+          <w:rStyle w:val="CommentReference"/>
+          <w:sz w:val="24"/>
+          <w:szCs w:val="24"/>
+          <w:u w:val="single"/>
+        </w:rPr>
+        <w:commentReference w:id="4"/>
+      </w:r>
       <w:r>
         <w:rPr>
           <w:u w:val="single"/>
@@ -851,13 +835,8 @@
           <w:u w:val="single"/>
         </w:rPr>
       </w:pPr>
-      <w:proofErr w:type="spellStart"/>
-      <w:r>
-        <w:t>ind_id</w:t>
-      </w:r>
-      <w:proofErr w:type="spellEnd"/>
-      <w:r>
-        <w:t>: individual identification number</w:t>
+      <w:r>
+        <w:t>ind_id: individual identification number</w:t>
       </w:r>
     </w:p>
     <w:p>
@@ -898,13 +877,8 @@
           <w:numId w:val="4"/>
         </w:numPr>
       </w:pPr>
-      <w:proofErr w:type="spellStart"/>
-      <w:r>
-        <w:t>time_of_symptom_onset</w:t>
-      </w:r>
-      <w:proofErr w:type="spellEnd"/>
-      <w:r>
-        <w:t>: reported time of symptom onset</w:t>
+      <w:r>
+        <w:t>time_of_symptom_onset: reported time of symptom onset</w:t>
       </w:r>
       <w:r>
         <w:t xml:space="preserve"> (in days)</w:t>
@@ -918,11 +892,9 @@
           <w:numId w:val="4"/>
         </w:numPr>
       </w:pPr>
-      <w:proofErr w:type="spellStart"/>
       <w:r>
         <w:t>time_of_reporting</w:t>
       </w:r>
-      <w:proofErr w:type="spellEnd"/>
       <w:r>
         <w:t>: time of reporting</w:t>
       </w:r>
@@ -964,14 +936,34 @@
         </w:rPr>
         <w:t xml:space="preserve"> (</w:t>
       </w:r>
-      <w:proofErr w:type="spellStart"/>
+      <w:commentRangeStart w:id="5"/>
+      <w:commentRangeStart w:id="6"/>
       <w:r>
         <w:rPr>
           <w:u w:val="single"/>
         </w:rPr>
         <w:t>final_sero_data</w:t>
       </w:r>
-      <w:proofErr w:type="spellEnd"/>
+      <w:commentRangeEnd w:id="5"/>
+      <w:r>
+        <w:rPr>
+          <w:rStyle w:val="CommentReference"/>
+          <w:sz w:val="24"/>
+          <w:szCs w:val="24"/>
+          <w:u w:val="single"/>
+        </w:rPr>
+        <w:commentReference w:id="5"/>
+      </w:r>
+      <w:commentRangeEnd w:id="6"/>
+      <w:r>
+        <w:rPr>
+          <w:rStyle w:val="CommentReference"/>
+          <w:sz w:val="24"/>
+          <w:szCs w:val="24"/>
+          <w:u w:val="single"/>
+        </w:rPr>
+        <w:commentReference w:id="6"/>
+      </w:r>
       <w:r>
         <w:rPr>
           <w:u w:val="single"/>
@@ -1015,13 +1007,8 @@
           <w:u w:val="single"/>
         </w:rPr>
       </w:pPr>
-      <w:proofErr w:type="spellStart"/>
-      <w:r>
-        <w:t>ind_id</w:t>
-      </w:r>
-      <w:proofErr w:type="spellEnd"/>
-      <w:r>
-        <w:t>: individual identification number</w:t>
+      <w:r>
+        <w:t>ind_id: individual identification number</w:t>
       </w:r>
     </w:p>
     <w:p>
@@ -1050,13 +1037,8 @@
           <w:u w:val="single"/>
         </w:rPr>
       </w:pPr>
-      <w:proofErr w:type="spellStart"/>
-      <w:r>
-        <w:t>age_group</w:t>
-      </w:r>
-      <w:proofErr w:type="spellEnd"/>
-      <w:r>
-        <w:t>: 10-year age group</w:t>
+      <w:r>
+        <w:t>age_group: 10-year age group</w:t>
       </w:r>
     </w:p>
     <w:p>
@@ -1070,13 +1052,8 @@
           <w:u w:val="single"/>
         </w:rPr>
       </w:pPr>
-      <w:proofErr w:type="spellStart"/>
-      <w:r>
-        <w:t>time_since_symptom_onset</w:t>
-      </w:r>
-      <w:proofErr w:type="spellEnd"/>
-      <w:r>
-        <w:t>: time since symptom onset (in days) (if relevant)</w:t>
+      <w:r>
+        <w:t>time_since_symptom_onset: time since symptom onset (in days) (if relevant)</w:t>
       </w:r>
     </w:p>
     <w:p>
@@ -1090,13 +1067,8 @@
           <w:u w:val="single"/>
         </w:rPr>
       </w:pPr>
-      <w:proofErr w:type="spellStart"/>
-      <w:r>
-        <w:t>sero_status</w:t>
-      </w:r>
-      <w:proofErr w:type="spellEnd"/>
-      <w:r>
-        <w:t>: serostatus of the individual at time of sampling</w:t>
+      <w:r>
+        <w:t>sero_status: serostatus of the individual at time of sampling</w:t>
       </w:r>
       <w:r>
         <w:t xml:space="preserve"> indicating the presence or absence of (IgG) antibodies</w:t>
@@ -1116,11 +1088,9 @@
           <w:u w:val="single"/>
         </w:rPr>
       </w:pPr>
-      <w:proofErr w:type="spellStart"/>
       <w:r>
         <w:t>log_gg</w:t>
       </w:r>
-      <w:proofErr w:type="spellEnd"/>
       <w:r>
         <w:t xml:space="preserve">: </w:t>
       </w:r>
@@ -1142,13 +1112,8 @@
           <w:u w:val="single"/>
         </w:rPr>
       </w:pPr>
-      <w:proofErr w:type="spellStart"/>
-      <w:r>
-        <w:t>time_of_sampling</w:t>
-      </w:r>
-      <w:proofErr w:type="spellEnd"/>
-      <w:r>
-        <w:t>: cross-sectional time point at which serum sample has been collected</w:t>
+      <w:r>
+        <w:t>time_of_sampling: cross-sectional time point at which serum sample has been collected</w:t>
       </w:r>
       <w:r>
         <w:t xml:space="preserve"> (i.e., day 10, 20 and 30 following the introduction of the index case)</w:t>
@@ -1192,14 +1157,34 @@
         </w:rPr>
         <w:t xml:space="preserve"> (</w:t>
       </w:r>
-      <w:proofErr w:type="spellStart"/>
+      <w:commentRangeStart w:id="7"/>
+      <w:commentRangeStart w:id="8"/>
       <w:r>
         <w:rPr>
           <w:u w:val="single"/>
         </w:rPr>
         <w:t>final_contact_tracing_data</w:t>
       </w:r>
-      <w:proofErr w:type="spellEnd"/>
+      <w:commentRangeEnd w:id="7"/>
+      <w:r>
+        <w:rPr>
+          <w:rStyle w:val="CommentReference"/>
+          <w:sz w:val="24"/>
+          <w:szCs w:val="24"/>
+          <w:u w:val="single"/>
+        </w:rPr>
+        <w:commentReference w:id="7"/>
+      </w:r>
+      <w:commentRangeEnd w:id="8"/>
+      <w:r>
+        <w:rPr>
+          <w:rStyle w:val="CommentReference"/>
+          <w:sz w:val="24"/>
+          <w:szCs w:val="24"/>
+          <w:u w:val="single"/>
+        </w:rPr>
+        <w:commentReference w:id="8"/>
+      </w:r>
       <w:r>
         <w:rPr>
           <w:u w:val="single"/>
@@ -1222,15 +1207,7 @@
     </w:p>
     <w:p>
       <w:r>
-        <w:t>This dataset contains information on infector-</w:t>
-      </w:r>
-      <w:proofErr w:type="spellStart"/>
-      <w:r>
-        <w:t>infectee</w:t>
-      </w:r>
-      <w:proofErr w:type="spellEnd"/>
-      <w:r>
-        <w:t xml:space="preserve"> pairs generated between day 10 and day 20 of the outbreak. The following information was recorded:</w:t>
+        <w:t>This dataset contains information on infector-infectee pairs generated between day 10 and day 20 of the outbreak. The following information was recorded:</w:t>
       </w:r>
     </w:p>
     <w:p>
@@ -1251,13 +1228,8 @@
           <w:u w:val="single"/>
         </w:rPr>
       </w:pPr>
-      <w:proofErr w:type="spellStart"/>
-      <w:r>
-        <w:t>infector_id</w:t>
-      </w:r>
-      <w:proofErr w:type="spellEnd"/>
-      <w:r>
-        <w:t>: identifier of the presumed infector</w:t>
+      <w:r>
+        <w:t>infector_id: identifier of the presumed infector</w:t>
       </w:r>
     </w:p>
     <w:p>
@@ -1271,19 +1243,9 @@
           <w:u w:val="single"/>
         </w:rPr>
       </w:pPr>
-      <w:proofErr w:type="spellStart"/>
-      <w:r>
-        <w:t>infectee_id</w:t>
-      </w:r>
-      <w:proofErr w:type="spellEnd"/>
-      <w:r>
-        <w:t xml:space="preserve">: identifier of the presumed </w:t>
-      </w:r>
-      <w:proofErr w:type="spellStart"/>
-      <w:r>
-        <w:t>infectee</w:t>
-      </w:r>
-      <w:proofErr w:type="spellEnd"/>
+      <w:r>
+        <w:t>infectee_id: identifier of the presumed infectee</w:t>
+      </w:r>
     </w:p>
     <w:p>
       <w:pPr>
@@ -1296,11 +1258,9 @@
           <w:u w:val="single"/>
         </w:rPr>
       </w:pPr>
-      <w:proofErr w:type="spellStart"/>
       <w:r>
         <w:t>infector_symptom_onset</w:t>
       </w:r>
-      <w:proofErr w:type="spellEnd"/>
       <w:r>
         <w:t>: symptom onset time of the infector (days since start)</w:t>
       </w:r>
@@ -1316,21 +1276,11 @@
           <w:u w:val="single"/>
         </w:rPr>
       </w:pPr>
-      <w:proofErr w:type="spellStart"/>
       <w:r>
         <w:t>infectee_symptom_onset</w:t>
       </w:r>
-      <w:proofErr w:type="spellEnd"/>
-      <w:r>
-        <w:t xml:space="preserve">: symptom onset time of the </w:t>
-      </w:r>
-      <w:proofErr w:type="spellStart"/>
-      <w:r>
-        <w:t>infectee</w:t>
-      </w:r>
-      <w:proofErr w:type="spellEnd"/>
-      <w:r>
-        <w:t xml:space="preserve"> (days since start)</w:t>
+      <w:r>
+        <w:t>: symptom onset time of the infectee (days since start)</w:t>
       </w:r>
     </w:p>
     <w:p>
@@ -1344,13 +1294,8 @@
           <w:u w:val="single"/>
         </w:rPr>
       </w:pPr>
-      <w:proofErr w:type="spellStart"/>
-      <w:r>
-        <w:t>infector_age</w:t>
-      </w:r>
-      <w:proofErr w:type="spellEnd"/>
-      <w:r>
-        <w:t>: age of the infector (in years)</w:t>
+      <w:r>
+        <w:t>infector_age: age of the infector (in years)</w:t>
       </w:r>
     </w:p>
     <w:p>
@@ -1364,21 +1309,8 @@
           <w:u w:val="single"/>
         </w:rPr>
       </w:pPr>
-      <w:proofErr w:type="spellStart"/>
-      <w:r>
-        <w:t>infectee_age</w:t>
-      </w:r>
-      <w:proofErr w:type="spellEnd"/>
-      <w:r>
-        <w:t xml:space="preserve">: age of the </w:t>
-      </w:r>
-      <w:proofErr w:type="spellStart"/>
-      <w:r>
-        <w:t>infectee</w:t>
-      </w:r>
-      <w:proofErr w:type="spellEnd"/>
-      <w:r>
-        <w:t xml:space="preserve"> (in years)</w:t>
+      <w:r>
+        <w:t>infectee_age: age of the infectee (in years)</w:t>
       </w:r>
     </w:p>
     <w:p>
@@ -1406,23 +1338,7 @@
           <w:i/>
           <w:iCs/>
         </w:rPr>
-        <w:t>In contrast to real-world contact tracing data, the simulated dataset contains the true transmission links generated by the underlying epidemic model. Consequently, the true infector–</w:t>
-      </w:r>
-      <w:proofErr w:type="spellStart"/>
-      <w:r>
-        <w:rPr>
-          <w:i/>
-          <w:iCs/>
-        </w:rPr>
-        <w:t>infectee</w:t>
-      </w:r>
-      <w:proofErr w:type="spellEnd"/>
-      <w:r>
-        <w:rPr>
-          <w:i/>
-          <w:iCs/>
-        </w:rPr>
-        <w:t xml:space="preserve"> relationship is known for </w:t>
+        <w:t xml:space="preserve">In contrast to real-world contact tracing data, the simulated dataset contains the true transmission links generated by the underlying epidemic model. Consequently, the true infector–infectee relationship is known for </w:t>
       </w:r>
       <w:r>
         <w:rPr>
@@ -1545,7 +1461,23 @@
         </w:rPr>
       </w:pPr>
       <w:r>
-        <w:t>Estimate parameters related to the reporting-delay distribution and infer underreporting in the available incidence data.</w:t>
+        <w:t xml:space="preserve">Estimate parameters related to the reporting-delay distribution and </w:t>
+      </w:r>
+      <w:commentRangeStart w:id="9"/>
+      <w:r>
+        <w:t xml:space="preserve">infer underreporting </w:t>
+      </w:r>
+      <w:commentRangeEnd w:id="9"/>
+      <w:r>
+        <w:rPr>
+          <w:rStyle w:val="CommentReference"/>
+          <w:sz w:val="24"/>
+          <w:szCs w:val="24"/>
+        </w:rPr>
+        <w:commentReference w:id="9"/>
+      </w:r>
+      <w:r>
+        <w:t>in the available incidence data.</w:t>
       </w:r>
     </w:p>
     <w:p>
@@ -1897,57 +1829,29 @@
         <w:rPr>
           <w:rFonts w:eastAsiaTheme="minorEastAsia"/>
         </w:rPr>
-        <w:t xml:space="preserve"> denotes the number of new infections at time t, and r represents the epidemic (exponential) growth rate. The growth rate can be estimated from early incidence data (in </w:t>
-      </w:r>
-      <w:proofErr w:type="spellStart"/>
-      <w:r>
-        <w:rPr>
-          <w:rFonts w:eastAsiaTheme="minorEastAsia"/>
-        </w:rPr>
-        <w:t>final_incidence_data</w:t>
-      </w:r>
-      <w:proofErr w:type="spellEnd"/>
-      <w:r>
-        <w:rPr>
-          <w:rFonts w:eastAsiaTheme="minorEastAsia"/>
-        </w:rPr>
-        <w:t xml:space="preserve">) and subsequently the basic reproduction number can be inferred using information on the generation-time distribution. </w:t>
-      </w:r>
-    </w:p>
-    <w:p>
-      <w:pPr>
-        <w:jc w:val="both"/>
-        <w:rPr>
-          <w:rFonts w:eastAsiaTheme="minorEastAsia"/>
-        </w:rPr>
-      </w:pPr>
-    </w:p>
-    <w:p>
-      <w:pPr>
-        <w:jc w:val="both"/>
-        <w:rPr>
-          <w:rFonts w:eastAsiaTheme="minorEastAsia"/>
-        </w:rPr>
-      </w:pPr>
-      <w:r>
-        <w:rPr>
-          <w:rFonts w:eastAsiaTheme="minorEastAsia"/>
-        </w:rPr>
-        <w:t>According to the Euler-</w:t>
-      </w:r>
-      <w:proofErr w:type="spellStart"/>
-      <w:r>
-        <w:rPr>
-          <w:rFonts w:eastAsiaTheme="minorEastAsia"/>
-        </w:rPr>
-        <w:t>Lotka</w:t>
-      </w:r>
-      <w:proofErr w:type="spellEnd"/>
-      <w:r>
-        <w:rPr>
-          <w:rFonts w:eastAsiaTheme="minorEastAsia"/>
-        </w:rPr>
-        <w:t xml:space="preserve"> equation, one can write </w:t>
+        <w:t xml:space="preserve"> denotes the number of new infections at time t, and r represents the epidemic (exponential) growth rate. The growth rate can be estimated from early incidence data (in final_incidence_data) and subsequently the basic reproduction number can be inferred using information on the generation-time distribution. </w:t>
+      </w:r>
+    </w:p>
+    <w:p>
+      <w:pPr>
+        <w:jc w:val="both"/>
+        <w:rPr>
+          <w:rFonts w:eastAsiaTheme="minorEastAsia"/>
+        </w:rPr>
+      </w:pPr>
+    </w:p>
+    <w:p>
+      <w:pPr>
+        <w:jc w:val="both"/>
+        <w:rPr>
+          <w:rFonts w:eastAsiaTheme="minorEastAsia"/>
+        </w:rPr>
+      </w:pPr>
+      <w:r>
+        <w:rPr>
+          <w:rFonts w:eastAsiaTheme="minorEastAsia"/>
+        </w:rPr>
+        <w:t xml:space="preserve">According to the Euler-Lotka equation, one can write </w:t>
       </w:r>
     </w:p>
     <w:p>
@@ -2158,21 +2062,7 @@
         <w:rPr>
           <w:rFonts w:eastAsiaTheme="minorEastAsia"/>
         </w:rPr>
-        <w:t xml:space="preserve"> representing the probability density function related to the generation-time distribution, to be estimated from a selection of sampled infector-</w:t>
-      </w:r>
-      <w:proofErr w:type="spellStart"/>
-      <w:r>
-        <w:rPr>
-          <w:rFonts w:eastAsiaTheme="minorEastAsia"/>
-        </w:rPr>
-        <w:t>infectee</w:t>
-      </w:r>
-      <w:proofErr w:type="spellEnd"/>
-      <w:r>
-        <w:rPr>
-          <w:rFonts w:eastAsiaTheme="minorEastAsia"/>
-        </w:rPr>
-        <w:t xml:space="preserve"> pairs (within the contact tracing window, implying truncation if the infector is infected outside the window). </w:t>
+        <w:t xml:space="preserve"> representing the probability density function related to the generation-time distribution, to be estimated from a selection of sampled infector-infectee pairs (within the contact tracing window, implying truncation if the infector is infected outside the window). </w:t>
       </w:r>
     </w:p>
     <w:p>
@@ -2453,21 +2343,7 @@
         <w:rPr>
           <w:rFonts w:eastAsiaTheme="minorEastAsia"/>
         </w:rPr>
-        <w:t xml:space="preserve">Needless to say, information on infection times </w:t>
-      </w:r>
-      <w:proofErr w:type="gramStart"/>
-      <w:r>
-        <w:rPr>
-          <w:rFonts w:eastAsiaTheme="minorEastAsia"/>
-        </w:rPr>
-        <w:t>are</w:t>
-      </w:r>
-      <w:proofErr w:type="gramEnd"/>
-      <w:r>
-        <w:rPr>
-          <w:rFonts w:eastAsiaTheme="minorEastAsia"/>
-        </w:rPr>
-        <w:t xml:space="preserve"> (typically) not directly available and the serial interval distribution is often used as an approximation of the generation-time distribution. </w:t>
+        <w:t xml:space="preserve">Needless to say, information on infection times are (typically) not directly available and the serial interval distribution is often used as an approximation of the generation-time distribution. </w:t>
       </w:r>
     </w:p>
     <w:p>
@@ -2487,6 +2363,7 @@
         </w:numPr>
         <w:jc w:val="both"/>
         <w:rPr>
+          <w:ins w:id="10" w:author="Kylie Ainslie" w:date="2026-06-05T07:51:00Z" w16du:dateUtc="2026-06-04T21:51:00Z"/>
           <w:rFonts w:eastAsiaTheme="minorEastAsia"/>
           <w:b/>
           <w:bCs/>
@@ -2501,6 +2378,405 @@
         <w:lastRenderedPageBreak/>
         <w:t>Serial interval distribution</w:t>
       </w:r>
+    </w:p>
+    <w:p>
+      <w:pPr>
+        <w:pStyle w:val="ListParagraph"/>
+        <w:jc w:val="both"/>
+        <w:rPr>
+          <w:ins w:id="11" w:author="Kylie Ainslie" w:date="2026-06-05T07:52:00Z" w16du:dateUtc="2026-06-04T21:52:00Z"/>
+          <w:rFonts w:eastAsiaTheme="minorEastAsia"/>
+        </w:rPr>
+      </w:pPr>
+      <w:ins w:id="12" w:author="Kylie Ainslie" w:date="2026-06-05T07:51:00Z">
+        <w:r>
+          <w:rPr>
+            <w:rFonts w:eastAsiaTheme="minorEastAsia"/>
+            <w:rPrChange w:id="13" w:author="Kylie Ainslie" w:date="2026-06-05T07:51:00Z" w16du:dateUtc="2026-06-04T21:51:00Z">
+              <w:rPr>
+                <w:rFonts w:eastAsiaTheme="minorEastAsia"/>
+                <w:b/>
+                <w:bCs/>
+              </w:rPr>
+            </w:rPrChange>
+          </w:rPr>
+          <w:t xml:space="preserve">The serial interval (SI) is defined as the time elapsed between symptom onset in a primary case (the infector) and symptom onset in </w:t>
+        </w:r>
+      </w:ins>
+      <w:ins w:id="14" w:author="Kylie Ainslie" w:date="2026-06-05T07:52:00Z" w16du:dateUtc="2026-06-04T21:52:00Z">
+        <w:r>
+          <w:rPr>
+            <w:rFonts w:eastAsiaTheme="minorEastAsia"/>
+          </w:rPr>
+          <w:t>a</w:t>
+        </w:r>
+      </w:ins>
+      <w:ins w:id="15" w:author="Kylie Ainslie" w:date="2026-06-05T07:51:00Z">
+        <w:r>
+          <w:rPr>
+            <w:rFonts w:eastAsiaTheme="minorEastAsia"/>
+            <w:rPrChange w:id="16" w:author="Kylie Ainslie" w:date="2026-06-05T07:51:00Z" w16du:dateUtc="2026-06-04T21:51:00Z">
+              <w:rPr>
+                <w:rFonts w:eastAsiaTheme="minorEastAsia"/>
+                <w:b/>
+                <w:bCs/>
+              </w:rPr>
+            </w:rPrChange>
+          </w:rPr>
+          <w:t xml:space="preserve"> secondary case</w:t>
+        </w:r>
+      </w:ins>
+      <w:ins w:id="17" w:author="Kylie Ainslie" w:date="2026-06-05T07:51:00Z" w16du:dateUtc="2026-06-04T21:51:00Z">
+        <w:r>
+          <w:rPr>
+            <w:rFonts w:eastAsiaTheme="minorEastAsia"/>
+          </w:rPr>
+          <w:t xml:space="preserve"> (the infe</w:t>
+        </w:r>
+      </w:ins>
+      <w:ins w:id="18" w:author="Kylie Ainslie" w:date="2026-06-05T07:52:00Z" w16du:dateUtc="2026-06-04T21:52:00Z">
+        <w:r>
+          <w:rPr>
+            <w:rFonts w:eastAsiaTheme="minorEastAsia"/>
+          </w:rPr>
+          <w:t xml:space="preserve">ctee). </w:t>
+        </w:r>
+        <w:r>
+          <w:rPr>
+            <w:rFonts w:eastAsiaTheme="minorEastAsia"/>
+          </w:rPr>
+          <w:t>In epidemiology, the serial interval is a fundamental parameter for several reasons:</w:t>
+        </w:r>
+      </w:ins>
+    </w:p>
+    <w:p>
+      <w:pPr>
+        <w:pStyle w:val="ListParagraph"/>
+        <w:numPr>
+          <w:ilvl w:val="0"/>
+          <w:numId w:val="9"/>
+        </w:numPr>
+        <w:jc w:val="both"/>
+        <w:rPr>
+          <w:ins w:id="19" w:author="Kylie Ainslie" w:date="2026-06-05T07:52:00Z" w16du:dateUtc="2026-06-04T21:52:00Z"/>
+          <w:rFonts w:eastAsiaTheme="minorEastAsia"/>
+          <w:rPrChange w:id="20" w:author="Kylie Ainslie" w:date="2026-06-05T07:53:00Z" w16du:dateUtc="2026-06-04T21:53:00Z">
+            <w:rPr>
+              <w:ins w:id="21" w:author="Kylie Ainslie" w:date="2026-06-05T07:52:00Z" w16du:dateUtc="2026-06-04T21:52:00Z"/>
+            </w:rPr>
+          </w:rPrChange>
+        </w:rPr>
+        <w:pPrChange w:id="22" w:author="Kylie Ainslie" w:date="2026-06-05T07:53:00Z" w16du:dateUtc="2026-06-04T21:53:00Z">
+          <w:pPr>
+            <w:pStyle w:val="ListParagraph"/>
+            <w:jc w:val="both"/>
+          </w:pPr>
+        </w:pPrChange>
+      </w:pPr>
+      <w:ins w:id="23" w:author="Kylie Ainslie" w:date="2026-06-05T07:52:00Z" w16du:dateUtc="2026-06-04T21:52:00Z">
+        <w:r>
+          <w:rPr>
+            <w:rFonts w:eastAsiaTheme="minorEastAsia"/>
+            <w:rPrChange w:id="24" w:author="Kylie Ainslie" w:date="2026-06-05T07:53:00Z" w16du:dateUtc="2026-06-04T21:53:00Z">
+              <w:rPr/>
+            </w:rPrChange>
+          </w:rPr>
+          <w:t>Quantifying the speed of spread. A short SI means that successive generations of cases follow one another rapidly, making the epidemic harder to contain. A long SI leaves more time to detect and isolate cases before they transmit further.</w:t>
+        </w:r>
+      </w:ins>
+    </w:p>
+    <w:p>
+      <w:pPr>
+        <w:pStyle w:val="ListParagraph"/>
+        <w:numPr>
+          <w:ilvl w:val="0"/>
+          <w:numId w:val="9"/>
+        </w:numPr>
+        <w:jc w:val="both"/>
+        <w:rPr>
+          <w:ins w:id="25" w:author="Kylie Ainslie" w:date="2026-06-05T07:52:00Z" w16du:dateUtc="2026-06-04T21:52:00Z"/>
+          <w:rFonts w:eastAsiaTheme="minorEastAsia"/>
+        </w:rPr>
+        <w:pPrChange w:id="26" w:author="Kylie Ainslie" w:date="2026-06-05T07:53:00Z" w16du:dateUtc="2026-06-04T21:53:00Z">
+          <w:pPr>
+            <w:pStyle w:val="ListParagraph"/>
+            <w:jc w:val="both"/>
+          </w:pPr>
+        </w:pPrChange>
+      </w:pPr>
+      <w:ins w:id="27" w:author="Kylie Ainslie" w:date="2026-06-05T07:52:00Z" w16du:dateUtc="2026-06-04T21:52:00Z">
+        <w:r>
+          <w:rPr>
+            <w:rFonts w:eastAsiaTheme="minorEastAsia"/>
+          </w:rPr>
+          <w:t>Estimating the reproduction number. Both the basic reproduction number $R_0$ and the time-varying reproduction number $R_t$ are linked to the SI through the renewal equation: without an accurate SI estimate, any estimate of $R_t$ will be biased.</w:t>
+        </w:r>
+      </w:ins>
+    </w:p>
+    <w:p>
+      <w:pPr>
+        <w:pStyle w:val="ListParagraph"/>
+        <w:numPr>
+          <w:ilvl w:val="0"/>
+          <w:numId w:val="9"/>
+        </w:numPr>
+        <w:jc w:val="both"/>
+        <w:rPr>
+          <w:ins w:id="28" w:author="Kylie Ainslie" w:date="2026-06-05T07:52:00Z" w16du:dateUtc="2026-06-04T21:52:00Z"/>
+          <w:rFonts w:eastAsiaTheme="minorEastAsia"/>
+        </w:rPr>
+        <w:pPrChange w:id="29" w:author="Kylie Ainslie" w:date="2026-06-05T07:54:00Z" w16du:dateUtc="2026-06-04T21:54:00Z">
+          <w:pPr>
+            <w:pStyle w:val="ListParagraph"/>
+            <w:jc w:val="both"/>
+          </w:pPr>
+        </w:pPrChange>
+      </w:pPr>
+      <w:ins w:id="30" w:author="Kylie Ainslie" w:date="2026-06-05T07:53:00Z" w16du:dateUtc="2026-06-04T21:53:00Z">
+        <w:r>
+          <w:rPr>
+            <w:rFonts w:eastAsiaTheme="minorEastAsia"/>
+          </w:rPr>
+          <w:t>Input in</w:t>
+        </w:r>
+      </w:ins>
+      <w:ins w:id="31" w:author="Kylie Ainslie" w:date="2026-06-05T07:52:00Z" w16du:dateUtc="2026-06-04T21:52:00Z">
+        <w:r>
+          <w:rPr>
+            <w:rFonts w:eastAsiaTheme="minorEastAsia"/>
+          </w:rPr>
+          <w:t xml:space="preserve"> transmission models</w:t>
+        </w:r>
+      </w:ins>
+      <w:ins w:id="32" w:author="Kylie Ainslie" w:date="2026-06-05T07:54:00Z" w16du:dateUtc="2026-06-04T21:54:00Z">
+        <w:r>
+          <w:rPr>
+            <w:rFonts w:eastAsiaTheme="minorEastAsia"/>
+          </w:rPr>
+          <w:t>.</w:t>
+        </w:r>
+      </w:ins>
+      <w:ins w:id="33" w:author="Kylie Ainslie" w:date="2026-06-05T07:52:00Z" w16du:dateUtc="2026-06-04T21:52:00Z">
+        <w:r>
+          <w:rPr>
+            <w:rFonts w:eastAsiaTheme="minorEastAsia"/>
+          </w:rPr>
+          <w:t xml:space="preserve"> Compartmental models (SIR, SEIR, etc.) and renewal equation models use the SI as a direct input to simulate epidemic dynamics and evaluate the impact of interventions.</w:t>
+        </w:r>
+      </w:ins>
+    </w:p>
+    <w:p>
+      <w:pPr>
+        <w:pStyle w:val="ListParagraph"/>
+        <w:numPr>
+          <w:ilvl w:val="0"/>
+          <w:numId w:val="9"/>
+        </w:numPr>
+        <w:jc w:val="both"/>
+        <w:rPr>
+          <w:ins w:id="34" w:author="Kylie Ainslie" w:date="2026-06-05T07:52:00Z" w16du:dateUtc="2026-06-04T21:52:00Z"/>
+          <w:rFonts w:eastAsiaTheme="minorEastAsia"/>
+        </w:rPr>
+        <w:pPrChange w:id="35" w:author="Kylie Ainslie" w:date="2026-06-05T07:54:00Z" w16du:dateUtc="2026-06-04T21:54:00Z">
+          <w:pPr>
+            <w:pStyle w:val="ListParagraph"/>
+            <w:jc w:val="both"/>
+          </w:pPr>
+        </w:pPrChange>
+      </w:pPr>
+      <w:ins w:id="36" w:author="Kylie Ainslie" w:date="2026-06-05T07:52:00Z" w16du:dateUtc="2026-06-04T21:52:00Z">
+        <w:r>
+          <w:rPr>
+            <w:rFonts w:eastAsiaTheme="minorEastAsia"/>
+          </w:rPr>
+          <w:t>Designing control measures. The duration of quarantine, the contact-tracing window, and the timing of vaccination campaigns are all partly calibrated on the SI.</w:t>
+        </w:r>
+      </w:ins>
+    </w:p>
+    <w:p>
+      <w:pPr>
+        <w:pStyle w:val="ListParagraph"/>
+        <w:jc w:val="both"/>
+        <w:rPr>
+          <w:ins w:id="37" w:author="Kylie Ainslie" w:date="2026-06-05T07:52:00Z" w16du:dateUtc="2026-06-04T21:52:00Z"/>
+          <w:rFonts w:eastAsiaTheme="minorEastAsia"/>
+        </w:rPr>
+      </w:pPr>
+    </w:p>
+    <w:p>
+      <w:pPr>
+        <w:pStyle w:val="ListParagraph"/>
+        <w:keepNext/>
+        <w:jc w:val="both"/>
+        <w:rPr>
+          <w:ins w:id="38" w:author="Kylie Ainslie" w:date="2026-06-05T07:56:00Z" w16du:dateUtc="2026-06-04T21:56:00Z"/>
+        </w:rPr>
+        <w:pPrChange w:id="39" w:author="Kylie Ainslie" w:date="2026-06-05T07:56:00Z" w16du:dateUtc="2026-06-04T21:56:00Z">
+          <w:pPr>
+            <w:pStyle w:val="ListParagraph"/>
+            <w:jc w:val="both"/>
+          </w:pPr>
+        </w:pPrChange>
+      </w:pPr>
+      <w:ins w:id="40" w:author="Kylie Ainslie" w:date="2026-06-05T07:52:00Z" w16du:dateUtc="2026-06-04T21:52:00Z">
+        <w:r>
+          <w:rPr>
+            <w:rFonts w:eastAsiaTheme="minorEastAsia"/>
+          </w:rPr>
+          <w:t xml:space="preserve">In practice, the SI is </w:t>
+        </w:r>
+      </w:ins>
+      <w:ins w:id="41" w:author="Kylie Ainslie" w:date="2026-06-05T07:54:00Z" w16du:dateUtc="2026-06-04T21:54:00Z">
+        <w:r>
+          <w:rPr>
+            <w:rFonts w:eastAsiaTheme="minorEastAsia"/>
+          </w:rPr>
+          <w:t xml:space="preserve">a proxy for </w:t>
+        </w:r>
+      </w:ins>
+      <w:ins w:id="42" w:author="Kylie Ainslie" w:date="2026-06-05T07:52:00Z" w16du:dateUtc="2026-06-04T21:52:00Z">
+        <w:r>
+          <w:rPr>
+            <w:rFonts w:eastAsiaTheme="minorEastAsia"/>
+          </w:rPr>
+          <w:t>the generation interval (the time between infection of the primary case and infection of the secondary case)</w:t>
+        </w:r>
+      </w:ins>
+      <w:ins w:id="43" w:author="Kylie Ainslie" w:date="2026-06-05T07:54:00Z" w16du:dateUtc="2026-06-04T21:54:00Z">
+        <w:r>
+          <w:rPr>
+            <w:rFonts w:eastAsiaTheme="minorEastAsia"/>
+          </w:rPr>
+          <w:t xml:space="preserve"> which is typically unobservable</w:t>
+        </w:r>
+      </w:ins>
+      <w:ins w:id="44" w:author="Kylie Ainslie" w:date="2026-06-05T07:52:00Z" w16du:dateUtc="2026-06-04T21:52:00Z">
+        <w:r>
+          <w:rPr>
+            <w:rFonts w:eastAsiaTheme="minorEastAsia"/>
+          </w:rPr>
+          <w:t>.</w:t>
+        </w:r>
+      </w:ins>
+      <w:ins w:id="45" w:author="Kylie Ainslie" w:date="2026-06-05T07:56:00Z" w16du:dateUtc="2026-06-04T21:56:00Z">
+        <w:r>
+          <w:rPr>
+            <w:rFonts w:eastAsiaTheme="minorEastAsia"/>
+            <w:noProof/>
+          </w:rPr>
+          <w:drawing>
+            <wp:inline distT="0" distB="0" distL="0" distR="0" wp14:anchorId="0536BAC9" wp14:editId="184E34FF">
+              <wp:extent cx="4074059" cy="2635516"/>
+              <wp:effectExtent l="0" t="0" r="3175" b="0"/>
+              <wp:docPr id="1255850990" name="Picture 1"/>
+              <wp:cNvGraphicFramePr>
+                <a:graphicFrameLocks xmlns:a="http://schemas.openxmlformats.org/drawingml/2006/main" noChangeAspect="1"/>
+              </wp:cNvGraphicFramePr>
+              <a:graphic xmlns:a="http://schemas.openxmlformats.org/drawingml/2006/main">
+                <a:graphicData uri="http://schemas.openxmlformats.org/drawingml/2006/picture">
+                  <pic:pic xmlns:pic="http://schemas.openxmlformats.org/drawingml/2006/picture">
+                    <pic:nvPicPr>
+                      <pic:cNvPr id="1255850990" name="Picture 1255850990"/>
+                      <pic:cNvPicPr/>
+                    </pic:nvPicPr>
+                    <pic:blipFill>
+                      <a:blip r:embed="rId10" cstate="print">
+                        <a:extLst>
+                          <a:ext uri="{28A0092B-C50C-407E-A947-70E740481C1C}">
+                            <a14:useLocalDpi xmlns:a14="http://schemas.microsoft.com/office/drawing/2010/main" val="0"/>
+                          </a:ext>
+                        </a:extLst>
+                      </a:blip>
+                      <a:stretch>
+                        <a:fillRect/>
+                      </a:stretch>
+                    </pic:blipFill>
+                    <pic:spPr>
+                      <a:xfrm>
+                        <a:off x="0" y="0"/>
+                        <a:ext cx="4112486" cy="2660375"/>
+                      </a:xfrm>
+                      <a:prstGeom prst="rect">
+                        <a:avLst/>
+                      </a:prstGeom>
+                    </pic:spPr>
+                  </pic:pic>
+                </a:graphicData>
+              </a:graphic>
+            </wp:inline>
+          </w:drawing>
+        </w:r>
+      </w:ins>
+    </w:p>
+    <w:p>
+      <w:pPr>
+        <w:pStyle w:val="Caption"/>
+        <w:jc w:val="both"/>
+        <w:rPr>
+          <w:ins w:id="46" w:author="Kylie Ainslie" w:date="2026-06-05T07:54:00Z" w16du:dateUtc="2026-06-04T21:54:00Z"/>
+          <w:rFonts w:eastAsiaTheme="minorEastAsia"/>
+        </w:rPr>
+        <w:pPrChange w:id="47" w:author="Kylie Ainslie" w:date="2026-06-05T07:56:00Z" w16du:dateUtc="2026-06-04T21:56:00Z">
+          <w:pPr>
+            <w:pStyle w:val="ListParagraph"/>
+            <w:jc w:val="both"/>
+          </w:pPr>
+        </w:pPrChange>
+      </w:pPr>
+      <w:ins w:id="48" w:author="Kylie Ainslie" w:date="2026-06-05T07:56:00Z" w16du:dateUtc="2026-06-04T21:56:00Z">
+        <w:r>
+          <w:t xml:space="preserve">Figure </w:t>
+        </w:r>
+        <w:r>
+          <w:fldChar w:fldCharType="begin"/>
+        </w:r>
+        <w:r>
+          <w:instrText xml:space="preserve"> SEQ Figure \* ARABIC </w:instrText>
+        </w:r>
+      </w:ins>
+      <w:r>
+        <w:fldChar w:fldCharType="separate"/>
+      </w:r>
+      <w:ins w:id="49" w:author="Kylie Ainslie" w:date="2026-06-05T07:56:00Z" w16du:dateUtc="2026-06-04T21:56:00Z">
+        <w:r>
+          <w:rPr>
+            <w:noProof/>
+          </w:rPr>
+          <w:t>1</w:t>
+        </w:r>
+        <w:r>
+          <w:fldChar w:fldCharType="end"/>
+        </w:r>
+        <w:r>
+          <w:t>. Definition of the serial interval (the time between symptom onset in an infector and infectee).</w:t>
+        </w:r>
+      </w:ins>
+    </w:p>
+    <w:p>
+      <w:pPr>
+        <w:pStyle w:val="ListParagraph"/>
+        <w:jc w:val="both"/>
+        <w:rPr>
+          <w:rFonts w:eastAsiaTheme="minorEastAsia"/>
+          <w:rPrChange w:id="50" w:author="Kylie Ainslie" w:date="2026-06-05T07:51:00Z" w16du:dateUtc="2026-06-04T21:51:00Z">
+            <w:rPr>
+              <w:rFonts w:eastAsiaTheme="minorEastAsia"/>
+              <w:b/>
+              <w:bCs/>
+            </w:rPr>
+          </w:rPrChange>
+        </w:rPr>
+        <w:pPrChange w:id="51" w:author="Kylie Ainslie" w:date="2026-06-05T07:51:00Z" w16du:dateUtc="2026-06-04T21:51:00Z">
+          <w:pPr>
+            <w:pStyle w:val="ListParagraph"/>
+            <w:numPr>
+              <w:numId w:val="8"/>
+            </w:numPr>
+            <w:ind w:hanging="360"/>
+            <w:jc w:val="both"/>
+          </w:pPr>
+        </w:pPrChange>
+      </w:pPr>
     </w:p>
     <w:p>
       <w:pPr>
@@ -2588,28 +2864,90 @@
       <w:pPr>
         <w:jc w:val="both"/>
         <w:rPr>
-          <w:rFonts w:eastAsiaTheme="minorEastAsia"/>
-        </w:rPr>
-      </w:pPr>
-      <w:r>
-        <w:rPr>
-          <w:rFonts w:eastAsiaTheme="minorEastAsia"/>
-        </w:rPr>
-        <w:t xml:space="preserve">Vaccine effectiveness is defined as </w:t>
-      </w:r>
-    </w:p>
-    <w:p>
-      <w:pPr>
-        <w:jc w:val="both"/>
-        <w:rPr>
-          <w:rFonts w:eastAsiaTheme="minorEastAsia"/>
-        </w:rPr>
-      </w:pPr>
-    </w:p>
-    <w:p>
-      <w:pPr>
-        <w:jc w:val="both"/>
-        <w:rPr>
+          <w:moveTo w:id="52" w:author="Kylie Ainslie" w:date="2026-06-05T07:43:00Z" w16du:dateUtc="2026-06-04T21:43:00Z"/>
+          <w:rFonts w:eastAsiaTheme="minorEastAsia"/>
+        </w:rPr>
+      </w:pPr>
+      <w:ins w:id="53" w:author="Kylie Ainslie" w:date="2026-06-04T16:59:00Z" w16du:dateUtc="2026-06-04T06:59:00Z">
+        <w:r>
+          <w:t>Understanding vaccine-induced protection</w:t>
+        </w:r>
+        <w:r>
+          <w:t>, or vaccine effectiveness (VE),</w:t>
+        </w:r>
+        <w:r>
+          <w:t xml:space="preserve"> is essential for defining effective vaccination programs.</w:t>
+        </w:r>
+        <w:r>
+          <w:rPr>
+            <w:b/>
+            <w:bCs/>
+          </w:rPr>
+          <w:t xml:space="preserve"> </w:t>
+        </w:r>
+      </w:ins>
+      <w:ins w:id="54" w:author="Kylie Ainslie" w:date="2026-06-04T17:01:00Z" w16du:dateUtc="2026-06-04T07:01:00Z">
+        <w:r>
+          <w:rPr>
+            <w:rFonts w:eastAsiaTheme="minorEastAsia"/>
+          </w:rPr>
+          <w:t xml:space="preserve">VE is an observable, population-level proxy </w:t>
+        </w:r>
+        <w:r>
+          <w:rPr>
+            <w:rFonts w:eastAsiaTheme="minorEastAsia"/>
+          </w:rPr>
+          <w:t>of individual</w:t>
+        </w:r>
+        <w:r>
+          <w:rPr>
+            <w:rFonts w:eastAsiaTheme="minorEastAsia"/>
+          </w:rPr>
+          <w:t xml:space="preserve"> immunity</w:t>
+        </w:r>
+        <w:r>
+          <w:rPr>
+            <w:rFonts w:eastAsiaTheme="minorEastAsia"/>
+          </w:rPr>
+          <w:t xml:space="preserve"> from vaccination</w:t>
+        </w:r>
+        <w:r>
+          <w:rPr>
+            <w:rFonts w:eastAsiaTheme="minorEastAsia"/>
+          </w:rPr>
+          <w:t xml:space="preserve"> and describes the reduction in infection risk among vaccinated compared to unvaccinated individuals.</w:t>
+        </w:r>
+        <w:r>
+          <w:rPr>
+            <w:rFonts w:eastAsiaTheme="minorEastAsia"/>
+          </w:rPr>
+          <w:t xml:space="preserve"> </w:t>
+        </w:r>
+      </w:ins>
+      <w:moveToRangeStart w:id="55" w:author="Kylie Ainslie" w:date="2026-06-05T07:43:00Z" w:name="move231537796"/>
+      <w:moveTo w:id="56" w:author="Kylie Ainslie" w:date="2026-06-05T07:43:00Z" w16du:dateUtc="2026-06-04T21:43:00Z">
+        <w:r>
+          <w:rPr>
+            <w:rFonts w:eastAsiaTheme="minorEastAsia"/>
+          </w:rPr>
+          <w:t xml:space="preserve">Vaccine effectiveness is defined as </w:t>
+        </w:r>
+      </w:moveTo>
+    </w:p>
+    <w:p>
+      <w:pPr>
+        <w:jc w:val="both"/>
+        <w:rPr>
+          <w:moveTo w:id="57" w:author="Kylie Ainslie" w:date="2026-06-05T07:43:00Z" w16du:dateUtc="2026-06-04T21:43:00Z"/>
+          <w:rFonts w:eastAsiaTheme="minorEastAsia"/>
+        </w:rPr>
+      </w:pPr>
+    </w:p>
+    <w:p>
+      <w:pPr>
+        <w:jc w:val="both"/>
+        <w:rPr>
+          <w:moveTo w:id="58" w:author="Kylie Ainslie" w:date="2026-06-05T07:43:00Z" w16du:dateUtc="2026-06-04T21:43:00Z"/>
           <w:rFonts w:eastAsiaTheme="minorEastAsia"/>
         </w:rPr>
       </w:pPr>
@@ -2628,23 +2966,344 @@
       <w:pPr>
         <w:jc w:val="both"/>
         <w:rPr>
-          <w:rFonts w:eastAsiaTheme="minorEastAsia"/>
-        </w:rPr>
-      </w:pPr>
-    </w:p>
-    <w:p>
-      <w:pPr>
-        <w:jc w:val="both"/>
-        <w:rPr>
-          <w:rFonts w:eastAsiaTheme="minorEastAsia"/>
-        </w:rPr>
-      </w:pPr>
-      <w:r>
-        <w:rPr>
-          <w:rFonts w:eastAsiaTheme="minorEastAsia"/>
-        </w:rPr>
-        <w:t>where RR is the relative risk of infection among vaccinated versus non-vaccinated individuals. Hence, in order to estimate vaccine effectiveness, one needs to compare attack rates among vaccinated and unvaccinated individuals. Is protection as a result of vaccination waning over time?</w:t>
-      </w:r>
+          <w:moveTo w:id="59" w:author="Kylie Ainslie" w:date="2026-06-05T07:43:00Z" w16du:dateUtc="2026-06-04T21:43:00Z"/>
+          <w:rFonts w:eastAsiaTheme="minorEastAsia"/>
+        </w:rPr>
+      </w:pPr>
+    </w:p>
+    <w:p>
+      <w:pPr>
+        <w:jc w:val="both"/>
+        <w:rPr>
+          <w:ins w:id="60" w:author="Kylie Ainslie" w:date="2026-06-04T17:02:00Z" w16du:dateUtc="2026-06-04T07:02:00Z"/>
+          <w:rFonts w:eastAsiaTheme="minorEastAsia"/>
+        </w:rPr>
+      </w:pPr>
+      <w:moveTo w:id="61" w:author="Kylie Ainslie" w:date="2026-06-05T07:43:00Z" w16du:dateUtc="2026-06-04T21:43:00Z">
+        <w:r>
+          <w:rPr>
+            <w:rFonts w:eastAsiaTheme="minorEastAsia"/>
+          </w:rPr>
+          <w:t xml:space="preserve">where RR is the relative risk of infection among vaccinated versus non-vaccinated individuals. </w:t>
+        </w:r>
+      </w:moveTo>
+      <w:moveToRangeEnd w:id="55"/>
+      <w:ins w:id="62" w:author="Kylie Ainslie" w:date="2026-06-04T16:59:00Z" w16du:dateUtc="2026-06-04T06:59:00Z">
+        <w:r>
+          <w:t>D</w:t>
+        </w:r>
+        <w:r>
+          <w:t xml:space="preserve">etermining </w:t>
+        </w:r>
+      </w:ins>
+      <w:ins w:id="63" w:author="Kylie Ainslie" w:date="2026-06-04T17:00:00Z" w16du:dateUtc="2026-06-04T07:00:00Z">
+        <w:r>
+          <w:t>VE</w:t>
+        </w:r>
+      </w:ins>
+      <w:ins w:id="64" w:author="Kylie Ainslie" w:date="2026-06-04T16:59:00Z" w16du:dateUtc="2026-06-04T06:59:00Z">
+        <w:r>
+          <w:t xml:space="preserve"> is </w:t>
+        </w:r>
+        <w:r>
+          <w:t>hindered</w:t>
+        </w:r>
+        <w:r>
+          <w:t xml:space="preserve"> </w:t>
+        </w:r>
+      </w:ins>
+      <w:ins w:id="65" w:author="Kylie Ainslie" w:date="2026-06-05T07:43:00Z" w16du:dateUtc="2026-06-04T21:43:00Z">
+        <w:r>
+          <w:t>two</w:t>
+        </w:r>
+      </w:ins>
+      <w:ins w:id="66" w:author="Kylie Ainslie" w:date="2026-06-04T16:59:00Z" w16du:dateUtc="2026-06-04T06:59:00Z">
+        <w:r>
+          <w:t xml:space="preserve"> interconnected challenges:</w:t>
+        </w:r>
+      </w:ins>
+      <w:ins w:id="67" w:author="Kylie Ainslie" w:date="2026-06-05T07:43:00Z" w16du:dateUtc="2026-06-04T21:43:00Z">
+        <w:r>
+          <w:t xml:space="preserve"> </w:t>
+        </w:r>
+      </w:ins>
+      <w:ins w:id="68" w:author="Kylie Ainslie" w:date="2026-06-04T16:59:00Z" w16du:dateUtc="2026-06-04T06:59:00Z">
+        <w:r>
+          <w:t xml:space="preserve">(i) </w:t>
+        </w:r>
+        <w:r>
+          <w:t xml:space="preserve">observational data makes it difficult to distinguish </w:t>
+        </w:r>
+        <w:r>
+          <w:t xml:space="preserve">true </w:t>
+        </w:r>
+      </w:ins>
+      <w:ins w:id="69" w:author="Kylie Ainslie" w:date="2026-06-05T07:44:00Z" w16du:dateUtc="2026-06-04T21:44:00Z">
+        <w:r>
+          <w:t>VE</w:t>
+        </w:r>
+      </w:ins>
+      <w:ins w:id="70" w:author="Kylie Ainslie" w:date="2026-06-04T16:59:00Z" w16du:dateUtc="2026-06-04T06:59:00Z">
+        <w:r>
+          <w:t xml:space="preserve"> from confounding factors </w:t>
+        </w:r>
+        <w:r>
+          <w:t xml:space="preserve">(e.g., </w:t>
+        </w:r>
+      </w:ins>
+      <w:ins w:id="71" w:author="Kylie Ainslie" w:date="2026-06-05T07:48:00Z" w16du:dateUtc="2026-06-04T21:48:00Z">
+        <w:r>
+          <w:t>immunity aquired</w:t>
+        </w:r>
+      </w:ins>
+      <w:ins w:id="72" w:author="Kylie Ainslie" w:date="2026-06-04T16:59:00Z" w16du:dateUtc="2026-06-04T06:59:00Z">
+        <w:r>
+          <w:t xml:space="preserve"> through natural infection, selective depletion of high-risk individuals)</w:t>
+        </w:r>
+        <w:r>
+          <w:t xml:space="preserve"> </w:t>
+        </w:r>
+        <w:r>
+          <w:t xml:space="preserve">and (ii) </w:t>
+        </w:r>
+        <w:commentRangeStart w:id="73"/>
+        <w:r>
+          <w:rPr>
+            <w:rStyle w:val="Strong"/>
+            <w:b w:val="0"/>
+            <w:bCs w:val="0"/>
+          </w:rPr>
+          <w:t>standard</w:t>
+        </w:r>
+        <w:commentRangeEnd w:id="73"/>
+        <w:r>
+          <w:rPr>
+            <w:rStyle w:val="CommentReference"/>
+            <w:sz w:val="24"/>
+            <w:szCs w:val="24"/>
+          </w:rPr>
+          <w:commentReference w:id="73"/>
+        </w:r>
+        <w:r>
+          <w:rPr>
+            <w:rStyle w:val="Strong"/>
+            <w:b w:val="0"/>
+            <w:bCs w:val="0"/>
+          </w:rPr>
+          <w:t xml:space="preserve"> statistical approaches can only approximate </w:t>
+        </w:r>
+        <w:r>
+          <w:rPr>
+            <w:rStyle w:val="Strong"/>
+            <w:b w:val="0"/>
+            <w:bCs w:val="0"/>
+          </w:rPr>
+          <w:t>loss of protection over time</w:t>
+        </w:r>
+        <w:r>
+          <w:rPr>
+            <w:rStyle w:val="Strong"/>
+            <w:b w:val="0"/>
+            <w:bCs w:val="0"/>
+          </w:rPr>
+          <w:t xml:space="preserve"> </w:t>
+        </w:r>
+        <w:r>
+          <w:t>and</w:t>
+        </w:r>
+        <w:r>
+          <w:rPr>
+            <w:rStyle w:val="Strong"/>
+          </w:rPr>
+          <w:t xml:space="preserve"> </w:t>
+        </w:r>
+        <w:r>
+          <w:rPr>
+            <w:rStyle w:val="Strong"/>
+            <w:b w:val="0"/>
+            <w:bCs w:val="0"/>
+          </w:rPr>
+          <w:t>are known to produce biased estimates</w:t>
+        </w:r>
+        <w:r>
+          <w:rPr>
+            <w:rFonts w:eastAsia="Arial"/>
+            <w:b/>
+            <w:bCs/>
+          </w:rPr>
+          <w:t>.</w:t>
+        </w:r>
+      </w:ins>
+      <w:ins w:id="74" w:author="Kylie Ainslie" w:date="2026-06-04T17:02:00Z" w16du:dateUtc="2026-06-04T07:02:00Z">
+        <w:r>
+          <w:rPr>
+            <w:rFonts w:eastAsia="Arial"/>
+            <w:b/>
+            <w:bCs/>
+          </w:rPr>
+          <w:t xml:space="preserve"> </w:t>
+        </w:r>
+      </w:ins>
+    </w:p>
+    <w:p>
+      <w:pPr>
+        <w:jc w:val="both"/>
+        <w:rPr>
+          <w:ins w:id="75" w:author="Kylie Ainslie" w:date="2026-06-04T16:59:00Z" w16du:dateUtc="2026-06-04T06:59:00Z"/>
+          <w:rFonts w:eastAsia="Arial"/>
+          <w:b/>
+          <w:bCs/>
+        </w:rPr>
+      </w:pPr>
+    </w:p>
+    <w:p>
+      <w:pPr>
+        <w:jc w:val="both"/>
+        <w:rPr>
+          <w:moveFrom w:id="76" w:author="Kylie Ainslie" w:date="2026-06-05T07:43:00Z" w16du:dateUtc="2026-06-04T21:43:00Z"/>
+          <w:rFonts w:eastAsiaTheme="minorEastAsia"/>
+        </w:rPr>
+      </w:pPr>
+      <w:moveFromRangeStart w:id="77" w:author="Kylie Ainslie" w:date="2026-06-05T07:43:00Z" w:name="move231537796"/>
+      <w:moveFrom w:id="78" w:author="Kylie Ainslie" w:date="2026-06-05T07:43:00Z" w16du:dateUtc="2026-06-04T21:43:00Z">
+        <w:r>
+          <w:rPr>
+            <w:rFonts w:eastAsiaTheme="minorEastAsia"/>
+          </w:rPr>
+          <w:t xml:space="preserve">Vaccine effectiveness is defined as </w:t>
+        </w:r>
+      </w:moveFrom>
+    </w:p>
+    <w:p>
+      <w:pPr>
+        <w:jc w:val="both"/>
+        <w:rPr>
+          <w:moveFrom w:id="79" w:author="Kylie Ainslie" w:date="2026-06-05T07:43:00Z" w16du:dateUtc="2026-06-04T21:43:00Z"/>
+          <w:rFonts w:eastAsiaTheme="minorEastAsia"/>
+        </w:rPr>
+      </w:pPr>
+    </w:p>
+    <w:p>
+      <w:pPr>
+        <w:jc w:val="both"/>
+        <w:rPr>
+          <w:moveFrom w:id="80" w:author="Kylie Ainslie" w:date="2026-06-05T07:43:00Z" w16du:dateUtc="2026-06-04T21:43:00Z"/>
+          <w:rFonts w:eastAsiaTheme="minorEastAsia"/>
+        </w:rPr>
+      </w:pPr>
+      <m:oMathPara>
+        <m:oMath>
+          <m:r>
+            <w:rPr>
+              <w:rFonts w:ascii="Cambria Math" w:eastAsiaTheme="minorEastAsia" w:hAnsi="Cambria Math"/>
+            </w:rPr>
+            <m:t>VE=1-RR</m:t>
+          </m:r>
+        </m:oMath>
+      </m:oMathPara>
+    </w:p>
+    <w:p>
+      <w:pPr>
+        <w:jc w:val="both"/>
+        <w:rPr>
+          <w:moveFrom w:id="81" w:author="Kylie Ainslie" w:date="2026-06-05T07:43:00Z" w16du:dateUtc="2026-06-04T21:43:00Z"/>
+          <w:rFonts w:eastAsiaTheme="minorEastAsia"/>
+        </w:rPr>
+      </w:pPr>
+    </w:p>
+    <w:p>
+      <w:pPr>
+        <w:jc w:val="both"/>
+        <w:rPr>
+          <w:ins w:id="82" w:author="Kylie Ainslie" w:date="2026-06-05T07:49:00Z" w16du:dateUtc="2026-06-04T21:49:00Z"/>
+          <w:rFonts w:eastAsiaTheme="minorEastAsia"/>
+          <w:lang w:val="en-AU"/>
+        </w:rPr>
+      </w:pPr>
+      <w:ins w:id="83" w:author="Kylie Ainslie" w:date="2026-06-05T07:48:00Z">
+        <w:r>
+          <w:rPr>
+            <w:rFonts w:eastAsiaTheme="minorEastAsia"/>
+            <w:lang w:val="en-AU"/>
+          </w:rPr>
+          <w:t>A particularly important source of bias arises from susceptible depletion. As an epidemic progresses, unvaccinated individuals who are most susceptible to infection are preferentially infected and leave the at-risk population. This progressively changes the composition of the unvaccinated comparator group, generating an apparent decline in measured VE even when true, individual-level protection has not changed. Distinguishing this artefact from genuine immunological waning is one of the central methodological challenges in VE estimation.</w:t>
+        </w:r>
+      </w:ins>
+    </w:p>
+    <w:p>
+      <w:pPr>
+        <w:jc w:val="both"/>
+        <w:rPr>
+          <w:ins w:id="84" w:author="Kylie Ainslie" w:date="2026-06-05T07:48:00Z"/>
+          <w:rFonts w:eastAsiaTheme="minorEastAsia"/>
+          <w:lang w:val="en-AU"/>
+        </w:rPr>
+      </w:pPr>
+    </w:p>
+    <w:p>
+      <w:pPr>
+        <w:jc w:val="both"/>
+        <w:rPr>
+          <w:ins w:id="85" w:author="Kylie Ainslie" w:date="2026-06-05T07:48:00Z"/>
+          <w:rFonts w:eastAsiaTheme="minorEastAsia"/>
+          <w:lang w:val="en-AU"/>
+        </w:rPr>
+      </w:pPr>
+      <w:ins w:id="86" w:author="Kylie Ainslie" w:date="2026-06-05T07:48:00Z">
+        <w:r>
+          <w:rPr>
+            <w:rFonts w:eastAsiaTheme="minorEastAsia"/>
+            <w:lang w:val="en-AU"/>
+          </w:rPr>
+          <w:t>In this workshop, participants will estimate VE over time from simulated epidemic data in which true protection does not wane. The goal is to characterise how and when susceptible depletion produces spurious signals of waning, and to evaluate the performance of different analytical approaches in the presence of this artefact.</w:t>
+        </w:r>
+      </w:ins>
+    </w:p>
+    <w:p>
+      <w:pPr>
+        <w:jc w:val="both"/>
+        <w:rPr>
+          <w:ins w:id="87" w:author="Kylie Ainslie" w:date="2026-06-04T16:58:00Z" w16du:dateUtc="2026-06-04T06:58:00Z"/>
+          <w:rFonts w:eastAsia="Arial"/>
+          <w:b/>
+          <w:bCs/>
+        </w:rPr>
+      </w:pPr>
+      <w:moveFrom w:id="88" w:author="Kylie Ainslie" w:date="2026-06-05T07:43:00Z" w16du:dateUtc="2026-06-04T21:43:00Z">
+        <w:del w:id="89" w:author="Kylie Ainslie" w:date="2026-06-05T07:48:00Z" w16du:dateUtc="2026-06-04T21:48:00Z">
+          <w:r>
+            <w:rPr>
+              <w:rFonts w:eastAsiaTheme="minorEastAsia"/>
+            </w:rPr>
+            <w:delText xml:space="preserve">where RR is the relative risk of infection among vaccinated versus non-vaccinated individuals. </w:delText>
+          </w:r>
+        </w:del>
+      </w:moveFrom>
+      <w:moveFromRangeEnd w:id="77"/>
+      <w:del w:id="90" w:author="Kylie Ainslie" w:date="2026-06-05T07:48:00Z" w16du:dateUtc="2026-06-04T21:48:00Z">
+        <w:r>
+          <w:rPr>
+            <w:rFonts w:eastAsiaTheme="minorEastAsia"/>
+          </w:rPr>
+          <w:delText>Hence, in order to estimate vaccine effectiveness, one needs to compare attack rates among vaccinated and unvaccinated individuals. Is protection as a result of vaccination waning over time?</w:delText>
+        </w:r>
+      </w:del>
+    </w:p>
+    <w:p>
+      <w:pPr>
+        <w:jc w:val="both"/>
+        <w:rPr>
+          <w:rFonts w:eastAsiaTheme="minorEastAsia"/>
+        </w:rPr>
+      </w:pPr>
+      <w:ins w:id="91" w:author="Kylie Ainslie" w:date="2026-06-04T16:58:00Z" w16du:dateUtc="2026-06-04T06:58:00Z">
+        <w:r>
+          <w:rPr>
+            <w:rFonts w:eastAsiaTheme="minorEastAsia"/>
+          </w:rPr>
+          <w:t xml:space="preserve">  </w:t>
+        </w:r>
+      </w:ins>
     </w:p>
     <w:sectPr>
       <w:pgSz w:w="12240" w:h="15840"/>
@@ -2656,9 +3315,607 @@
 </w:document>
 </file>
 
+<file path=word/comments.xml><?xml version="1.0" encoding="utf-8"?>
+<w:comments xmlns:wpc="http://schemas.microsoft.com/office/word/2010/wordprocessingCanvas" xmlns:cx="http://schemas.microsoft.com/office/drawing/2014/chartex" xmlns:cx1="http://schemas.microsoft.com/office/drawing/2015/9/8/chartex" xmlns:cx2="http://schemas.microsoft.com/office/drawing/2015/10/21/chartex" xmlns:cx3="http://schemas.microsoft.com/office/drawing/2016/5/9/chartex" xmlns:cx4="http://schemas.microsoft.com/office/drawing/2016/5/10/chartex" xmlns:cx5="http://schemas.microsoft.com/office/drawing/2016/5/11/chartex" xmlns:cx6="http://schemas.microsoft.com/office/drawing/2016/5/12/chartex" xmlns:cx7="http://schemas.microsoft.com/office/drawing/2016/5/13/chartex" xmlns:cx8="http://schemas.microsoft.com/office/drawing/2016/5/14/chartex" xmlns:mc="http://schemas.openxmlformats.org/markup-compatibility/2006" xmlns:aink="http://schemas.microsoft.com/office/drawing/2016/ink" xmlns:am3d="http://schemas.microsoft.com/office/drawing/2017/model3d" xmlns:o="urn:schemas-microsoft-com:office:office" xmlns:oel="http://schemas.microsoft.com/office/2019/extlst" xmlns:r="http://schemas.openxmlformats.org/officeDocument/2006/relationships" xmlns:m="http://schemas.openxmlformats.org/officeDocument/2006/math" xmlns:v="urn:schemas-microsoft-com:vml" xmlns:wp14="http://schemas.microsoft.com/office/word/2010/wordprocessingDrawing" xmlns:wp="http://schemas.openxmlformats.org/drawingml/2006/wordprocessingDrawing" xmlns:w10="urn:schemas-microsoft-com:office:word" xmlns:w="http://schemas.openxmlformats.org/wordprocessingml/2006/main" xmlns:w14="http://schemas.microsoft.com/office/word/2010/wordml" xmlns:w15="http://schemas.microsoft.com/office/word/2012/wordml" xmlns:w16cex="http://schemas.microsoft.com/office/word/2018/wordml/cex" xmlns:w16cid="http://schemas.microsoft.com/office/word/2016/wordml/cid" xmlns:w16="http://schemas.microsoft.com/office/word/2018/wordml" xmlns:w16du="http://schemas.microsoft.com/office/word/2023/wordml/word16du" xmlns:w16sdtdh="http://schemas.microsoft.com/office/word/2020/wordml/sdtdatahash" xmlns:w16sdtfl="http://schemas.microsoft.com/office/word/2024/wordml/sdtformatlock" xmlns:w16se="http://schemas.microsoft.com/office/word/2015/wordml/symex" xmlns:wpg="http://schemas.microsoft.com/office/word/2010/wordprocessingGroup" xmlns:wpi="http://schemas.microsoft.com/office/word/2010/wordprocessingInk" xmlns:wne="http://schemas.microsoft.com/office/word/2006/wordml" xmlns:wps="http://schemas.microsoft.com/office/word/2010/wordprocessingShape" mc:Ignorable="w14 w15 w16se w16cid w16 w16cex w16sdtdh w16sdtfl w16du wp14">
+  <w:comment w:id="0" w:author="Don Klinkenberg" w:date="2026-06-03T09:45:00Z" w:initials="DK">
+    <w:p>
+      <w:pPr>
+        <w:pStyle w:val="CommentText"/>
+      </w:pPr>
+      <w:r>
+        <w:rPr>
+          <w:rStyle w:val="CommentReference"/>
+        </w:rPr>
+        <w:annotationRef/>
+      </w:r>
+      <w:r>
+        <w:rPr>
+          <w:lang w:val="nl-NL"/>
+        </w:rPr>
+        <w:t>Generally: outbreak is really fast! We should make timestamped datasets (observation day), e.g.</w:t>
+      </w:r>
+    </w:p>
+    <w:p>
+      <w:pPr>
+        <w:pStyle w:val="CommentText"/>
+      </w:pPr>
+      <w:r>
+        <w:rPr>
+          <w:lang w:val="nl-NL"/>
+        </w:rPr>
+        <w:t>Incidence: day 1 - 20</w:t>
+      </w:r>
+    </w:p>
+    <w:p>
+      <w:pPr>
+        <w:pStyle w:val="CommentText"/>
+      </w:pPr>
+      <w:r>
+        <w:rPr>
+          <w:lang w:val="nl-NL"/>
+        </w:rPr>
+        <w:t>Serology: day 30</w:t>
+      </w:r>
+    </w:p>
+    <w:p>
+      <w:pPr>
+        <w:pStyle w:val="CommentText"/>
+      </w:pPr>
+      <w:r>
+        <w:rPr>
+          <w:lang w:val="nl-NL"/>
+        </w:rPr>
+        <w:t>Tracing: day 20</w:t>
+      </w:r>
+    </w:p>
+    <w:p>
+      <w:pPr>
+        <w:pStyle w:val="CommentText"/>
+      </w:pPr>
+      <w:r>
+        <w:rPr>
+          <w:lang w:val="nl-NL"/>
+        </w:rPr>
+        <w:t>Vaccination: day 50</w:t>
+      </w:r>
+    </w:p>
+  </w:comment>
+  <w:comment w:id="1" w:author="Don Klinkenberg" w:date="2026-06-03T08:46:00Z" w:initials="DK">
+    <w:p>
+      <w:pPr>
+        <w:pStyle w:val="CommentText"/>
+      </w:pPr>
+      <w:r>
+        <w:rPr>
+          <w:rStyle w:val="CommentReference"/>
+        </w:rPr>
+        <w:annotationRef/>
+      </w:r>
+      <w:r>
+        <w:rPr>
+          <w:lang w:val="nl-NL"/>
+        </w:rPr>
+        <w:t>The current dataset contains all information (all infectors, all generation intervals, etc)</w:t>
+      </w:r>
+    </w:p>
+  </w:comment>
+  <w:comment w:id="2" w:author="Don Klinkenberg" w:date="2026-06-03T09:17:00Z" w:initials="DK">
+    <w:p>
+      <w:pPr>
+        <w:pStyle w:val="CommentText"/>
+      </w:pPr>
+      <w:r>
+        <w:rPr>
+          <w:rStyle w:val="CommentReference"/>
+        </w:rPr>
+        <w:annotationRef/>
+      </w:r>
+      <w:r>
+        <w:rPr>
+          <w:lang w:val="nl-NL"/>
+        </w:rPr>
+        <w:t>Suggest:</w:t>
+      </w:r>
+    </w:p>
+    <w:p>
+      <w:pPr>
+        <w:pStyle w:val="CommentText"/>
+      </w:pPr>
+      <w:r>
+        <w:rPr>
+          <w:lang w:val="nl-NL"/>
+        </w:rPr>
+        <w:t>Time of death not here, but separate mortality dataset with timestamp of observation day</w:t>
+      </w:r>
+    </w:p>
+    <w:p>
+      <w:pPr>
+        <w:pStyle w:val="CommentText"/>
+      </w:pPr>
+      <w:r>
+        <w:rPr>
+          <w:lang w:val="nl-NL"/>
+        </w:rPr>
+        <w:t>Time of hospitalisation in incidence data</w:t>
+      </w:r>
+    </w:p>
+    <w:p>
+      <w:pPr>
+        <w:pStyle w:val="CommentText"/>
+      </w:pPr>
+      <w:r>
+        <w:rPr>
+          <w:lang w:val="nl-NL"/>
+        </w:rPr>
+        <w:t>Time of vaccination in separate vaccination dataset, with timestamp of observation day (without ind_id)</w:t>
+      </w:r>
+    </w:p>
+    <w:p>
+      <w:pPr>
+        <w:pStyle w:val="CommentText"/>
+      </w:pPr>
+    </w:p>
+    <w:p>
+      <w:pPr>
+        <w:pStyle w:val="CommentText"/>
+      </w:pPr>
+      <w:r>
+        <w:rPr>
+          <w:lang w:val="nl-NL"/>
+        </w:rPr>
+        <w:t>Then this dataset is ‘cbs’-like background demographic data</w:t>
+      </w:r>
+    </w:p>
+  </w:comment>
+  <w:comment w:id="3" w:author="Don Klinkenberg" w:date="2026-06-03T09:05:00Z" w:initials="DK">
+    <w:p>
+      <w:pPr>
+        <w:pStyle w:val="CommentText"/>
+      </w:pPr>
+      <w:r>
+        <w:rPr>
+          <w:rStyle w:val="CommentReference"/>
+        </w:rPr>
+        <w:annotationRef/>
+      </w:r>
+      <w:r>
+        <w:rPr>
+          <w:lang w:val="nl-NL"/>
+        </w:rPr>
+        <w:t>Currently not all cases (about 80%?) And also more variables than listed here</w:t>
+      </w:r>
+    </w:p>
+  </w:comment>
+  <w:comment w:id="4" w:author="Don Klinkenberg" w:date="2026-06-03T09:11:00Z" w:initials="DK">
+    <w:p>
+      <w:pPr>
+        <w:pStyle w:val="CommentText"/>
+      </w:pPr>
+      <w:r>
+        <w:rPr>
+          <w:rStyle w:val="CommentReference"/>
+        </w:rPr>
+        <w:annotationRef/>
+      </w:r>
+      <w:r>
+        <w:rPr>
+          <w:lang w:val="nl-NL"/>
+        </w:rPr>
+        <w:t xml:space="preserve">Suggest: </w:t>
+      </w:r>
+    </w:p>
+    <w:p>
+      <w:pPr>
+        <w:pStyle w:val="CommentText"/>
+      </w:pPr>
+      <w:r>
+        <w:rPr>
+          <w:lang w:val="nl-NL"/>
+        </w:rPr>
+        <w:t>Timestamp (no observation after that, wit reporting delay distribution for recent cases)</w:t>
+      </w:r>
+    </w:p>
+    <w:p>
+      <w:pPr>
+        <w:pStyle w:val="CommentText"/>
+      </w:pPr>
+      <w:r>
+        <w:rPr>
+          <w:lang w:val="nl-NL"/>
+        </w:rPr>
+        <w:t>smaller subset</w:t>
+      </w:r>
+    </w:p>
+    <w:p>
+      <w:pPr>
+        <w:pStyle w:val="CommentText"/>
+      </w:pPr>
+      <w:r>
+        <w:rPr>
+          <w:lang w:val="nl-NL"/>
+        </w:rPr>
+        <w:t>include missings in time of symptom onset</w:t>
+      </w:r>
+    </w:p>
+    <w:p>
+      <w:pPr>
+        <w:pStyle w:val="CommentText"/>
+      </w:pPr>
+      <w:r>
+        <w:rPr>
+          <w:lang w:val="nl-NL"/>
+        </w:rPr>
+        <w:t>If ind_id id given, age and sex are not needed here</w:t>
+      </w:r>
+    </w:p>
+  </w:comment>
+  <w:comment w:id="5" w:author="Don Klinkenberg" w:date="2026-06-03T09:22:00Z" w:initials="DK">
+    <w:p>
+      <w:pPr>
+        <w:pStyle w:val="CommentText"/>
+      </w:pPr>
+      <w:r>
+        <w:rPr>
+          <w:rStyle w:val="CommentReference"/>
+        </w:rPr>
+        <w:annotationRef/>
+      </w:r>
+      <w:r>
+        <w:rPr>
+          <w:lang w:val="nl-NL"/>
+        </w:rPr>
+        <w:t xml:space="preserve">Age not needed (is in popdata). </w:t>
+      </w:r>
+    </w:p>
+    <w:p>
+      <w:pPr>
+        <w:pStyle w:val="CommentText"/>
+      </w:pPr>
+      <w:r>
+        <w:rPr>
+          <w:lang w:val="nl-NL"/>
+        </w:rPr>
+        <w:t>Log_igg is highly bimodal, and time to seroconversion seems 0 days?</w:t>
+      </w:r>
+    </w:p>
+  </w:comment>
+  <w:comment w:id="6" w:author="Don Klinkenberg" w:date="2026-06-03T09:25:00Z" w:initials="DK">
+    <w:p>
+      <w:pPr>
+        <w:pStyle w:val="CommentText"/>
+      </w:pPr>
+      <w:r>
+        <w:rPr>
+          <w:rStyle w:val="CommentReference"/>
+        </w:rPr>
+        <w:annotationRef/>
+      </w:r>
+      <w:r>
+        <w:rPr>
+          <w:lang w:val="nl-NL"/>
+        </w:rPr>
+        <w:t>Suggest:</w:t>
+      </w:r>
+    </w:p>
+    <w:p>
+      <w:pPr>
+        <w:pStyle w:val="CommentText"/>
+      </w:pPr>
+      <w:r>
+        <w:rPr>
+          <w:lang w:val="nl-NL"/>
+        </w:rPr>
+        <w:t>Add day of reporting and symptom onset if the case is also present in the incidence data (censored at day 30, including underreporting of both incidence and symptom onset)</w:t>
+      </w:r>
+    </w:p>
+    <w:p>
+      <w:pPr>
+        <w:pStyle w:val="CommentText"/>
+      </w:pPr>
+      <w:r>
+        <w:rPr>
+          <w:lang w:val="nl-NL"/>
+        </w:rPr>
+        <w:t>Add seroconversion delay</w:t>
+      </w:r>
+    </w:p>
+    <w:p>
+      <w:pPr>
+        <w:pStyle w:val="CommentText"/>
+      </w:pPr>
+      <w:r>
+        <w:rPr>
+          <w:lang w:val="nl-NL"/>
+        </w:rPr>
+        <w:t>Make mixture distribution with overlap and sampled all seroconverted cases from same distribution</w:t>
+      </w:r>
+    </w:p>
+  </w:comment>
+  <w:comment w:id="7" w:author="Don Klinkenberg" w:date="2026-06-03T09:30:00Z" w:initials="DK">
+    <w:p>
+      <w:pPr>
+        <w:pStyle w:val="CommentText"/>
+      </w:pPr>
+      <w:r>
+        <w:rPr>
+          <w:rStyle w:val="CommentReference"/>
+        </w:rPr>
+        <w:annotationRef/>
+      </w:r>
+      <w:r>
+        <w:rPr>
+          <w:lang w:val="nl-NL"/>
+        </w:rPr>
+        <w:t>If there are incidence data, only infector/infectee are needed</w:t>
+      </w:r>
+    </w:p>
+    <w:p>
+      <w:pPr>
+        <w:pStyle w:val="CommentText"/>
+      </w:pPr>
+      <w:r>
+        <w:rPr>
+          <w:lang w:val="nl-NL"/>
+        </w:rPr>
+        <w:t>Are generation interval distributions age specific?</w:t>
+      </w:r>
+    </w:p>
+  </w:comment>
+  <w:comment w:id="8" w:author="Don Klinkenberg" w:date="2026-06-03T09:34:00Z" w:initials="DK">
+    <w:p>
+      <w:pPr>
+        <w:pStyle w:val="CommentText"/>
+      </w:pPr>
+      <w:r>
+        <w:rPr>
+          <w:rStyle w:val="CommentReference"/>
+        </w:rPr>
+        <w:annotationRef/>
+      </w:r>
+      <w:r>
+        <w:rPr>
+          <w:lang w:val="nl-NL"/>
+        </w:rPr>
+        <w:t>Suggest:</w:t>
+      </w:r>
+    </w:p>
+    <w:p>
+      <w:pPr>
+        <w:pStyle w:val="CommentText"/>
+      </w:pPr>
+      <w:r>
+        <w:rPr>
+          <w:lang w:val="nl-NL"/>
+        </w:rPr>
+        <w:t>Time stamp (day 20)</w:t>
+      </w:r>
+    </w:p>
+    <w:p>
+      <w:pPr>
+        <w:pStyle w:val="CommentText"/>
+      </w:pPr>
+      <w:r>
+        <w:rPr>
+          <w:lang w:val="nl-NL"/>
+        </w:rPr>
+        <w:t>Reporting delays</w:t>
+      </w:r>
+    </w:p>
+    <w:p>
+      <w:pPr>
+        <w:pStyle w:val="CommentText"/>
+      </w:pPr>
+      <w:r>
+        <w:rPr>
+          <w:lang w:val="nl-NL"/>
+        </w:rPr>
+        <w:t>Sampling as follows: reported case (incidence data upto day 20) + their infector (only if also reported)</w:t>
+      </w:r>
+    </w:p>
+  </w:comment>
+  <w:comment w:id="9" w:author="Don Klinkenberg" w:date="2026-06-03T09:37:00Z" w:initials="DK">
+    <w:p>
+      <w:pPr>
+        <w:pStyle w:val="CommentText"/>
+      </w:pPr>
+      <w:r>
+        <w:rPr>
+          <w:rStyle w:val="CommentReference"/>
+        </w:rPr>
+        <w:annotationRef/>
+      </w:r>
+      <w:r>
+        <w:rPr>
+          <w:lang w:val="nl-NL"/>
+        </w:rPr>
+        <w:t>Can be done with serology + estimated seroconversion interval -&gt; also simulated with some distribution?</w:t>
+      </w:r>
+    </w:p>
+  </w:comment>
+  <w:comment w:id="73" w:author="Adrian Marcato" w:date="2026-04-28T10:46:00Z" w:initials="AM">
+    <w:p>
+      <w:r>
+        <w:rPr>
+          <w:rStyle w:val="CommentReference"/>
+        </w:rPr>
+        <w:annotationRef/>
+      </w:r>
+      <w:r>
+        <w:rPr>
+          <w:sz w:val="20"/>
+          <w:szCs w:val="20"/>
+        </w:rPr>
+        <w:t xml:space="preserve">commonly used? </w:t>
+      </w:r>
+    </w:p>
+  </w:comment>
+</w:comments>
+</file>
+
+<file path=word/commentsExtended.xml><?xml version="1.0" encoding="utf-8"?>
+<w15:commentsEx xmlns:wpc="http://schemas.microsoft.com/office/word/2010/wordprocessingCanvas" xmlns:cx="http://schemas.microsoft.com/office/drawing/2014/chartex" xmlns:cx1="http://schemas.microsoft.com/office/drawing/2015/9/8/chartex" xmlns:cx2="http://schemas.microsoft.com/office/drawing/2015/10/21/chartex" xmlns:cx3="http://schemas.microsoft.com/office/drawing/2016/5/9/chartex" xmlns:cx4="http://schemas.microsoft.com/office/drawing/2016/5/10/chartex" xmlns:cx5="http://schemas.microsoft.com/office/drawing/2016/5/11/chartex" xmlns:cx6="http://schemas.microsoft.com/office/drawing/2016/5/12/chartex" xmlns:cx7="http://schemas.microsoft.com/office/drawing/2016/5/13/chartex" xmlns:cx8="http://schemas.microsoft.com/office/drawing/2016/5/14/chartex" xmlns:mc="http://schemas.openxmlformats.org/markup-compatibility/2006" xmlns:aink="http://schemas.microsoft.com/office/drawing/2016/ink" xmlns:am3d="http://schemas.microsoft.com/office/drawing/2017/model3d" xmlns:o="urn:schemas-microsoft-com:office:office" xmlns:oel="http://schemas.microsoft.com/office/2019/extlst" xmlns:r="http://schemas.openxmlformats.org/officeDocument/2006/relationships" xmlns:m="http://schemas.openxmlformats.org/officeDocument/2006/math" xmlns:v="urn:schemas-microsoft-com:vml" xmlns:wp14="http://schemas.microsoft.com/office/word/2010/wordprocessingDrawing" xmlns:wp="http://schemas.openxmlformats.org/drawingml/2006/wordprocessingDrawing" xmlns:w10="urn:schemas-microsoft-com:office:word" xmlns:w="http://schemas.openxmlformats.org/wordprocessingml/2006/main" xmlns:w14="http://schemas.microsoft.com/office/word/2010/wordml" xmlns:w15="http://schemas.microsoft.com/office/word/2012/wordml" xmlns:w16cex="http://schemas.microsoft.com/office/word/2018/wordml/cex" xmlns:w16cid="http://schemas.microsoft.com/office/word/2016/wordml/cid" xmlns:w16="http://schemas.microsoft.com/office/word/2018/wordml" xmlns:w16du="http://schemas.microsoft.com/office/word/2023/wordml/word16du" xmlns:w16sdtdh="http://schemas.microsoft.com/office/word/2020/wordml/sdtdatahash" xmlns:w16sdtfl="http://schemas.microsoft.com/office/word/2024/wordml/sdtformatlock" xmlns:w16se="http://schemas.microsoft.com/office/word/2015/wordml/symex" xmlns:wpg="http://schemas.microsoft.com/office/word/2010/wordprocessingGroup" xmlns:wpi="http://schemas.microsoft.com/office/word/2010/wordprocessingInk" xmlns:wne="http://schemas.microsoft.com/office/word/2006/wordml" xmlns:wps="http://schemas.microsoft.com/office/word/2010/wordprocessingShape" mc:Ignorable="w14 w15 w16se w16cid w16 w16cex w16sdtdh w16sdtfl w16du wp14">
+  <w15:commentEx w15:paraId="5DCE6DB1" w15:done="0"/>
+  <w15:commentEx w15:paraId="11091CBC" w15:done="0"/>
+  <w15:commentEx w15:paraId="1A1C742C" w15:paraIdParent="11091CBC" w15:done="0"/>
+  <w15:commentEx w15:paraId="5D397781" w15:done="0"/>
+  <w15:commentEx w15:paraId="711A6548" w15:paraIdParent="5D397781" w15:done="0"/>
+  <w15:commentEx w15:paraId="3AC0F01D" w15:done="0"/>
+  <w15:commentEx w15:paraId="481A6CF2" w15:paraIdParent="3AC0F01D" w15:done="0"/>
+  <w15:commentEx w15:paraId="34044BB4" w15:done="0"/>
+  <w15:commentEx w15:paraId="3EF144D9" w15:paraIdParent="34044BB4" w15:done="0"/>
+  <w15:commentEx w15:paraId="71F54963" w15:done="0"/>
+  <w15:commentEx w15:paraId="3D31DC4B" w15:done="1"/>
+</w15:commentsEx>
+</file>
+
+<file path=word/commentsExtensible.xml><?xml version="1.0" encoding="utf-8"?>
+<w16cex:commentsExtensible xmlns:wpc="http://schemas.microsoft.com/office/word/2010/wordprocessingCanvas" xmlns:cx="http://schemas.microsoft.com/office/drawing/2014/chartex" xmlns:cx1="http://schemas.microsoft.com/office/drawing/2015/9/8/chartex" xmlns:cx2="http://schemas.microsoft.com/office/drawing/2015/10/21/chartex" xmlns:cx3="http://schemas.microsoft.com/office/drawing/2016/5/9/chartex" xmlns:cx4="http://schemas.microsoft.com/office/drawing/2016/5/10/chartex" xmlns:cx5="http://schemas.microsoft.com/office/drawing/2016/5/11/chartex" xmlns:cx6="http://schemas.microsoft.com/office/drawing/2016/5/12/chartex" xmlns:cx7="http://schemas.microsoft.com/office/drawing/2016/5/13/chartex" xmlns:cx8="http://schemas.microsoft.com/office/drawing/2016/5/14/chartex" xmlns:cr="http://schemas.microsoft.com/office/comments/2020/reactions" xmlns:mc="http://schemas.openxmlformats.org/markup-compatibility/2006" xmlns:aink="http://schemas.microsoft.com/office/drawing/2016/ink" xmlns:am3d="http://schemas.microsoft.com/office/drawing/2017/model3d" xmlns:o="urn:schemas-microsoft-com:office:office" xmlns:oel="http://schemas.microsoft.com/office/2019/extlst" xmlns:r="http://schemas.openxmlformats.org/officeDocument/2006/relationships" xmlns:m="http://schemas.openxmlformats.org/officeDocument/2006/math" xmlns:v="urn:schemas-microsoft-com:vml" xmlns:wp14="http://schemas.microsoft.com/office/word/2010/wordprocessingDrawing" xmlns:wp="http://schemas.openxmlformats.org/drawingml/2006/wordprocessingDrawing" xmlns:w10="urn:schemas-microsoft-com:office:word" xmlns:w="http://schemas.openxmlformats.org/wordprocessingml/2006/main" xmlns:w14="http://schemas.microsoft.com/office/word/2010/wordml" xmlns:w15="http://schemas.microsoft.com/office/word/2012/wordml" xmlns:w16cex="http://schemas.microsoft.com/office/word/2018/wordml/cex" xmlns:w16cid="http://schemas.microsoft.com/office/word/2016/wordml/cid" xmlns:w16="http://schemas.microsoft.com/office/word/2018/wordml" xmlns:w16du="http://schemas.microsoft.com/office/word/2023/wordml/word16du" xmlns:w16sdtdh="http://schemas.microsoft.com/office/word/2020/wordml/sdtdatahash" xmlns:w16sdtfl="http://schemas.microsoft.com/office/word/2024/wordml/sdtformatlock" xmlns:w16se="http://schemas.microsoft.com/office/word/2015/wordml/symex" xmlns:wpg="http://schemas.microsoft.com/office/word/2010/wordprocessingGroup" xmlns:wpi="http://schemas.microsoft.com/office/word/2010/wordprocessingInk" xmlns:wne="http://schemas.microsoft.com/office/word/2006/wordml" xmlns:wps="http://schemas.microsoft.com/office/word/2010/wordprocessingShape" mc:Ignorable="w14 w15 w16se w16cid w16 w16cex w16sdtdh w16sdtfl cr w16du wp14">
+  <w16cex:commentExtensible w16cex:durableId="4F7A0CDB" w16cex:dateUtc="2026-06-03T07:45:00Z"/>
+  <w16cex:commentExtensible w16cex:durableId="561DBFED" w16cex:dateUtc="2026-06-03T06:46:00Z"/>
+  <w16cex:commentExtensible w16cex:durableId="21342622" w16cex:dateUtc="2026-06-03T07:17:00Z"/>
+  <w16cex:commentExtensible w16cex:durableId="0D17CDA1" w16cex:dateUtc="2026-06-03T07:05:00Z"/>
+  <w16cex:commentExtensible w16cex:durableId="46979CD3" w16cex:dateUtc="2026-06-03T07:11:00Z"/>
+  <w16cex:commentExtensible w16cex:durableId="569C5DDF" w16cex:dateUtc="2026-06-03T07:22:00Z"/>
+  <w16cex:commentExtensible w16cex:durableId="31E7C36B" w16cex:dateUtc="2026-06-03T07:25:00Z"/>
+  <w16cex:commentExtensible w16cex:durableId="56CD7364" w16cex:dateUtc="2026-06-03T07:30:00Z"/>
+  <w16cex:commentExtensible w16cex:durableId="45CAC1B3" w16cex:dateUtc="2026-06-03T07:34:00Z"/>
+  <w16cex:commentExtensible w16cex:durableId="1A450BDF" w16cex:dateUtc="2026-06-03T07:37:00Z"/>
+  <w16cex:commentExtensible w16cex:durableId="61CED38C" w16cex:dateUtc="2026-04-28T00:46:00Z"/>
+</w16cex:commentsExtensible>
+</file>
+
+<file path=word/commentsIds.xml><?xml version="1.0" encoding="utf-8"?>
+<w16cid:commentsIds xmlns:wpc="http://schemas.microsoft.com/office/word/2010/wordprocessingCanvas" xmlns:cx="http://schemas.microsoft.com/office/drawing/2014/chartex" xmlns:cx1="http://schemas.microsoft.com/office/drawing/2015/9/8/chartex" xmlns:cx2="http://schemas.microsoft.com/office/drawing/2015/10/21/chartex" xmlns:cx3="http://schemas.microsoft.com/office/drawing/2016/5/9/chartex" xmlns:cx4="http://schemas.microsoft.com/office/drawing/2016/5/10/chartex" xmlns:cx5="http://schemas.microsoft.com/office/drawing/2016/5/11/chartex" xmlns:cx6="http://schemas.microsoft.com/office/drawing/2016/5/12/chartex" xmlns:cx7="http://schemas.microsoft.com/office/drawing/2016/5/13/chartex" xmlns:cx8="http://schemas.microsoft.com/office/drawing/2016/5/14/chartex" xmlns:mc="http://schemas.openxmlformats.org/markup-compatibility/2006" xmlns:aink="http://schemas.microsoft.com/office/drawing/2016/ink" xmlns:am3d="http://schemas.microsoft.com/office/drawing/2017/model3d" xmlns:o="urn:schemas-microsoft-com:office:office" xmlns:oel="http://schemas.microsoft.com/office/2019/extlst" xmlns:r="http://schemas.openxmlformats.org/officeDocument/2006/relationships" xmlns:m="http://schemas.openxmlformats.org/officeDocument/2006/math" xmlns:v="urn:schemas-microsoft-com:vml" xmlns:wp14="http://schemas.microsoft.com/office/word/2010/wordprocessingDrawing" xmlns:wp="http://schemas.openxmlformats.org/drawingml/2006/wordprocessingDrawing" xmlns:w10="urn:schemas-microsoft-com:office:word" xmlns:w="http://schemas.openxmlformats.org/wordprocessingml/2006/main" xmlns:w14="http://schemas.microsoft.com/office/word/2010/wordml" xmlns:w15="http://schemas.microsoft.com/office/word/2012/wordml" xmlns:w16cex="http://schemas.microsoft.com/office/word/2018/wordml/cex" xmlns:w16cid="http://schemas.microsoft.com/office/word/2016/wordml/cid" xmlns:w16="http://schemas.microsoft.com/office/word/2018/wordml" xmlns:w16du="http://schemas.microsoft.com/office/word/2023/wordml/word16du" xmlns:w16sdtdh="http://schemas.microsoft.com/office/word/2020/wordml/sdtdatahash" xmlns:w16sdtfl="http://schemas.microsoft.com/office/word/2024/wordml/sdtformatlock" xmlns:w16se="http://schemas.microsoft.com/office/word/2015/wordml/symex" xmlns:wpg="http://schemas.microsoft.com/office/word/2010/wordprocessingGroup" xmlns:wpi="http://schemas.microsoft.com/office/word/2010/wordprocessingInk" xmlns:wne="http://schemas.microsoft.com/office/word/2006/wordml" xmlns:wps="http://schemas.microsoft.com/office/word/2010/wordprocessingShape" mc:Ignorable="w14 w15 w16se w16cid w16 w16cex w16sdtdh w16sdtfl w16du wp14">
+  <w16cid:commentId w16cid:paraId="5DCE6DB1" w16cid:durableId="4F7A0CDB"/>
+  <w16cid:commentId w16cid:paraId="11091CBC" w16cid:durableId="561DBFED"/>
+  <w16cid:commentId w16cid:paraId="1A1C742C" w16cid:durableId="21342622"/>
+  <w16cid:commentId w16cid:paraId="5D397781" w16cid:durableId="0D17CDA1"/>
+  <w16cid:commentId w16cid:paraId="711A6548" w16cid:durableId="46979CD3"/>
+  <w16cid:commentId w16cid:paraId="3AC0F01D" w16cid:durableId="569C5DDF"/>
+  <w16cid:commentId w16cid:paraId="481A6CF2" w16cid:durableId="31E7C36B"/>
+  <w16cid:commentId w16cid:paraId="34044BB4" w16cid:durableId="56CD7364"/>
+  <w16cid:commentId w16cid:paraId="3EF144D9" w16cid:durableId="45CAC1B3"/>
+  <w16cid:commentId w16cid:paraId="71F54963" w16cid:durableId="1A450BDF"/>
+  <w16cid:commentId w16cid:paraId="3D31DC4B" w16cid:durableId="61CED38C"/>
+</w16cid:commentsIds>
+</file>
+
 <file path=word/numbering.xml><?xml version="1.0" encoding="utf-8"?>
-<w:numbering xmlns:wpc="http://schemas.microsoft.com/office/word/2010/wordprocessingCanvas" xmlns:cx="http://schemas.microsoft.com/office/drawing/2014/chartex" xmlns:cx1="http://schemas.microsoft.com/office/drawing/2015/9/8/chartex" xmlns:cx2="http://schemas.microsoft.com/office/drawing/2015/10/21/chartex" xmlns:cx3="http://schemas.microsoft.com/office/drawing/2016/5/9/chartex" xmlns:cx4="http://schemas.microsoft.com/office/drawing/2016/5/10/chartex" xmlns:cx5="http://schemas.microsoft.com/office/drawing/2016/5/11/chartex" xmlns:cx6="http://schemas.microsoft.com/office/drawing/2016/5/12/chartex" xmlns:cx7="http://schemas.microsoft.com/office/drawing/2016/5/13/chartex" xmlns:cx8="http://schemas.microsoft.com/office/drawing/2016/5/14/chartex" xmlns:mc="http://schemas.openxmlformats.org/markup-compatibility/2006" xmlns:aink="http://schemas.microsoft.com/office/drawing/2016/ink" xmlns:am3d="http://schemas.microsoft.com/office/drawing/2017/model3d" xmlns:o="urn:schemas-microsoft-com:office:office" xmlns:oel="http://schemas.microsoft.com/office/2019/extlst" xmlns:r="http://schemas.openxmlformats.org/officeDocument/2006/relationships" xmlns:m="http://schemas.openxmlformats.org/officeDocument/2006/math" xmlns:v="urn:schemas-microsoft-com:vml" xmlns:wp14="http://schemas.microsoft.com/office/word/2010/wordprocessingDrawing" xmlns:wp="http://schemas.openxmlformats.org/drawingml/2006/wordprocessingDrawing" xmlns:w10="urn:schemas-microsoft-com:office:word" xmlns:w="http://schemas.openxmlformats.org/wordprocessingml/2006/main" xmlns:w14="http://schemas.microsoft.com/office/word/2010/wordml" xmlns:w15="http://schemas.microsoft.com/office/word/2012/wordml" xmlns:w16cex="http://schemas.microsoft.com/office/word/2018/wordml/cex" xmlns:w16cid="http://schemas.microsoft.com/office/word/2016/wordml/cid" xmlns:w16="http://schemas.microsoft.com/office/word/2018/wordml" xmlns:w16sdtdh="http://schemas.microsoft.com/office/word/2020/wordml/sdtdatahash" xmlns:w16se="http://schemas.microsoft.com/office/word/2015/wordml/symex" xmlns:wpg="http://schemas.microsoft.com/office/word/2010/wordprocessingGroup" xmlns:wpi="http://schemas.microsoft.com/office/word/2010/wordprocessingInk" xmlns:wne="http://schemas.microsoft.com/office/word/2006/wordml" xmlns:wps="http://schemas.microsoft.com/office/word/2010/wordprocessingShape" mc:Ignorable="w14 w15 w16se w16cid w16 w16cex w16sdtdh wp14">
+<w:numbering xmlns:wpc="http://schemas.microsoft.com/office/word/2010/wordprocessingCanvas" xmlns:cx="http://schemas.microsoft.com/office/drawing/2014/chartex" xmlns:cx1="http://schemas.microsoft.com/office/drawing/2015/9/8/chartex" xmlns:cx2="http://schemas.microsoft.com/office/drawing/2015/10/21/chartex" xmlns:cx3="http://schemas.microsoft.com/office/drawing/2016/5/9/chartex" xmlns:cx4="http://schemas.microsoft.com/office/drawing/2016/5/10/chartex" xmlns:cx5="http://schemas.microsoft.com/office/drawing/2016/5/11/chartex" xmlns:cx6="http://schemas.microsoft.com/office/drawing/2016/5/12/chartex" xmlns:cx7="http://schemas.microsoft.com/office/drawing/2016/5/13/chartex" xmlns:cx8="http://schemas.microsoft.com/office/drawing/2016/5/14/chartex" xmlns:mc="http://schemas.openxmlformats.org/markup-compatibility/2006" xmlns:aink="http://schemas.microsoft.com/office/drawing/2016/ink" xmlns:am3d="http://schemas.microsoft.com/office/drawing/2017/model3d" xmlns:o="urn:schemas-microsoft-com:office:office" xmlns:oel="http://schemas.microsoft.com/office/2019/extlst" xmlns:r="http://schemas.openxmlformats.org/officeDocument/2006/relationships" xmlns:m="http://schemas.openxmlformats.org/officeDocument/2006/math" xmlns:v="urn:schemas-microsoft-com:vml" xmlns:wp14="http://schemas.microsoft.com/office/word/2010/wordprocessingDrawing" xmlns:wp="http://schemas.openxmlformats.org/drawingml/2006/wordprocessingDrawing" xmlns:w10="urn:schemas-microsoft-com:office:word" xmlns:w="http://schemas.openxmlformats.org/wordprocessingml/2006/main" xmlns:w14="http://schemas.microsoft.com/office/word/2010/wordml" xmlns:w15="http://schemas.microsoft.com/office/word/2012/wordml" xmlns:w16cex="http://schemas.microsoft.com/office/word/2018/wordml/cex" xmlns:w16cid="http://schemas.microsoft.com/office/word/2016/wordml/cid" xmlns:w16="http://schemas.microsoft.com/office/word/2018/wordml" xmlns:w16du="http://schemas.microsoft.com/office/word/2023/wordml/word16du" xmlns:w16sdtdh="http://schemas.microsoft.com/office/word/2020/wordml/sdtdatahash" xmlns:w16sdtfl="http://schemas.microsoft.com/office/word/2024/wordml/sdtformatlock" xmlns:w16se="http://schemas.microsoft.com/office/word/2015/wordml/symex" xmlns:wpg="http://schemas.microsoft.com/office/word/2010/wordprocessingGroup" xmlns:wpi="http://schemas.microsoft.com/office/word/2010/wordprocessingInk" xmlns:wne="http://schemas.microsoft.com/office/word/2006/wordml" xmlns:wps="http://schemas.microsoft.com/office/word/2010/wordprocessingShape" mc:Ignorable="w14 w15 w16se w16cid w16 w16cex w16sdtdh w16sdtfl w16du wp14">
   <w:abstractNum w:abstractNumId="0" w15:restartNumberingAfterBreak="0">
+    <w:nsid w:val="009D3603"/>
+    <w:multiLevelType w:val="hybridMultilevel"/>
+    <w:tmpl w:val="08EE0C0A"/>
+    <w:lvl w:ilvl="0" w:tplc="08090001">
+      <w:start w:val="1"/>
+      <w:numFmt w:val="bullet"/>
+      <w:lvlText w:val=""/>
+      <w:lvlJc w:val="left"/>
+      <w:pPr>
+        <w:ind w:left="1080" w:hanging="360"/>
+      </w:pPr>
+      <w:rPr>
+        <w:rFonts w:ascii="Symbol" w:hAnsi="Symbol" w:hint="default"/>
+      </w:rPr>
+    </w:lvl>
+    <w:lvl w:ilvl="1" w:tplc="08090003" w:tentative="1">
+      <w:start w:val="1"/>
+      <w:numFmt w:val="bullet"/>
+      <w:lvlText w:val="o"/>
+      <w:lvlJc w:val="left"/>
+      <w:pPr>
+        <w:ind w:left="1800" w:hanging="360"/>
+      </w:pPr>
+      <w:rPr>
+        <w:rFonts w:ascii="Courier New" w:hAnsi="Courier New" w:cs="Courier New" w:hint="default"/>
+      </w:rPr>
+    </w:lvl>
+    <w:lvl w:ilvl="2" w:tplc="08090005" w:tentative="1">
+      <w:start w:val="1"/>
+      <w:numFmt w:val="bullet"/>
+      <w:lvlText w:val=""/>
+      <w:lvlJc w:val="left"/>
+      <w:pPr>
+        <w:ind w:left="2520" w:hanging="360"/>
+      </w:pPr>
+      <w:rPr>
+        <w:rFonts w:ascii="Wingdings" w:hAnsi="Wingdings" w:hint="default"/>
+      </w:rPr>
+    </w:lvl>
+    <w:lvl w:ilvl="3" w:tplc="08090001" w:tentative="1">
+      <w:start w:val="1"/>
+      <w:numFmt w:val="bullet"/>
+      <w:lvlText w:val=""/>
+      <w:lvlJc w:val="left"/>
+      <w:pPr>
+        <w:ind w:left="3240" w:hanging="360"/>
+      </w:pPr>
+      <w:rPr>
+        <w:rFonts w:ascii="Symbol" w:hAnsi="Symbol" w:hint="default"/>
+      </w:rPr>
+    </w:lvl>
+    <w:lvl w:ilvl="4" w:tplc="08090003" w:tentative="1">
+      <w:start w:val="1"/>
+      <w:numFmt w:val="bullet"/>
+      <w:lvlText w:val="o"/>
+      <w:lvlJc w:val="left"/>
+      <w:pPr>
+        <w:ind w:left="3960" w:hanging="360"/>
+      </w:pPr>
+      <w:rPr>
+        <w:rFonts w:ascii="Courier New" w:hAnsi="Courier New" w:cs="Courier New" w:hint="default"/>
+      </w:rPr>
+    </w:lvl>
+    <w:lvl w:ilvl="5" w:tplc="08090005" w:tentative="1">
+      <w:start w:val="1"/>
+      <w:numFmt w:val="bullet"/>
+      <w:lvlText w:val=""/>
+      <w:lvlJc w:val="left"/>
+      <w:pPr>
+        <w:ind w:left="4680" w:hanging="360"/>
+      </w:pPr>
+      <w:rPr>
+        <w:rFonts w:ascii="Wingdings" w:hAnsi="Wingdings" w:hint="default"/>
+      </w:rPr>
+    </w:lvl>
+    <w:lvl w:ilvl="6" w:tplc="08090001" w:tentative="1">
+      <w:start w:val="1"/>
+      <w:numFmt w:val="bullet"/>
+      <w:lvlText w:val=""/>
+      <w:lvlJc w:val="left"/>
+      <w:pPr>
+        <w:ind w:left="5400" w:hanging="360"/>
+      </w:pPr>
+      <w:rPr>
+        <w:rFonts w:ascii="Symbol" w:hAnsi="Symbol" w:hint="default"/>
+      </w:rPr>
+    </w:lvl>
+    <w:lvl w:ilvl="7" w:tplc="08090003" w:tentative="1">
+      <w:start w:val="1"/>
+      <w:numFmt w:val="bullet"/>
+      <w:lvlText w:val="o"/>
+      <w:lvlJc w:val="left"/>
+      <w:pPr>
+        <w:ind w:left="6120" w:hanging="360"/>
+      </w:pPr>
+      <w:rPr>
+        <w:rFonts w:ascii="Courier New" w:hAnsi="Courier New" w:cs="Courier New" w:hint="default"/>
+      </w:rPr>
+    </w:lvl>
+    <w:lvl w:ilvl="8" w:tplc="08090005" w:tentative="1">
+      <w:start w:val="1"/>
+      <w:numFmt w:val="bullet"/>
+      <w:lvlText w:val=""/>
+      <w:lvlJc w:val="left"/>
+      <w:pPr>
+        <w:ind w:left="6840" w:hanging="360"/>
+      </w:pPr>
+      <w:rPr>
+        <w:rFonts w:ascii="Wingdings" w:hAnsi="Wingdings" w:hint="default"/>
+      </w:rPr>
+    </w:lvl>
+  </w:abstractNum>
+  <w:abstractNum w:abstractNumId="1" w15:restartNumberingAfterBreak="0">
     <w:nsid w:val="08107763"/>
     <w:multiLevelType w:val="hybridMultilevel"/>
     <w:tmpl w:val="A3847198"/>
@@ -2771,7 +4028,7 @@
       </w:rPr>
     </w:lvl>
   </w:abstractNum>
-  <w:abstractNum w:abstractNumId="1" w15:restartNumberingAfterBreak="0">
+  <w:abstractNum w:abstractNumId="2" w15:restartNumberingAfterBreak="0">
     <w:nsid w:val="155F2368"/>
     <w:multiLevelType w:val="hybridMultilevel"/>
     <w:tmpl w:val="059472E0"/>
@@ -2884,7 +4141,7 @@
       </w:rPr>
     </w:lvl>
   </w:abstractNum>
-  <w:abstractNum w:abstractNumId="2" w15:restartNumberingAfterBreak="0">
+  <w:abstractNum w:abstractNumId="3" w15:restartNumberingAfterBreak="0">
     <w:nsid w:val="17DB6A1D"/>
     <w:multiLevelType w:val="hybridMultilevel"/>
     <w:tmpl w:val="F7CC0142"/>
@@ -2997,7 +4254,7 @@
       </w:rPr>
     </w:lvl>
   </w:abstractNum>
-  <w:abstractNum w:abstractNumId="3" w15:restartNumberingAfterBreak="0">
+  <w:abstractNum w:abstractNumId="4" w15:restartNumberingAfterBreak="0">
     <w:nsid w:val="19E87C86"/>
     <w:multiLevelType w:val="hybridMultilevel"/>
     <w:tmpl w:val="65841A1A"/>
@@ -3086,7 +4343,7 @@
       </w:pPr>
     </w:lvl>
   </w:abstractNum>
-  <w:abstractNum w:abstractNumId="4" w15:restartNumberingAfterBreak="0">
+  <w:abstractNum w:abstractNumId="5" w15:restartNumberingAfterBreak="0">
     <w:nsid w:val="21F73F5C"/>
     <w:multiLevelType w:val="multilevel"/>
     <w:tmpl w:val="C7966C9E"/>
@@ -3199,7 +4456,7 @@
       </w:pPr>
     </w:lvl>
   </w:abstractNum>
-  <w:abstractNum w:abstractNumId="5" w15:restartNumberingAfterBreak="0">
+  <w:abstractNum w:abstractNumId="6" w15:restartNumberingAfterBreak="0">
     <w:nsid w:val="24AA4C49"/>
     <w:multiLevelType w:val="hybridMultilevel"/>
     <w:tmpl w:val="B9740562"/>
@@ -3312,7 +4569,7 @@
       </w:rPr>
     </w:lvl>
   </w:abstractNum>
-  <w:abstractNum w:abstractNumId="6" w15:restartNumberingAfterBreak="0">
+  <w:abstractNum w:abstractNumId="7" w15:restartNumberingAfterBreak="0">
     <w:nsid w:val="32384E60"/>
     <w:multiLevelType w:val="hybridMultilevel"/>
     <w:tmpl w:val="30546942"/>
@@ -3401,7 +4658,7 @@
       </w:pPr>
     </w:lvl>
   </w:abstractNum>
-  <w:abstractNum w:abstractNumId="7" w15:restartNumberingAfterBreak="0">
+  <w:abstractNum w:abstractNumId="8" w15:restartNumberingAfterBreak="0">
     <w:nsid w:val="53FF2B19"/>
     <w:multiLevelType w:val="hybridMultilevel"/>
     <w:tmpl w:val="453ECD34"/>
@@ -3515,34 +4772,51 @@
     </w:lvl>
   </w:abstractNum>
   <w:num w:numId="1" w16cid:durableId="1344891263">
-    <w:abstractNumId w:val="0"/>
+    <w:abstractNumId w:val="1"/>
   </w:num>
   <w:num w:numId="2" w16cid:durableId="1819564822">
-    <w:abstractNumId w:val="1"/>
+    <w:abstractNumId w:val="2"/>
   </w:num>
   <w:num w:numId="3" w16cid:durableId="430669314">
+    <w:abstractNumId w:val="8"/>
+  </w:num>
+  <w:num w:numId="4" w16cid:durableId="957494832">
+    <w:abstractNumId w:val="3"/>
+  </w:num>
+  <w:num w:numId="5" w16cid:durableId="444085408">
+    <w:abstractNumId w:val="6"/>
+  </w:num>
+  <w:num w:numId="6" w16cid:durableId="733547373">
+    <w:abstractNumId w:val="5"/>
+  </w:num>
+  <w:num w:numId="7" w16cid:durableId="1631935985">
+    <w:abstractNumId w:val="4"/>
+  </w:num>
+  <w:num w:numId="8" w16cid:durableId="2101679679">
     <w:abstractNumId w:val="7"/>
   </w:num>
-  <w:num w:numId="4" w16cid:durableId="957494832">
-    <w:abstractNumId w:val="2"/>
-  </w:num>
-  <w:num w:numId="5" w16cid:durableId="444085408">
-    <w:abstractNumId w:val="5"/>
-  </w:num>
-  <w:num w:numId="6" w16cid:durableId="733547373">
-    <w:abstractNumId w:val="4"/>
-  </w:num>
-  <w:num w:numId="7" w16cid:durableId="1631935985">
-    <w:abstractNumId w:val="3"/>
-  </w:num>
-  <w:num w:numId="8" w16cid:durableId="2101679679">
-    <w:abstractNumId w:val="6"/>
+  <w:num w:numId="9" w16cid:durableId="831943367">
+    <w:abstractNumId w:val="0"/>
   </w:num>
 </w:numbering>
 </file>
 
+<file path=word/people.xml><?xml version="1.0" encoding="utf-8"?>
+<w15:people xmlns:wpc="http://schemas.microsoft.com/office/word/2010/wordprocessingCanvas" xmlns:cx="http://schemas.microsoft.com/office/drawing/2014/chartex" xmlns:cx1="http://schemas.microsoft.com/office/drawing/2015/9/8/chartex" xmlns:cx2="http://schemas.microsoft.com/office/drawing/2015/10/21/chartex" xmlns:cx3="http://schemas.microsoft.com/office/drawing/2016/5/9/chartex" xmlns:cx4="http://schemas.microsoft.com/office/drawing/2016/5/10/chartex" xmlns:cx5="http://schemas.microsoft.com/office/drawing/2016/5/11/chartex" xmlns:cx6="http://schemas.microsoft.com/office/drawing/2016/5/12/chartex" xmlns:cx7="http://schemas.microsoft.com/office/drawing/2016/5/13/chartex" xmlns:cx8="http://schemas.microsoft.com/office/drawing/2016/5/14/chartex" xmlns:mc="http://schemas.openxmlformats.org/markup-compatibility/2006" xmlns:aink="http://schemas.microsoft.com/office/drawing/2016/ink" xmlns:am3d="http://schemas.microsoft.com/office/drawing/2017/model3d" xmlns:o="urn:schemas-microsoft-com:office:office" xmlns:oel="http://schemas.microsoft.com/office/2019/extlst" xmlns:r="http://schemas.openxmlformats.org/officeDocument/2006/relationships" xmlns:m="http://schemas.openxmlformats.org/officeDocument/2006/math" xmlns:v="urn:schemas-microsoft-com:vml" xmlns:wp14="http://schemas.microsoft.com/office/word/2010/wordprocessingDrawing" xmlns:wp="http://schemas.openxmlformats.org/drawingml/2006/wordprocessingDrawing" xmlns:w10="urn:schemas-microsoft-com:office:word" xmlns:w="http://schemas.openxmlformats.org/wordprocessingml/2006/main" xmlns:w14="http://schemas.microsoft.com/office/word/2010/wordml" xmlns:w15="http://schemas.microsoft.com/office/word/2012/wordml" xmlns:w16cex="http://schemas.microsoft.com/office/word/2018/wordml/cex" xmlns:w16cid="http://schemas.microsoft.com/office/word/2016/wordml/cid" xmlns:w16="http://schemas.microsoft.com/office/word/2018/wordml" xmlns:w16du="http://schemas.microsoft.com/office/word/2023/wordml/word16du" xmlns:w16sdtdh="http://schemas.microsoft.com/office/word/2020/wordml/sdtdatahash" xmlns:w16sdtfl="http://schemas.microsoft.com/office/word/2024/wordml/sdtformatlock" xmlns:w16se="http://schemas.microsoft.com/office/word/2015/wordml/symex" xmlns:wpg="http://schemas.microsoft.com/office/word/2010/wordprocessingGroup" xmlns:wpi="http://schemas.microsoft.com/office/word/2010/wordprocessingInk" xmlns:wne="http://schemas.microsoft.com/office/word/2006/wordml" xmlns:wps="http://schemas.microsoft.com/office/word/2010/wordprocessingShape" mc:Ignorable="w14 w15 w16se w16cid w16 w16cex w16sdtdh w16sdtfl w16du wp14">
+  <w15:person w15:author="Don Klinkenberg">
+    <w15:presenceInfo w15:providerId="AD" w15:userId="S::don.klinkenberg@rivm.nl::9e864b71-7996-4286-8018-78145b09821d"/>
+  </w15:person>
+  <w15:person w15:author="Kylie Ainslie">
+    <w15:presenceInfo w15:providerId="AD" w15:userId="S::kylie.ainslie@unimelb.edu.au::74bcb299-9e72-4285-a235-34c8e69b887c"/>
+  </w15:person>
+  <w15:person w15:author="Adrian Marcato">
+    <w15:presenceInfo w15:providerId="AD" w15:userId="S::adrian.marcato@unimelb.edu.au::4e4d9bb9-6d6f-426d-8e24-78ec3e64f08d"/>
+  </w15:person>
+</w15:people>
+</file>
+
 <file path=word/styles.xml><?xml version="1.0" encoding="utf-8"?>
-<w:styles xmlns:mc="http://schemas.openxmlformats.org/markup-compatibility/2006" xmlns:r="http://schemas.openxmlformats.org/officeDocument/2006/relationships" xmlns:w="http://schemas.openxmlformats.org/wordprocessingml/2006/main" xmlns:w14="http://schemas.microsoft.com/office/word/2010/wordml" xmlns:w15="http://schemas.microsoft.com/office/word/2012/wordml" xmlns:w16cex="http://schemas.microsoft.com/office/word/2018/wordml/cex" xmlns:w16cid="http://schemas.microsoft.com/office/word/2016/wordml/cid" xmlns:w16="http://schemas.microsoft.com/office/word/2018/wordml" xmlns:w16sdtdh="http://schemas.microsoft.com/office/word/2020/wordml/sdtdatahash" xmlns:w16se="http://schemas.microsoft.com/office/word/2015/wordml/symex" mc:Ignorable="w14 w15 w16se w16cid w16 w16cex w16sdtdh">
+<w:styles xmlns:mc="http://schemas.openxmlformats.org/markup-compatibility/2006" xmlns:r="http://schemas.openxmlformats.org/officeDocument/2006/relationships" xmlns:w="http://schemas.openxmlformats.org/wordprocessingml/2006/main" xmlns:w14="http://schemas.microsoft.com/office/word/2010/wordml" xmlns:w15="http://schemas.microsoft.com/office/word/2012/wordml" xmlns:w16cex="http://schemas.microsoft.com/office/word/2018/wordml/cex" xmlns:w16cid="http://schemas.microsoft.com/office/word/2016/wordml/cid" xmlns:w16="http://schemas.microsoft.com/office/word/2018/wordml" xmlns:w16du="http://schemas.microsoft.com/office/word/2023/wordml/word16du" xmlns:w16sdtdh="http://schemas.microsoft.com/office/word/2020/wordml/sdtdatahash" xmlns:w16sdtfl="http://schemas.microsoft.com/office/word/2024/wordml/sdtformatlock" xmlns:w16se="http://schemas.microsoft.com/office/word/2015/wordml/symex" mc:Ignorable="w14 w15 w16se w16cid w16 w16cex w16sdtdh w16sdtfl w16du">
   <w:docDefaults>
     <w:rPrDefault>
       <w:rPr>
@@ -3962,7 +5236,6 @@
   <w:style w:type="character" w:default="1" w:styleId="DefaultParagraphFont">
     <w:name w:val="Default Paragraph Font"/>
     <w:uiPriority w:val="1"/>
-    <w:semiHidden/>
     <w:unhideWhenUsed/>
   </w:style>
   <w:style w:type="table" w:default="1" w:styleId="TableNormal">
@@ -4001,7 +5274,6 @@
     <w:name w:val="annotation reference"/>
     <w:basedOn w:val="DefaultParagraphFont"/>
     <w:uiPriority w:val="99"/>
-    <w:semiHidden/>
     <w:unhideWhenUsed/>
     <w:rsid w:val="007B1114"/>
     <w:rPr>
@@ -4014,7 +5286,6 @@
     <w:basedOn w:val="Normal"/>
     <w:link w:val="CommentTextChar"/>
     <w:uiPriority w:val="99"/>
-    <w:semiHidden/>
     <w:unhideWhenUsed/>
     <w:rsid w:val="007B1114"/>
     <w:rPr>
@@ -4027,7 +5298,6 @@
     <w:basedOn w:val="DefaultParagraphFont"/>
     <w:link w:val="CommentText"/>
     <w:uiPriority w:val="99"/>
-    <w:semiHidden/>
     <w:rsid w:val="007B1114"/>
     <w:rPr>
       <w:sz w:val="20"/>
@@ -4130,6 +5400,43 @@
     <w:rsid w:val="009B1D79"/>
     <w:rPr>
       <w:color w:val="666666"/>
+    </w:rPr>
+  </w:style>
+  <w:style w:type="paragraph" w:styleId="Revision">
+    <w:name w:val="Revision"/>
+    <w:hidden/>
+    <w:uiPriority w:val="99"/>
+    <w:semiHidden/>
+    <w:rsid w:val="00233A43"/>
+  </w:style>
+  <w:style w:type="character" w:styleId="Strong">
+    <w:name w:val="Strong"/>
+    <w:basedOn w:val="DefaultParagraphFont"/>
+    <w:uiPriority w:val="22"/>
+    <w:qFormat/>
+    <w:rsid w:val="00233A43"/>
+    <w:rPr>
+      <w:b/>
+      <w:bCs/>
+    </w:rPr>
+  </w:style>
+  <w:style w:type="paragraph" w:styleId="Caption">
+    <w:name w:val="caption"/>
+    <w:basedOn w:val="Normal"/>
+    <w:next w:val="Normal"/>
+    <w:uiPriority w:val="35"/>
+    <w:unhideWhenUsed/>
+    <w:qFormat/>
+    <w:rsid w:val="00FA6F85"/>
+    <w:pPr>
+      <w:spacing w:after="200"/>
+    </w:pPr>
+    <w:rPr>
+      <w:i/>
+      <w:iCs/>
+      <w:color w:val="44546A" w:themeColor="text2"/>
+      <w:sz w:val="18"/>
+      <w:szCs w:val="18"/>
     </w:rPr>
   </w:style>
 </w:styles>
